--- a/pipelined-cpu-physical-design/docs/pnr-report-00-baseline.docx
+++ b/pipelined-cpu-physical-design/docs/pnr-report-00-baseline.docx
@@ -11,7 +11,7 @@
           <w:rFonts w:ascii="Consolas" w:hAnsi="Consolas"/>
           <w:b/>
           <w:caps/>
-          <w:color w:val="9C5A26"/>
+          <w:color w:val="7B47D4"/>
           <w:sz w:val="16"/>
         </w:rPr>
         <w:t>PHYSICAL DESIGN REPORT</w:t>
@@ -210,11 +210,14 @@
         </w:tblBorders>
       </w:tblPr>
       <w:tblGrid>
-        <w:gridCol w:w="3024"/>
-        <w:gridCol w:w="3024"/>
-        <w:gridCol w:w="3024"/>
+        <w:gridCol w:w="3120"/>
+        <w:gridCol w:w="3120"/>
+        <w:gridCol w:w="3120"/>
       </w:tblGrid>
       <w:tr>
+        <w:trPr>
+          <w:tblHeader w:val="true"/>
+        </w:trPr>
         <w:tc>
           <w:tcPr>
             <w:tcW w:type="dxa" w:w="3024"/>
@@ -911,7 +914,8 @@
     </w:tbl>
     <w:p>
       <w:pPr>
-        <w:spacing w:before="80" w:after="240"/>
+        <w:keepLines/>
+        <w:spacing w:before="80" w:after="180"/>
       </w:pPr>
       <w:r>
         <w:rPr>
@@ -924,13 +928,14 @@
     </w:p>
     <w:p>
       <w:pPr>
-        <w:spacing w:before="160" w:after="40"/>
+        <w:keepNext/>
+        <w:spacing w:before="140" w:after="40"/>
         <w:jc w:val="center"/>
       </w:pPr>
       <w:r>
         <w:drawing>
           <wp:inline xmlns:a="http://schemas.openxmlformats.org/drawingml/2006/main" xmlns:pic="http://schemas.openxmlformats.org/drawingml/2006/picture">
-            <wp:extent cx="5486400" cy="5407497"/>
+            <wp:extent cx="2834640" cy="2793873"/>
             <wp:docPr id="1" name="Picture 1"/>
             <wp:cNvGraphicFramePr>
               <a:graphicFrameLocks noChangeAspect="1"/>
@@ -951,7 +956,7 @@
                   <pic:spPr>
                     <a:xfrm>
                       <a:off x="0" y="0"/>
-                      <a:ext cx="5486400" cy="5407497"/>
+                      <a:ext cx="2834640" cy="2793873"/>
                     </a:xfrm>
                     <a:prstGeom prst="rect"/>
                   </pic:spPr>
@@ -964,7 +969,8 @@
     </w:p>
     <w:p>
       <w:pPr>
-        <w:spacing w:before="80" w:after="240"/>
+        <w:keepLines/>
+        <w:spacing w:before="80" w:after="180"/>
       </w:pPr>
       <w:r>
         <w:rPr>
@@ -972,7 +978,7 @@
           <w:color w:val="6E7784"/>
           <w:sz w:val="17"/>
         </w:rPr>
-        <w:t>The routed core. Standard cells in rows, signal routing on metal2 through metal6, and the power ring on metal8 and metal9.</w:t>
+        <w:t>Figure 1. The routed core. Standard cells in rows, signal routing on metal2 through metal6, and the power ring on metal8 and metal9.</w:t>
       </w:r>
     </w:p>
     <w:p>
@@ -1003,11 +1009,14 @@
         </w:tblBorders>
       </w:tblPr>
       <w:tblGrid>
-        <w:gridCol w:w="3024"/>
-        <w:gridCol w:w="3024"/>
-        <w:gridCol w:w="3024"/>
+        <w:gridCol w:w="3120"/>
+        <w:gridCol w:w="3120"/>
+        <w:gridCol w:w="3120"/>
       </w:tblGrid>
       <w:tr>
+        <w:trPr>
+          <w:tblHeader w:val="true"/>
+        </w:trPr>
         <w:tc>
           <w:tcPr>
             <w:tcW w:type="dxa" w:w="720"/>
@@ -1525,7 +1534,8 @@
     </w:tbl>
     <w:p>
       <w:pPr>
-        <w:spacing w:before="80" w:after="240"/>
+        <w:keepLines/>
+        <w:spacing w:before="80" w:after="180"/>
       </w:pPr>
       <w:r>
         <w:rPr>
@@ -1569,12 +1579,15 @@
         </w:tblBorders>
       </w:tblPr>
       <w:tblGrid>
-        <w:gridCol w:w="2268"/>
-        <w:gridCol w:w="2268"/>
-        <w:gridCol w:w="2268"/>
-        <w:gridCol w:w="2268"/>
+        <w:gridCol w:w="2340"/>
+        <w:gridCol w:w="2340"/>
+        <w:gridCol w:w="2340"/>
+        <w:gridCol w:w="2340"/>
       </w:tblGrid>
       <w:tr>
+        <w:trPr>
+          <w:tblHeader w:val="true"/>
+        </w:trPr>
         <w:tc>
           <w:tcPr>
             <w:tcW w:type="dxa" w:w="2160"/>
@@ -1951,7 +1964,8 @@
     </w:tbl>
     <w:p>
       <w:pPr>
-        <w:spacing w:before="80" w:after="240"/>
+        <w:keepLines/>
+        <w:spacing w:before="80" w:after="180"/>
       </w:pPr>
       <w:r>
         <w:rPr>
@@ -2012,12 +2026,15 @@
         </w:tblBorders>
       </w:tblPr>
       <w:tblGrid>
-        <w:gridCol w:w="2268"/>
-        <w:gridCol w:w="2268"/>
-        <w:gridCol w:w="2268"/>
-        <w:gridCol w:w="2268"/>
+        <w:gridCol w:w="2340"/>
+        <w:gridCol w:w="2340"/>
+        <w:gridCol w:w="2340"/>
+        <w:gridCol w:w="2340"/>
       </w:tblGrid>
       <w:tr>
+        <w:trPr>
+          <w:tblHeader w:val="true"/>
+        </w:trPr>
         <w:tc>
           <w:tcPr>
             <w:tcW w:type="dxa" w:w="2160"/>
@@ -2403,7 +2420,8 @@
     </w:tbl>
     <w:p>
       <w:pPr>
-        <w:spacing w:before="80" w:after="240"/>
+        <w:keepLines/>
+        <w:spacing w:before="80" w:after="180"/>
       </w:pPr>
       <w:r>
         <w:rPr>
@@ -2426,57 +2444,150 @@
       </w:r>
     </w:p>
     <w:p>
-      <w:pPr>
-        <w:spacing w:before="160" w:after="40"/>
-        <w:jc w:val="center"/>
-      </w:pPr>
       <w:r>
-        <w:drawing>
-          <wp:inline xmlns:a="http://schemas.openxmlformats.org/drawingml/2006/main" xmlns:pic="http://schemas.openxmlformats.org/drawingml/2006/picture">
-            <wp:extent cx="5486400" cy="5426567"/>
-            <wp:docPr id="2" name="Picture 2"/>
-            <wp:cNvGraphicFramePr>
-              <a:graphicFrameLocks noChangeAspect="1"/>
-            </wp:cNvGraphicFramePr>
-            <a:graphic>
-              <a:graphicData uri="http://schemas.openxmlformats.org/drawingml/2006/picture">
-                <pic:pic>
-                  <pic:nvPicPr>
-                    <pic:cNvPr id="0" name="die-critical-path.png"/>
-                    <pic:cNvPicPr/>
-                  </pic:nvPicPr>
-                  <pic:blipFill>
-                    <a:blip r:embed="rId11"/>
-                    <a:stretch>
-                      <a:fillRect/>
-                    </a:stretch>
-                  </pic:blipFill>
-                  <pic:spPr>
-                    <a:xfrm>
-                      <a:off x="0" y="0"/>
-                      <a:ext cx="5486400" cy="5426567"/>
-                    </a:xfrm>
-                    <a:prstGeom prst="rect"/>
-                  </pic:spPr>
-                </pic:pic>
-              </a:graphicData>
-            </a:graphic>
-          </wp:inline>
-        </w:drawing>
+        <w:rPr>
+          <w:b/>
+        </w:rPr>
+        <w:t xml:space="preserve">Where the time actually goes. </w:t>
+      </w:r>
+      <w:r>
+        <w:t>The worst path launches from a register in MEM/WB, crosses the forwarding unit that decides EX must take a forwarded value rather than the register file's, and then ripples the carry across all 32 bits of the ALU adder before being captured in EX/MEM. Of the 2.863 ns that path takes, 2.123 ns is the carry chain alone: 74 percent of the clock period sits in one ripple-carry adder. That is the single change worth making to the design, and the adder is under 3 percent of the area, so speed there is cheap.</w:t>
       </w:r>
     </w:p>
+    <w:tbl>
+      <w:tblPr>
+        <w:tblW w:type="auto" w:w="0"/>
+        <w:jc w:val="center"/>
+        <w:tblLayout w:type="fixed"/>
+        <w:tblLook w:firstColumn="1" w:firstRow="1" w:lastColumn="0" w:lastRow="0" w:noHBand="0" w:noVBand="1" w:val="04A0"/>
+      </w:tblPr>
+      <w:tblGrid>
+        <w:gridCol w:w="4680"/>
+        <w:gridCol w:w="4680"/>
+      </w:tblGrid>
+      <w:tr>
+        <w:tc>
+          <w:tcPr>
+            <w:tcW w:type="dxa" w:w="4392"/>
+          </w:tcPr>
+          <w:p>
+            <w:pPr>
+              <w:spacing w:after="40" w:before="80"/>
+              <w:jc w:val="center"/>
+            </w:pPr>
+            <w:r>
+              <w:drawing>
+                <wp:inline xmlns:a="http://schemas.openxmlformats.org/drawingml/2006/main" xmlns:pic="http://schemas.openxmlformats.org/drawingml/2006/picture">
+                  <wp:extent cx="2606040" cy="2568561"/>
+                  <wp:docPr id="2" name="Picture 2"/>
+                  <wp:cNvGraphicFramePr>
+                    <a:graphicFrameLocks noChangeAspect="1"/>
+                  </wp:cNvGraphicFramePr>
+                  <a:graphic>
+                    <a:graphicData uri="http://schemas.openxmlformats.org/drawingml/2006/picture">
+                      <pic:pic>
+                        <pic:nvPicPr>
+                          <pic:cNvPr id="0" name="clock-tree.png"/>
+                          <pic:cNvPicPr/>
+                        </pic:nvPicPr>
+                        <pic:blipFill>
+                          <a:blip r:embed="rId11"/>
+                          <a:stretch>
+                            <a:fillRect/>
+                          </a:stretch>
+                        </pic:blipFill>
+                        <pic:spPr>
+                          <a:xfrm>
+                            <a:off x="0" y="0"/>
+                            <a:ext cx="2606040" cy="2568561"/>
+                          </a:xfrm>
+                          <a:prstGeom prst="rect"/>
+                        </pic:spPr>
+                      </pic:pic>
+                    </a:graphicData>
+                  </a:graphic>
+                </wp:inline>
+              </w:drawing>
+            </w:r>
+          </w:p>
+          <w:p>
+            <w:pPr>
+              <w:spacing w:before="40" w:after="80"/>
+            </w:pPr>
+            <w:r>
+              <w:rPr>
+                <w:i/>
+                <w:color w:val="6E7784"/>
+                <w:sz w:val="16"/>
+              </w:rPr>
+              <w:t>Figure 2. The synthesised clock tree driving every flip-flop in the design.</w:t>
+            </w:r>
+          </w:p>
+        </w:tc>
+        <w:tc>
+          <w:tcPr>
+            <w:tcW w:type="dxa" w:w="4392"/>
+          </w:tcPr>
+          <w:p>
+            <w:pPr>
+              <w:spacing w:after="40" w:before="80"/>
+              <w:jc w:val="center"/>
+            </w:pPr>
+            <w:r>
+              <w:drawing>
+                <wp:inline xmlns:a="http://schemas.openxmlformats.org/drawingml/2006/main" xmlns:pic="http://schemas.openxmlformats.org/drawingml/2006/picture">
+                  <wp:extent cx="2606040" cy="2577619"/>
+                  <wp:docPr id="3" name="Picture 3"/>
+                  <wp:cNvGraphicFramePr>
+                    <a:graphicFrameLocks noChangeAspect="1"/>
+                  </wp:cNvGraphicFramePr>
+                  <a:graphic>
+                    <a:graphicData uri="http://schemas.openxmlformats.org/drawingml/2006/picture">
+                      <pic:pic>
+                        <pic:nvPicPr>
+                          <pic:cNvPr id="0" name="die-critical-path.png"/>
+                          <pic:cNvPicPr/>
+                        </pic:nvPicPr>
+                        <pic:blipFill>
+                          <a:blip r:embed="rId12"/>
+                          <a:stretch>
+                            <a:fillRect/>
+                          </a:stretch>
+                        </pic:blipFill>
+                        <pic:spPr>
+                          <a:xfrm>
+                            <a:off x="0" y="0"/>
+                            <a:ext cx="2606040" cy="2577619"/>
+                          </a:xfrm>
+                          <a:prstGeom prst="rect"/>
+                        </pic:spPr>
+                      </pic:pic>
+                    </a:graphicData>
+                  </a:graphic>
+                </wp:inline>
+              </w:drawing>
+            </w:r>
+          </w:p>
+          <w:p>
+            <w:pPr>
+              <w:spacing w:before="40" w:after="80"/>
+            </w:pPr>
+            <w:r>
+              <w:rPr>
+                <w:i/>
+                <w:color w:val="6E7784"/>
+                <w:sz w:val="16"/>
+              </w:rPr>
+              <w:t>Figure 3. The critical path highlighted across the die. It launches in MEM/WB, crosses the forwarding logic and ripples through all 32 bits of the ALU adder before being captured in EX/MEM.</w:t>
+            </w:r>
+          </w:p>
+        </w:tc>
+      </w:tr>
+    </w:tbl>
     <w:p>
       <w:pPr>
-        <w:spacing w:before="80" w:after="240"/>
+        <w:spacing w:after="120"/>
       </w:pPr>
-      <w:r>
-        <w:rPr>
-          <w:i/>
-          <w:color w:val="6E7784"/>
-          <w:sz w:val="17"/>
-        </w:rPr>
-        <w:t>The critical path highlighted across the die. It launches in MEM/WB, crosses the forwarding logic and ripples through all 32 bits of the ALU adder before being captured in EX/MEM.</w:t>
-      </w:r>
     </w:p>
     <w:p>
       <w:r>
@@ -2517,11 +2628,14 @@
         </w:tblBorders>
       </w:tblPr>
       <w:tblGrid>
-        <w:gridCol w:w="3024"/>
-        <w:gridCol w:w="3024"/>
-        <w:gridCol w:w="3024"/>
+        <w:gridCol w:w="3120"/>
+        <w:gridCol w:w="3120"/>
+        <w:gridCol w:w="3120"/>
       </w:tblGrid>
       <w:tr>
+        <w:trPr>
+          <w:tblHeader w:val="true"/>
+        </w:trPr>
         <w:tc>
           <w:tcPr>
             <w:tcW w:type="dxa" w:w="1728"/>
@@ -3183,7 +3297,8 @@
     </w:tbl>
     <w:p>
       <w:pPr>
-        <w:spacing w:before="80" w:after="240"/>
+        <w:keepLines/>
+        <w:spacing w:before="80" w:after="180"/>
       </w:pPr>
       <w:r>
         <w:rPr>
@@ -3192,59 +3307,6 @@
           <w:sz w:val="17"/>
         </w:rPr>
         <w:t>Table 5. Routing by metal layer. metal1 carries no signal because it is reserved for wiring inside the cells and for the power rails. The upper layers are nearly empty because a block this small has no journeys long enough to need them.</w:t>
-      </w:r>
-    </w:p>
-    <w:p>
-      <w:pPr>
-        <w:spacing w:before="160" w:after="40"/>
-        <w:jc w:val="center"/>
-      </w:pPr>
-      <w:r>
-        <w:drawing>
-          <wp:inline xmlns:a="http://schemas.openxmlformats.org/drawingml/2006/main" xmlns:pic="http://schemas.openxmlformats.org/drawingml/2006/picture">
-            <wp:extent cx="5486400" cy="5486400"/>
-            <wp:docPr id="3" name="Picture 3"/>
-            <wp:cNvGraphicFramePr>
-              <a:graphicFrameLocks noChangeAspect="1"/>
-            </wp:cNvGraphicFramePr>
-            <a:graphic>
-              <a:graphicData uri="http://schemas.openxmlformats.org/drawingml/2006/picture">
-                <pic:pic>
-                  <pic:nvPicPr>
-                    <pic:cNvPr id="0" name="die-zoom.png"/>
-                    <pic:cNvPicPr/>
-                  </pic:nvPicPr>
-                  <pic:blipFill>
-                    <a:blip r:embed="rId12"/>
-                    <a:stretch>
-                      <a:fillRect/>
-                    </a:stretch>
-                  </pic:blipFill>
-                  <pic:spPr>
-                    <a:xfrm>
-                      <a:off x="0" y="0"/>
-                      <a:ext cx="5486400" cy="5486400"/>
-                    </a:xfrm>
-                    <a:prstGeom prst="rect"/>
-                  </pic:spPr>
-                </pic:pic>
-              </a:graphicData>
-            </a:graphic>
-          </wp:inline>
-        </w:drawing>
-      </w:r>
-    </w:p>
-    <w:p>
-      <w:pPr>
-        <w:spacing w:before="80" w:after="240"/>
-      </w:pPr>
-      <w:r>
-        <w:rPr>
-          <w:i/>
-          <w:color w:val="6E7784"/>
-          <w:sz w:val="17"/>
-        </w:rPr>
-        <w:t>Detail. Individual standard cells sitting in their rows, with the metal1 power rails running along each row boundary.</w:t>
       </w:r>
     </w:p>
     <w:p>
@@ -3258,16 +3320,163 @@
         <w:t>The power grid is worth seeing on its own, because none of it comes from the netlist. A netlist describes logic and says nothing about how current reaches it. Every ring, strap and rail below was created by three commands in the flow script, and the connection between a cell's power pin and the VDD net exists only because globalNetConnect declared it.</w:t>
       </w:r>
     </w:p>
+    <w:tbl>
+      <w:tblPr>
+        <w:tblW w:type="auto" w:w="0"/>
+        <w:jc w:val="center"/>
+        <w:tblLayout w:type="fixed"/>
+        <w:tblLook w:firstColumn="1" w:firstRow="1" w:lastColumn="0" w:lastRow="0" w:noHBand="0" w:noVBand="1" w:val="04A0"/>
+      </w:tblPr>
+      <w:tblGrid>
+        <w:gridCol w:w="4680"/>
+        <w:gridCol w:w="4680"/>
+      </w:tblGrid>
+      <w:tr>
+        <w:tc>
+          <w:tcPr>
+            <w:tcW w:type="dxa" w:w="4392"/>
+          </w:tcPr>
+          <w:p>
+            <w:pPr>
+              <w:spacing w:after="40" w:before="80"/>
+              <w:jc w:val="center"/>
+            </w:pPr>
+            <w:r>
+              <w:drawing>
+                <wp:inline xmlns:a="http://schemas.openxmlformats.org/drawingml/2006/main" xmlns:pic="http://schemas.openxmlformats.org/drawingml/2006/picture">
+                  <wp:extent cx="2606040" cy="2606040"/>
+                  <wp:docPr id="4" name="Picture 4"/>
+                  <wp:cNvGraphicFramePr>
+                    <a:graphicFrameLocks noChangeAspect="1"/>
+                  </wp:cNvGraphicFramePr>
+                  <a:graphic>
+                    <a:graphicData uri="http://schemas.openxmlformats.org/drawingml/2006/picture">
+                      <pic:pic>
+                        <pic:nvPicPr>
+                          <pic:cNvPr id="0" name="die-zoom.png"/>
+                          <pic:cNvPicPr/>
+                        </pic:nvPicPr>
+                        <pic:blipFill>
+                          <a:blip r:embed="rId13"/>
+                          <a:stretch>
+                            <a:fillRect/>
+                          </a:stretch>
+                        </pic:blipFill>
+                        <pic:spPr>
+                          <a:xfrm>
+                            <a:off x="0" y="0"/>
+                            <a:ext cx="2606040" cy="2606040"/>
+                          </a:xfrm>
+                          <a:prstGeom prst="rect"/>
+                        </pic:spPr>
+                      </pic:pic>
+                    </a:graphicData>
+                  </a:graphic>
+                </wp:inline>
+              </w:drawing>
+            </w:r>
+          </w:p>
+          <w:p>
+            <w:pPr>
+              <w:spacing w:before="40" w:after="80"/>
+            </w:pPr>
+            <w:r>
+              <w:rPr>
+                <w:i/>
+                <w:color w:val="6E7784"/>
+                <w:sz w:val="16"/>
+              </w:rPr>
+              <w:t>Figure 4. Detail. Individual standard cells sitting in their rows, with the metal1 power rails running along each row boundary.</w:t>
+            </w:r>
+          </w:p>
+        </w:tc>
+        <w:tc>
+          <w:tcPr>
+            <w:tcW w:type="dxa" w:w="4392"/>
+          </w:tcPr>
+          <w:p>
+            <w:pPr>
+              <w:spacing w:after="40" w:before="80"/>
+              <w:jc w:val="center"/>
+            </w:pPr>
+            <w:r>
+              <w:drawing>
+                <wp:inline xmlns:a="http://schemas.openxmlformats.org/drawingml/2006/main" xmlns:pic="http://schemas.openxmlformats.org/drawingml/2006/picture">
+                  <wp:extent cx="2606040" cy="2577619"/>
+                  <wp:docPr id="5" name="Picture 5"/>
+                  <wp:cNvGraphicFramePr>
+                    <a:graphicFrameLocks noChangeAspect="1"/>
+                  </wp:cNvGraphicFramePr>
+                  <a:graphic>
+                    <a:graphicData uri="http://schemas.openxmlformats.org/drawingml/2006/picture">
+                      <pic:pic>
+                        <pic:nvPicPr>
+                          <pic:cNvPr id="0" name="power-grid.png"/>
+                          <pic:cNvPicPr/>
+                        </pic:nvPicPr>
+                        <pic:blipFill>
+                          <a:blip r:embed="rId14"/>
+                          <a:stretch>
+                            <a:fillRect/>
+                          </a:stretch>
+                        </pic:blipFill>
+                        <pic:spPr>
+                          <a:xfrm>
+                            <a:off x="0" y="0"/>
+                            <a:ext cx="2606040" cy="2577619"/>
+                          </a:xfrm>
+                          <a:prstGeom prst="rect"/>
+                        </pic:spPr>
+                      </pic:pic>
+                    </a:graphicData>
+                  </a:graphic>
+                </wp:inline>
+              </w:drawing>
+            </w:r>
+          </w:p>
+          <w:p>
+            <w:pPr>
+              <w:spacing w:before="40" w:after="80"/>
+            </w:pPr>
+            <w:r>
+              <w:rPr>
+                <w:i/>
+                <w:color w:val="6E7784"/>
+                <w:sz w:val="16"/>
+              </w:rPr>
+              <w:t>Figure 5. The power grid with signal routing hidden. The ring runs on metal9 and metal8 around the core, vertical straps cross on metal8 every 25 microns, and sroute ties the whole grid down to the metal1 rails running inside every standard cell row.</w:t>
+            </w:r>
+          </w:p>
+        </w:tc>
+      </w:tr>
+    </w:tbl>
     <w:p>
       <w:pPr>
-        <w:spacing w:before="160" w:after="40"/>
+        <w:spacing w:after="120"/>
+      </w:pPr>
+    </w:p>
+    <w:p>
+      <w:r>
+        <w:rPr>
+          <w:b/>
+        </w:rPr>
+        <w:t xml:space="preserve">Where the area actually goes. </w:t>
+      </w:r>
+      <w:r>
+        <w:t>Of the 1,347 flip-flops, 1,023 are SDFF, a cell with a 2x1 multiplexer built into it, which is what an enable-guarded register maps onto. That count is the register file exactly: 31 architectural registers of 32 bits, x0 costing nothing because it is hardwired to zero. Those cells alone are 6275 um2, or 53 percent of all logic area, and the multiplexer tree that reads them adds more. The structure that dominates the area and the structure that dominates the clock are different parts of the design.</w:t>
+      </w:r>
+    </w:p>
+    <w:p>
+      <w:pPr>
+        <w:keepNext/>
+        <w:spacing w:before="140" w:after="40"/>
         <w:jc w:val="center"/>
       </w:pPr>
       <w:r>
         <w:drawing>
           <wp:inline xmlns:a="http://schemas.openxmlformats.org/drawingml/2006/main" xmlns:pic="http://schemas.openxmlformats.org/drawingml/2006/picture">
-            <wp:extent cx="5486400" cy="5426567"/>
-            <wp:docPr id="4" name="Picture 4"/>
+            <wp:extent cx="2468880" cy="2433374"/>
+            <wp:docPr id="6" name="Picture 6"/>
             <wp:cNvGraphicFramePr>
               <a:graphicFrameLocks noChangeAspect="1"/>
             </wp:cNvGraphicFramePr>
@@ -3275,11 +3484,11 @@
               <a:graphicData uri="http://schemas.openxmlformats.org/drawingml/2006/picture">
                 <pic:pic>
                   <pic:nvPicPr>
-                    <pic:cNvPr id="0" name="power-grid.png"/>
+                    <pic:cNvPr id="0" name="die-modules.png"/>
                     <pic:cNvPicPr/>
                   </pic:nvPicPr>
                   <pic:blipFill>
-                    <a:blip r:embed="rId13"/>
+                    <a:blip r:embed="rId15"/>
                     <a:stretch>
                       <a:fillRect/>
                     </a:stretch>
@@ -3287,7 +3496,7 @@
                   <pic:spPr>
                     <a:xfrm>
                       <a:off x="0" y="0"/>
-                      <a:ext cx="5486400" cy="5426567"/>
+                      <a:ext cx="2468880" cy="2433374"/>
                     </a:xfrm>
                     <a:prstGeom prst="rect"/>
                   </pic:spPr>
@@ -3300,7 +3509,8 @@
     </w:p>
     <w:p>
       <w:pPr>
-        <w:spacing w:before="80" w:after="240"/>
+        <w:keepLines/>
+        <w:spacing w:before="80" w:after="180"/>
       </w:pPr>
       <w:r>
         <w:rPr>
@@ -3308,113 +3518,7 @@
           <w:color w:val="6E7784"/>
           <w:sz w:val="17"/>
         </w:rPr>
-        <w:t>The power grid with signal routing hidden. The ring runs on metal9 and metal8 around the core, vertical straps cross on metal8 every 25 microns, and sroute ties the whole grid down to the metal1 rails running inside every standard cell row.</w:t>
-      </w:r>
-    </w:p>
-    <w:p>
-      <w:pPr>
-        <w:spacing w:before="160" w:after="40"/>
-        <w:jc w:val="center"/>
-      </w:pPr>
-      <w:r>
-        <w:drawing>
-          <wp:inline xmlns:a="http://schemas.openxmlformats.org/drawingml/2006/main" xmlns:pic="http://schemas.openxmlformats.org/drawingml/2006/picture">
-            <wp:extent cx="5486400" cy="5407497"/>
-            <wp:docPr id="5" name="Picture 5"/>
-            <wp:cNvGraphicFramePr>
-              <a:graphicFrameLocks noChangeAspect="1"/>
-            </wp:cNvGraphicFramePr>
-            <a:graphic>
-              <a:graphicData uri="http://schemas.openxmlformats.org/drawingml/2006/picture">
-                <pic:pic>
-                  <pic:nvPicPr>
-                    <pic:cNvPr id="0" name="die-modules.png"/>
-                    <pic:cNvPicPr/>
-                  </pic:nvPicPr>
-                  <pic:blipFill>
-                    <a:blip r:embed="rId14"/>
-                    <a:stretch>
-                      <a:fillRect/>
-                    </a:stretch>
-                  </pic:blipFill>
-                  <pic:spPr>
-                    <a:xfrm>
-                      <a:off x="0" y="0"/>
-                      <a:ext cx="5486400" cy="5407497"/>
-                    </a:xfrm>
-                    <a:prstGeom prst="rect"/>
-                  </pic:spPr>
-                </pic:pic>
-              </a:graphicData>
-            </a:graphic>
-          </wp:inline>
-        </w:drawing>
-      </w:r>
-    </w:p>
-    <w:p>
-      <w:pPr>
-        <w:spacing w:before="80" w:after="240"/>
-      </w:pPr>
-      <w:r>
-        <w:rPr>
-          <w:i/>
-          <w:color w:val="6E7784"/>
-          <w:sz w:val="17"/>
-        </w:rPr>
-        <w:t>The register file selected across the die. All 992 flip-flops matching datapath/registers_RF_reg, which is 31 architectural registers of 32 bits each, x0 costing nothing because it is hardwired to zero.</w:t>
-      </w:r>
-    </w:p>
-    <w:p>
-      <w:pPr>
-        <w:spacing w:before="160" w:after="40"/>
-        <w:jc w:val="center"/>
-      </w:pPr>
-      <w:r>
-        <w:drawing>
-          <wp:inline xmlns:a="http://schemas.openxmlformats.org/drawingml/2006/main" xmlns:pic="http://schemas.openxmlformats.org/drawingml/2006/picture">
-            <wp:extent cx="5486400" cy="5407497"/>
-            <wp:docPr id="6" name="Picture 6"/>
-            <wp:cNvGraphicFramePr>
-              <a:graphicFrameLocks noChangeAspect="1"/>
-            </wp:cNvGraphicFramePr>
-            <a:graphic>
-              <a:graphicData uri="http://schemas.openxmlformats.org/drawingml/2006/picture">
-                <pic:pic>
-                  <pic:nvPicPr>
-                    <pic:cNvPr id="0" name="clock-tree.png"/>
-                    <pic:cNvPicPr/>
-                  </pic:nvPicPr>
-                  <pic:blipFill>
-                    <a:blip r:embed="rId15"/>
-                    <a:stretch>
-                      <a:fillRect/>
-                    </a:stretch>
-                  </pic:blipFill>
-                  <pic:spPr>
-                    <a:xfrm>
-                      <a:off x="0" y="0"/>
-                      <a:ext cx="5486400" cy="5407497"/>
-                    </a:xfrm>
-                    <a:prstGeom prst="rect"/>
-                  </pic:spPr>
-                </pic:pic>
-              </a:graphicData>
-            </a:graphic>
-          </wp:inline>
-        </w:drawing>
-      </w:r>
-    </w:p>
-    <w:p>
-      <w:pPr>
-        <w:spacing w:before="80" w:after="240"/>
-      </w:pPr>
-      <w:r>
-        <w:rPr>
-          <w:i/>
-          <w:color w:val="6E7784"/>
-          <w:sz w:val="17"/>
-        </w:rPr>
-        <w:t>The synthesised clock tree driving every flip-flop in the design.</w:t>
+        <w:t>Figure 6. The register file selected across the die. All 992 flip-flops matching datapath/registers_RF_reg, which is 31 architectural registers of 32 bits each, x0 costing nothing because it is hardwired to zero.</w:t>
       </w:r>
     </w:p>
     <w:p>
@@ -3533,12 +3637,12 @@
         </w:tblBorders>
       </w:tblPr>
       <w:tblGrid>
-        <w:gridCol w:w="9072"/>
+        <w:gridCol w:w="9360"/>
       </w:tblGrid>
       <w:tr>
         <w:tc>
           <w:tcPr>
-            <w:tcW w:type="dxa" w:w="9072"/>
+            <w:tcW w:type="dxa" w:w="9360"/>
             <w:shd w:val="clear" w:color="auto" w:fill="F4F6F8"/>
           </w:tcPr>
           <w:p>
@@ -3617,7 +3721,7 @@
     </w:p>
     <w:p>
       <w:pPr>
-        <w:spacing w:before="280"/>
+        <w:spacing w:before="160"/>
         <w:pBdr>
           <w:bottom w:val="single" w:sz="12" w:space="1" w:color="14181D"/>
         </w:pBdr>
@@ -3633,20 +3737,7 @@
           <w:color w:val="6E7784"/>
           <w:sz w:val="16"/>
         </w:rPr>
-        <w:t>Generated from 00-baseline by scripts/make_report.py.</w:t>
-      </w:r>
-    </w:p>
-    <w:p>
-      <w:pPr>
-        <w:spacing w:after="20"/>
-      </w:pPr>
-      <w:r>
-        <w:rPr>
-          <w:rFonts w:ascii="Consolas" w:hAnsi="Consolas"/>
-          <w:color w:val="6E7784"/>
-          <w:sz w:val="16"/>
-        </w:rPr>
-        <w:t>Numbers are parsed from the run's reports and are not transcribed.</w:t>
+        <w:t>Generated from 00-baseline by scripts/make_report.py. Numbers are parsed from the run's reports, not transcribed.</w:t>
       </w:r>
     </w:p>
     <w:p>
@@ -3665,7 +3756,7 @@
     <w:sectPr>
       <w:footerReference w:type="default" r:id="rId9"/>
       <w:pgSz w:w="12240" w:h="15840"/>
-      <w:pgMar w:top="1440" w:right="1584" w:bottom="1440" w:left="1584" w:header="720" w:footer="720" w:gutter="0"/>
+      <w:pgMar w:top="1296" w:right="1440" w:bottom="1224" w:left="1440" w:header="720" w:footer="720" w:gutter="0"/>
       <w:cols w:space="720"/>
       <w:docGrid w:linePitch="360"/>
     </w:sectPr>
@@ -4066,7 +4157,8 @@
     <w:qFormat/>
     <w:rsid w:val="00FC693F"/>
     <w:pPr>
-      <w:spacing w:after="160" w:line="283" w:lineRule="auto"/>
+      <w:widowControl/>
+      <w:spacing w:after="140" w:line="271" w:lineRule="auto"/>
     </w:pPr>
     <w:rPr>
       <w:rFonts w:ascii="Cambria" w:hAnsi="Cambria" w:eastAsia="Cambria"/>
@@ -4129,7 +4221,7 @@
     <w:pPr>
       <w:keepNext/>
       <w:keepLines/>
-      <w:spacing w:before="400" w:after="120"/>
+      <w:spacing w:before="300" w:after="120"/>
       <w:outlineLvl w:val="0"/>
     </w:pPr>
     <w:rPr>
@@ -4137,7 +4229,7 @@
       <w:b/>
       <w:bCs/>
       <w:i w:val="0"/>
-      <w:color w:val="9C5A26"/>
+      <w:color w:val="7B47D4"/>
       <w:sz w:val="34"/>
       <w:szCs w:val="28"/>
     </w:rPr>
@@ -4154,7 +4246,7 @@
     <w:pPr>
       <w:keepNext/>
       <w:keepLines/>
-      <w:spacing w:before="260" w:after="120"/>
+      <w:spacing w:before="220" w:after="120"/>
       <w:outlineLvl w:val="1"/>
     </w:pPr>
     <w:rPr>
@@ -4162,7 +4254,7 @@
       <w:b/>
       <w:bCs/>
       <w:i w:val="0"/>
-      <w:color w:val="14181D"/>
+      <w:color w:val="7B47D4"/>
       <w:sz w:val="27"/>
       <w:szCs w:val="26"/>
     </w:rPr>
@@ -4179,7 +4271,7 @@
     <w:pPr>
       <w:keepNext/>
       <w:keepLines/>
-      <w:spacing w:before="260" w:after="120"/>
+      <w:spacing w:before="220" w:after="120"/>
       <w:outlineLvl w:val="2"/>
     </w:pPr>
     <w:rPr>
@@ -4187,7 +4279,7 @@
       <w:b/>
       <w:bCs/>
       <w:i w:val="0"/>
-      <w:color w:val="14181D"/>
+      <w:color w:val="6B2FC9"/>
       <w:sz w:val="23"/>
     </w:rPr>
   </w:style>

--- a/pipelined-cpu-physical-design/docs/pnr-report-00-baseline.docx
+++ b/pipelined-cpu-physical-design/docs/pnr-report-00-baseline.docx
@@ -4,938 +4,172 @@
   <w:body>
     <w:p>
       <w:pPr>
-        <w:spacing w:after="40"/>
+        <w:spacing w:before="1800" w:after="160"/>
+        <w:jc w:val="center"/>
       </w:pPr>
       <w:r>
         <w:rPr>
-          <w:rFonts w:ascii="Consolas" w:hAnsi="Consolas"/>
+          <w:rFonts w:ascii="Arial" w:hAnsi="Arial"/>
           <w:b/>
-          <w:caps/>
-          <w:color w:val="7B47D4"/>
-          <w:sz w:val="16"/>
+          <w:i w:val="0"/>
+          <w:color w:val="3A1675"/>
+          <w:sz w:val="56"/>
         </w:rPr>
-        <w:t>PHYSICAL DESIGN REPORT</w:t>
+        <w:t>Physical Design Report</w:t>
       </w:r>
     </w:p>
     <w:p>
       <w:pPr>
-        <w:spacing w:after="80"/>
+        <w:spacing w:after="40"/>
+        <w:jc w:val="center"/>
       </w:pPr>
       <w:r>
         <w:rPr>
-          <w:rFonts w:ascii="Cambria" w:hAnsi="Cambria"/>
-          <w:b/>
-          <w:color w:val="14181D"/>
-          <w:sz w:val="52"/>
+          <w:rFonts w:ascii="Arial" w:hAnsi="Arial"/>
+          <w:b w:val="0"/>
+          <w:i w:val="0"/>
+          <w:color w:val="5A28B0"/>
+          <w:sz w:val="32"/>
         </w:rPr>
-        <w:t>From RTL to a Routed Die</w:t>
+        <w:t>RISC-V Pipelined CPU</w:t>
       </w:r>
     </w:p>
     <w:p>
       <w:pPr>
-        <w:spacing w:after="240"/>
+        <w:spacing w:after="600"/>
+        <w:jc w:val="center"/>
       </w:pPr>
       <w:r>
         <w:rPr>
-          <w:color w:val="434C57"/>
-          <w:sz w:val="23"/>
+          <w:rFonts w:ascii="Arial" w:hAnsi="Arial"/>
+          <w:b w:val="0"/>
+          <w:i/>
+          <w:color w:val="595959"/>
+          <w:sz w:val="26"/>
         </w:rPr>
-        <w:t>A five-stage RISC-V pipeline carried through Cadence Genus and Innovus on a 45 nm standard cell library.</w:t>
+        <w:t>From RTL to a Routed Die on a 45 nm Standard Cell Library</w:t>
       </w:r>
     </w:p>
     <w:p>
       <w:pPr>
-        <w:spacing w:after="160"/>
-        <w:pBdr>
-          <w:bottom w:val="single" w:sz="12" w:space="1" w:color="14181D"/>
-        </w:pBdr>
-      </w:pPr>
-    </w:p>
-    <w:p>
-      <w:pPr>
-        <w:spacing w:after="20"/>
+        <w:spacing w:after="40"/>
+        <w:jc w:val="center"/>
       </w:pPr>
       <w:r>
         <w:rPr>
-          <w:rFonts w:ascii="Consolas" w:hAnsi="Consolas"/>
-          <w:color w:val="6E7784"/>
-          <w:sz w:val="17"/>
+          <w:rFonts w:ascii="Arial" w:hAnsi="Arial"/>
+          <w:b w:val="0"/>
+          <w:i w:val="0"/>
+          <w:sz w:val="22"/>
         </w:rPr>
-        <w:t xml:space="preserve">DESIGN     </w:t>
-      </w:r>
-      <w:r>
-        <w:rPr>
-          <w:rFonts w:ascii="Consolas" w:hAnsi="Consolas"/>
-          <w:color w:val="434C57"/>
-          <w:sz w:val="17"/>
-        </w:rPr>
-        <w:t>pipelined_cpu_core, five-stage RISC-V, RV32I subset</w:t>
+        <w:t>Design Author: Elliot Staresinic</w:t>
       </w:r>
     </w:p>
     <w:p>
       <w:pPr>
-        <w:spacing w:after="20"/>
+        <w:spacing w:after="40"/>
+        <w:jc w:val="center"/>
       </w:pPr>
       <w:r>
         <w:rPr>
-          <w:rFonts w:ascii="Consolas" w:hAnsi="Consolas"/>
-          <w:color w:val="6E7784"/>
-          <w:sz w:val="17"/>
+          <w:rFonts w:ascii="Arial" w:hAnsi="Arial"/>
+          <w:b w:val="0"/>
+          <w:i w:val="0"/>
+          <w:color w:val="595959"/>
+          <w:sz w:val="20"/>
         </w:rPr>
-        <w:t xml:space="preserve">RUN        </w:t>
-      </w:r>
-      <w:r>
-        <w:rPr>
-          <w:rFonts w:ascii="Consolas" w:hAnsi="Consolas"/>
-          <w:color w:val="434C57"/>
-          <w:sz w:val="17"/>
-        </w:rPr>
-        <w:t>00-baseline   Sat Aug  8 17:07:41 2026</w:t>
+        <w:t>Design: pipelined_cpu_core, five-stage RISC-V, RV32I subset</w:t>
       </w:r>
     </w:p>
     <w:p>
       <w:pPr>
-        <w:spacing w:after="20"/>
+        <w:spacing w:after="40"/>
+        <w:jc w:val="center"/>
       </w:pPr>
       <w:r>
         <w:rPr>
-          <w:rFonts w:ascii="Consolas" w:hAnsi="Consolas"/>
-          <w:color w:val="6E7784"/>
-          <w:sz w:val="17"/>
+          <w:rFonts w:ascii="Arial" w:hAnsi="Arial"/>
+          <w:b w:val="0"/>
+          <w:i w:val="0"/>
+          <w:color w:val="595959"/>
+          <w:sz w:val="20"/>
         </w:rPr>
-        <w:t xml:space="preserve">CLOCK      </w:t>
-      </w:r>
-      <w:r>
-        <w:rPr>
-          <w:rFonts w:ascii="Consolas" w:hAnsi="Consolas"/>
-          <w:color w:val="434C57"/>
-          <w:sz w:val="17"/>
-        </w:rPr>
-        <w:t>from SDC ns   (not recorded)</w:t>
+        <w:t>Run: 00-baseline    |    Clock: not recorded</w:t>
       </w:r>
     </w:p>
     <w:p>
       <w:pPr>
-        <w:spacing w:after="20"/>
+        <w:spacing w:after="40"/>
+        <w:jc w:val="center"/>
       </w:pPr>
       <w:r>
         <w:rPr>
-          <w:rFonts w:ascii="Consolas" w:hAnsi="Consolas"/>
-          <w:color w:val="6E7784"/>
-          <w:sz w:val="17"/>
+          <w:rFonts w:ascii="Arial" w:hAnsi="Arial"/>
+          <w:b w:val="0"/>
+          <w:i w:val="0"/>
+          <w:color w:val="595959"/>
+          <w:sz w:val="20"/>
         </w:rPr>
-        <w:t xml:space="preserve">LIBRARY    </w:t>
-      </w:r>
-      <w:r>
-        <w:rPr>
-          <w:rFonts w:ascii="Consolas" w:hAnsi="Consolas"/>
-          <w:color w:val="434C57"/>
-          <w:sz w:val="17"/>
-        </w:rPr>
-        <w:t>Nangate45, typical corner, QRC extraction</w:t>
+        <w:t>Library: Nangate45, typical corner, QRC extraction</w:t>
       </w:r>
     </w:p>
     <w:p>
       <w:pPr>
-        <w:spacing w:after="20"/>
+        <w:spacing w:after="40"/>
+        <w:jc w:val="center"/>
       </w:pPr>
       <w:r>
         <w:rPr>
-          <w:rFonts w:ascii="Consolas" w:hAnsi="Consolas"/>
-          <w:color w:val="6E7784"/>
-          <w:sz w:val="17"/>
+          <w:rFonts w:ascii="Arial" w:hAnsi="Arial"/>
+          <w:b w:val="0"/>
+          <w:i w:val="0"/>
+          <w:color w:val="595959"/>
+          <w:sz w:val="20"/>
         </w:rPr>
-        <w:t xml:space="preserve">TOOLS      </w:t>
-      </w:r>
-      <w:r>
-        <w:rPr>
-          <w:rFonts w:ascii="Consolas" w:hAnsi="Consolas"/>
-          <w:color w:val="434C57"/>
-          <w:sz w:val="17"/>
-        </w:rPr>
-        <w:t>Cadence Genus and Innovus 23.12-s091_1</w:t>
+        <w:t>Tools: Cadence Genus and Innovus 23.12-s091_1</w:t>
       </w:r>
     </w:p>
     <w:p>
       <w:pPr>
-        <w:spacing w:after="20"/>
+        <w:spacing w:after="40"/>
+        <w:jc w:val="center"/>
       </w:pPr>
       <w:r>
         <w:rPr>
-          <w:rFonts w:ascii="Consolas" w:hAnsi="Consolas"/>
-          <w:color w:val="6E7784"/>
-          <w:sz w:val="17"/>
+          <w:rFonts w:ascii="Arial" w:hAnsi="Arial"/>
+          <w:b w:val="0"/>
+          <w:i w:val="0"/>
+          <w:color w:val="595959"/>
+          <w:sz w:val="20"/>
         </w:rPr>
-        <w:t xml:space="preserve">AUTHOR     </w:t>
-      </w:r>
-      <w:r>
-        <w:rPr>
-          <w:rFonts w:ascii="Consolas" w:hAnsi="Consolas"/>
-          <w:color w:val="434C57"/>
-          <w:sz w:val="17"/>
-        </w:rPr>
-        <w:t>Elliot Staresinic</w:t>
+        <w:t>Date: Sat Aug  8 17:07:41 2026</w:t>
       </w:r>
     </w:p>
     <w:p>
       <w:pPr>
-        <w:spacing w:after="80"/>
-      </w:pPr>
-    </w:p>
-    <w:p>
-      <w:pPr>
-        <w:pStyle w:val="Heading1"/>
-      </w:pPr>
-      <w:r>
-        <w:t>Result</w:t>
-      </w:r>
-    </w:p>
-    <w:p>
-      <w:r>
-        <w:t>The design routes to completion and meets setup timing at a constrained ns clock, with a worst negative slack of 0.009 ns on the critical path. It occupies 4,321 standard cells at 69.7 percent density, wired with 79,481 microns of copper.</w:t>
-      </w:r>
-    </w:p>
-    <w:tbl>
-      <w:tblPr>
-        <w:tblW w:type="auto" w:w="0"/>
-        <w:jc w:val="left"/>
-        <w:tblLook w:firstColumn="1" w:firstRow="1" w:lastColumn="0" w:lastRow="0" w:noHBand="0" w:noVBand="1" w:val="04A0"/>
-        <w:tblBorders>
-          <w:top w:val="single" w:sz="4" w:color="CCD3DA"/>
-          <w:left w:val="single" w:sz="4" w:color="CCD3DA"/>
-          <w:bottom w:val="single" w:sz="4" w:color="CCD3DA"/>
-          <w:right w:val="single" w:sz="4" w:color="CCD3DA"/>
-          <w:insideH w:val="single" w:sz="4" w:color="CCD3DA"/>
-          <w:insideV w:val="single" w:sz="4" w:color="CCD3DA"/>
-        </w:tblBorders>
-      </w:tblPr>
-      <w:tblGrid>
-        <w:gridCol w:w="3120"/>
-        <w:gridCol w:w="3120"/>
-        <w:gridCol w:w="3120"/>
-      </w:tblGrid>
-      <w:tr>
-        <w:trPr>
-          <w:tblHeader w:val="true"/>
-        </w:trPr>
-        <w:tc>
-          <w:tcPr>
-            <w:tcW w:type="dxa" w:w="3024"/>
-            <w:shd w:val="clear" w:color="auto" w:fill="E3E7EC"/>
-          </w:tcPr>
-          <w:p>
-            <w:pPr>
-              <w:spacing w:after="40" w:before="40"/>
-            </w:pPr>
-            <w:r>
-              <w:rPr>
-                <w:rFonts w:ascii="Consolas" w:hAnsi="Consolas"/>
-                <w:b/>
-                <w:color w:val="434C57"/>
-                <w:sz w:val="16"/>
-              </w:rPr>
-              <w:t>Metric</w:t>
-            </w:r>
-          </w:p>
-        </w:tc>
-        <w:tc>
-          <w:tcPr>
-            <w:tcW w:type="dxa" w:w="2304"/>
-            <w:shd w:val="clear" w:color="auto" w:fill="E3E7EC"/>
-          </w:tcPr>
-          <w:p>
-            <w:pPr>
-              <w:spacing w:after="40" w:before="40"/>
-              <w:jc w:val="right"/>
-            </w:pPr>
-            <w:r>
-              <w:rPr>
-                <w:rFonts w:ascii="Consolas" w:hAnsi="Consolas"/>
-                <w:b/>
-                <w:color w:val="434C57"/>
-                <w:sz w:val="16"/>
-              </w:rPr>
-              <w:t>Value</w:t>
-            </w:r>
-          </w:p>
-        </w:tc>
-        <w:tc>
-          <w:tcPr>
-            <w:tcW w:type="dxa" w:w="3600"/>
-            <w:shd w:val="clear" w:color="auto" w:fill="E3E7EC"/>
-          </w:tcPr>
-          <w:p>
-            <w:pPr>
-              <w:spacing w:after="40" w:before="40"/>
-            </w:pPr>
-            <w:r>
-              <w:rPr>
-                <w:rFonts w:ascii="Consolas" w:hAnsi="Consolas"/>
-                <w:b/>
-                <w:color w:val="434C57"/>
-                <w:sz w:val="16"/>
-              </w:rPr>
-              <w:t>Source</w:t>
-            </w:r>
-          </w:p>
-        </w:tc>
-      </w:tr>
-      <w:tr>
-        <w:tc>
-          <w:tcPr>
-            <w:tcW w:type="dxa" w:w="3024"/>
-          </w:tcPr>
-          <w:p>
-            <w:pPr>
-              <w:spacing w:after="40" w:before="40"/>
-            </w:pPr>
-            <w:r>
-              <w:rPr>
-                <w:rFonts w:ascii="Consolas" w:hAnsi="Consolas"/>
-                <w:b w:val="0"/>
-                <w:sz w:val="17"/>
-              </w:rPr>
-              <w:t>Setup WNS</w:t>
-            </w:r>
-          </w:p>
-        </w:tc>
-        <w:tc>
-          <w:tcPr>
-            <w:tcW w:type="dxa" w:w="2304"/>
-          </w:tcPr>
-          <w:p>
-            <w:pPr>
-              <w:spacing w:after="40" w:before="40"/>
-              <w:jc w:val="right"/>
-            </w:pPr>
-            <w:r>
-              <w:rPr>
-                <w:rFonts w:ascii="Consolas" w:hAnsi="Consolas"/>
-                <w:b/>
-                <w:sz w:val="17"/>
-              </w:rPr>
-              <w:t>0.009 ns</w:t>
-            </w:r>
-          </w:p>
-        </w:tc>
-        <w:tc>
-          <w:tcPr>
-            <w:tcW w:type="dxa" w:w="3600"/>
-          </w:tcPr>
-          <w:p>
-            <w:pPr>
-              <w:spacing w:after="40" w:before="40"/>
-            </w:pPr>
-            <w:r>
-              <w:rPr>
-                <w:b w:val="0"/>
-                <w:sz w:val="18"/>
-              </w:rPr>
-              <w:t>40_final_setup.rpt</w:t>
-            </w:r>
-          </w:p>
-        </w:tc>
-      </w:tr>
-      <w:tr>
-        <w:tc>
-          <w:tcPr>
-            <w:tcW w:type="dxa" w:w="3024"/>
-            <w:shd w:val="clear" w:color="auto" w:fill="F7F9FA"/>
-          </w:tcPr>
-          <w:p>
-            <w:pPr>
-              <w:spacing w:after="40" w:before="40"/>
-            </w:pPr>
-            <w:r>
-              <w:rPr>
-                <w:rFonts w:ascii="Consolas" w:hAnsi="Consolas"/>
-                <w:b w:val="0"/>
-                <w:sz w:val="17"/>
-              </w:rPr>
-              <w:t>Setup paths violated</w:t>
-            </w:r>
-          </w:p>
-        </w:tc>
-        <w:tc>
-          <w:tcPr>
-            <w:tcW w:type="dxa" w:w="2304"/>
-            <w:shd w:val="clear" w:color="auto" w:fill="F7F9FA"/>
-          </w:tcPr>
-          <w:p>
-            <w:pPr>
-              <w:spacing w:after="40" w:before="40"/>
-              <w:jc w:val="right"/>
-            </w:pPr>
-            <w:r>
-              <w:rPr>
-                <w:rFonts w:ascii="Consolas" w:hAnsi="Consolas"/>
-                <w:b w:val="0"/>
-                <w:sz w:val="17"/>
-              </w:rPr>
-              <w:t>0</w:t>
-            </w:r>
-          </w:p>
-        </w:tc>
-        <w:tc>
-          <w:tcPr>
-            <w:tcW w:type="dxa" w:w="3600"/>
-            <w:shd w:val="clear" w:color="auto" w:fill="F7F9FA"/>
-          </w:tcPr>
-          <w:p>
-            <w:pPr>
-              <w:spacing w:after="40" w:before="40"/>
-            </w:pPr>
-            <w:r>
-              <w:rPr>
-                <w:b w:val="0"/>
-                <w:sz w:val="18"/>
-              </w:rPr>
-              <w:t>40_final_setup.rpt</w:t>
-            </w:r>
-          </w:p>
-        </w:tc>
-      </w:tr>
-      <w:tr>
-        <w:tc>
-          <w:tcPr>
-            <w:tcW w:type="dxa" w:w="3024"/>
-          </w:tcPr>
-          <w:p>
-            <w:pPr>
-              <w:spacing w:after="40" w:before="40"/>
-            </w:pPr>
-            <w:r>
-              <w:rPr>
-                <w:rFonts w:ascii="Consolas" w:hAnsi="Consolas"/>
-                <w:b w:val="0"/>
-                <w:sz w:val="17"/>
-              </w:rPr>
-              <w:t>Hold WNS</w:t>
-            </w:r>
-          </w:p>
-        </w:tc>
-        <w:tc>
-          <w:tcPr>
-            <w:tcW w:type="dxa" w:w="2304"/>
-          </w:tcPr>
-          <w:p>
-            <w:pPr>
-              <w:spacing w:after="40" w:before="40"/>
-              <w:jc w:val="right"/>
-            </w:pPr>
-            <w:r>
-              <w:rPr>
-                <w:rFonts w:ascii="Consolas" w:hAnsi="Consolas"/>
-                <w:b w:val="0"/>
-                <w:sz w:val="17"/>
-              </w:rPr>
-              <w:t>-0.014 ns</w:t>
-            </w:r>
-          </w:p>
-        </w:tc>
-        <w:tc>
-          <w:tcPr>
-            <w:tcW w:type="dxa" w:w="3600"/>
-          </w:tcPr>
-          <w:p>
-            <w:pPr>
-              <w:spacing w:after="40" w:before="40"/>
-            </w:pPr>
-            <w:r>
-              <w:rPr>
-                <w:b w:val="0"/>
-                <w:sz w:val="18"/>
-              </w:rPr>
-              <w:t>41_final_hold.rpt</w:t>
-            </w:r>
-          </w:p>
-        </w:tc>
-      </w:tr>
-      <w:tr>
-        <w:tc>
-          <w:tcPr>
-            <w:tcW w:type="dxa" w:w="3024"/>
-            <w:shd w:val="clear" w:color="auto" w:fill="F7F9FA"/>
-          </w:tcPr>
-          <w:p>
-            <w:pPr>
-              <w:spacing w:after="40" w:before="40"/>
-            </w:pPr>
-            <w:r>
-              <w:rPr>
-                <w:rFonts w:ascii="Consolas" w:hAnsi="Consolas"/>
-                <w:b w:val="0"/>
-                <w:sz w:val="17"/>
-              </w:rPr>
-              <w:t>Hold paths violated</w:t>
-            </w:r>
-          </w:p>
-        </w:tc>
-        <w:tc>
-          <w:tcPr>
-            <w:tcW w:type="dxa" w:w="2304"/>
-            <w:shd w:val="clear" w:color="auto" w:fill="F7F9FA"/>
-          </w:tcPr>
-          <w:p>
-            <w:pPr>
-              <w:spacing w:after="40" w:before="40"/>
-              <w:jc w:val="right"/>
-            </w:pPr>
-            <w:r>
-              <w:rPr>
-                <w:rFonts w:ascii="Consolas" w:hAnsi="Consolas"/>
-                <w:b w:val="0"/>
-                <w:sz w:val="17"/>
-              </w:rPr>
-              <w:t>10</w:t>
-            </w:r>
-          </w:p>
-        </w:tc>
-        <w:tc>
-          <w:tcPr>
-            <w:tcW w:type="dxa" w:w="3600"/>
-            <w:shd w:val="clear" w:color="auto" w:fill="F7F9FA"/>
-          </w:tcPr>
-          <w:p>
-            <w:pPr>
-              <w:spacing w:after="40" w:before="40"/>
-            </w:pPr>
-            <w:r>
-              <w:rPr>
-                <w:b w:val="0"/>
-                <w:sz w:val="18"/>
-              </w:rPr>
-              <w:t>41_final_hold.rpt</w:t>
-            </w:r>
-          </w:p>
-        </w:tc>
-      </w:tr>
-      <w:tr>
-        <w:tc>
-          <w:tcPr>
-            <w:tcW w:type="dxa" w:w="3024"/>
-          </w:tcPr>
-          <w:p>
-            <w:pPr>
-              <w:spacing w:after="40" w:before="40"/>
-            </w:pPr>
-            <w:r>
-              <w:rPr>
-                <w:rFonts w:ascii="Consolas" w:hAnsi="Consolas"/>
-                <w:b w:val="0"/>
-                <w:sz w:val="17"/>
-              </w:rPr>
-              <w:t>Standard cells</w:t>
-            </w:r>
-          </w:p>
-        </w:tc>
-        <w:tc>
-          <w:tcPr>
-            <w:tcW w:type="dxa" w:w="2304"/>
-          </w:tcPr>
-          <w:p>
-            <w:pPr>
-              <w:spacing w:after="40" w:before="40"/>
-              <w:jc w:val="right"/>
-            </w:pPr>
-            <w:r>
-              <w:rPr>
-                <w:rFonts w:ascii="Consolas" w:hAnsi="Consolas"/>
-                <w:b w:val="0"/>
-                <w:sz w:val="17"/>
-              </w:rPr>
-              <w:t>4,321</w:t>
-            </w:r>
-          </w:p>
-        </w:tc>
-        <w:tc>
-          <w:tcPr>
-            <w:tcW w:type="dxa" w:w="3600"/>
-          </w:tcPr>
-          <w:p>
-            <w:pPr>
-              <w:spacing w:after="40" w:before="40"/>
-            </w:pPr>
-            <w:r>
-              <w:rPr>
-                <w:b w:val="0"/>
-                <w:sz w:val="18"/>
-              </w:rPr>
-              <w:t>44_summary.rpt</w:t>
-            </w:r>
-          </w:p>
-        </w:tc>
-      </w:tr>
-      <w:tr>
-        <w:tc>
-          <w:tcPr>
-            <w:tcW w:type="dxa" w:w="3024"/>
-            <w:shd w:val="clear" w:color="auto" w:fill="F7F9FA"/>
-          </w:tcPr>
-          <w:p>
-            <w:pPr>
-              <w:spacing w:after="40" w:before="40"/>
-            </w:pPr>
-            <w:r>
-              <w:rPr>
-                <w:rFonts w:ascii="Consolas" w:hAnsi="Consolas"/>
-                <w:b w:val="0"/>
-                <w:sz w:val="17"/>
-              </w:rPr>
-              <w:t>Filler cells</w:t>
-            </w:r>
-          </w:p>
-        </w:tc>
-        <w:tc>
-          <w:tcPr>
-            <w:tcW w:type="dxa" w:w="2304"/>
-            <w:shd w:val="clear" w:color="auto" w:fill="F7F9FA"/>
-          </w:tcPr>
-          <w:p>
-            <w:pPr>
-              <w:spacing w:after="40" w:before="40"/>
-              <w:jc w:val="right"/>
-            </w:pPr>
-            <w:r>
-              <w:rPr>
-                <w:rFonts w:ascii="Consolas" w:hAnsi="Consolas"/>
-                <w:b w:val="0"/>
-                <w:sz w:val="17"/>
-              </w:rPr>
-              <w:t>7,236</w:t>
-            </w:r>
-          </w:p>
-        </w:tc>
-        <w:tc>
-          <w:tcPr>
-            <w:tcW w:type="dxa" w:w="3600"/>
-            <w:shd w:val="clear" w:color="auto" w:fill="F7F9FA"/>
-          </w:tcPr>
-          <w:p>
-            <w:pPr>
-              <w:spacing w:after="40" w:before="40"/>
-            </w:pPr>
-            <w:r>
-              <w:rPr>
-                <w:b w:val="0"/>
-                <w:sz w:val="18"/>
-              </w:rPr>
-              <w:t>44_summary.rpt</w:t>
-            </w:r>
-          </w:p>
-        </w:tc>
-      </w:tr>
-      <w:tr>
-        <w:tc>
-          <w:tcPr>
-            <w:tcW w:type="dxa" w:w="3024"/>
-          </w:tcPr>
-          <w:p>
-            <w:pPr>
-              <w:spacing w:after="40" w:before="40"/>
-            </w:pPr>
-            <w:r>
-              <w:rPr>
-                <w:rFonts w:ascii="Consolas" w:hAnsi="Consolas"/>
-                <w:b w:val="0"/>
-                <w:sz w:val="17"/>
-              </w:rPr>
-              <w:t>Flip-flops</w:t>
-            </w:r>
-          </w:p>
-        </w:tc>
-        <w:tc>
-          <w:tcPr>
-            <w:tcW w:type="dxa" w:w="2304"/>
-          </w:tcPr>
-          <w:p>
-            <w:pPr>
-              <w:spacing w:after="40" w:before="40"/>
-              <w:jc w:val="right"/>
-            </w:pPr>
-            <w:r>
-              <w:rPr>
-                <w:rFonts w:ascii="Consolas" w:hAnsi="Consolas"/>
-                <w:b w:val="0"/>
-                <w:sz w:val="17"/>
-              </w:rPr>
-              <w:t>1,347</w:t>
-            </w:r>
-          </w:p>
-        </w:tc>
-        <w:tc>
-          <w:tcPr>
-            <w:tcW w:type="dxa" w:w="3600"/>
-          </w:tcPr>
-          <w:p>
-            <w:pPr>
-              <w:spacing w:after="40" w:before="40"/>
-            </w:pPr>
-            <w:r>
-              <w:rPr>
-                <w:b w:val="0"/>
-                <w:sz w:val="18"/>
-              </w:rPr>
-              <w:t>44_summary.rpt</w:t>
-            </w:r>
-          </w:p>
-        </w:tc>
-      </w:tr>
-      <w:tr>
-        <w:tc>
-          <w:tcPr>
-            <w:tcW w:type="dxa" w:w="3024"/>
-            <w:shd w:val="clear" w:color="auto" w:fill="F7F9FA"/>
-          </w:tcPr>
-          <w:p>
-            <w:pPr>
-              <w:spacing w:after="40" w:before="40"/>
-            </w:pPr>
-            <w:r>
-              <w:rPr>
-                <w:rFonts w:ascii="Consolas" w:hAnsi="Consolas"/>
-                <w:b w:val="0"/>
-                <w:sz w:val="17"/>
-              </w:rPr>
-              <w:t>Logic area</w:t>
-            </w:r>
-          </w:p>
-        </w:tc>
-        <w:tc>
-          <w:tcPr>
-            <w:tcW w:type="dxa" w:w="2304"/>
-            <w:shd w:val="clear" w:color="auto" w:fill="F7F9FA"/>
-          </w:tcPr>
-          <w:p>
-            <w:pPr>
-              <w:spacing w:after="40" w:before="40"/>
-              <w:jc w:val="right"/>
-            </w:pPr>
-            <w:r>
-              <w:rPr>
-                <w:rFonts w:ascii="Consolas" w:hAnsi="Consolas"/>
-                <w:b w:val="0"/>
-                <w:sz w:val="17"/>
-              </w:rPr>
-              <w:t>11909.6 um2</w:t>
-            </w:r>
-          </w:p>
-        </w:tc>
-        <w:tc>
-          <w:tcPr>
-            <w:tcW w:type="dxa" w:w="3600"/>
-            <w:shd w:val="clear" w:color="auto" w:fill="F7F9FA"/>
-          </w:tcPr>
-          <w:p>
-            <w:pPr>
-              <w:spacing w:after="40" w:before="40"/>
-            </w:pPr>
-            <w:r>
-              <w:rPr>
-                <w:b w:val="0"/>
-                <w:sz w:val="18"/>
-              </w:rPr>
-              <w:t>44_summary.rpt</w:t>
-            </w:r>
-          </w:p>
-        </w:tc>
-      </w:tr>
-      <w:tr>
-        <w:tc>
-          <w:tcPr>
-            <w:tcW w:type="dxa" w:w="3024"/>
-          </w:tcPr>
-          <w:p>
-            <w:pPr>
-              <w:spacing w:after="40" w:before="40"/>
-            </w:pPr>
-            <w:r>
-              <w:rPr>
-                <w:rFonts w:ascii="Consolas" w:hAnsi="Consolas"/>
-                <w:b w:val="0"/>
-                <w:sz w:val="17"/>
-              </w:rPr>
-              <w:t>Core area</w:t>
-            </w:r>
-          </w:p>
-        </w:tc>
-        <w:tc>
-          <w:tcPr>
-            <w:tcW w:type="dxa" w:w="2304"/>
-          </w:tcPr>
-          <w:p>
-            <w:pPr>
-              <w:spacing w:after="40" w:before="40"/>
-              <w:jc w:val="right"/>
-            </w:pPr>
-            <w:r>
-              <w:rPr>
-                <w:rFonts w:ascii="Consolas" w:hAnsi="Consolas"/>
-                <w:b w:val="0"/>
-                <w:sz w:val="17"/>
-              </w:rPr>
-              <w:t>17094.0 um2</w:t>
-            </w:r>
-          </w:p>
-        </w:tc>
-        <w:tc>
-          <w:tcPr>
-            <w:tcW w:type="dxa" w:w="3600"/>
-          </w:tcPr>
-          <w:p>
-            <w:pPr>
-              <w:spacing w:after="40" w:before="40"/>
-            </w:pPr>
-            <w:r>
-              <w:rPr>
-                <w:b w:val="0"/>
-                <w:sz w:val="18"/>
-              </w:rPr>
-              <w:t>44_summary.rpt</w:t>
-            </w:r>
-          </w:p>
-        </w:tc>
-      </w:tr>
-      <w:tr>
-        <w:tc>
-          <w:tcPr>
-            <w:tcW w:type="dxa" w:w="3024"/>
-            <w:shd w:val="clear" w:color="auto" w:fill="F7F9FA"/>
-          </w:tcPr>
-          <w:p>
-            <w:pPr>
-              <w:spacing w:after="40" w:before="40"/>
-            </w:pPr>
-            <w:r>
-              <w:rPr>
-                <w:rFonts w:ascii="Consolas" w:hAnsi="Consolas"/>
-                <w:b w:val="0"/>
-                <w:sz w:val="17"/>
-              </w:rPr>
-              <w:t>Core density</w:t>
-            </w:r>
-          </w:p>
-        </w:tc>
-        <w:tc>
-          <w:tcPr>
-            <w:tcW w:type="dxa" w:w="2304"/>
-            <w:shd w:val="clear" w:color="auto" w:fill="F7F9FA"/>
-          </w:tcPr>
-          <w:p>
-            <w:pPr>
-              <w:spacing w:after="40" w:before="40"/>
-              <w:jc w:val="right"/>
-            </w:pPr>
-            <w:r>
-              <w:rPr>
-                <w:rFonts w:ascii="Consolas" w:hAnsi="Consolas"/>
-                <w:b w:val="0"/>
-                <w:sz w:val="17"/>
-              </w:rPr>
-              <w:t>69.7 %</w:t>
-            </w:r>
-          </w:p>
-        </w:tc>
-        <w:tc>
-          <w:tcPr>
-            <w:tcW w:type="dxa" w:w="3600"/>
-            <w:shd w:val="clear" w:color="auto" w:fill="F7F9FA"/>
-          </w:tcPr>
-          <w:p>
-            <w:pPr>
-              <w:spacing w:after="40" w:before="40"/>
-            </w:pPr>
-            <w:r>
-              <w:rPr>
-                <w:b w:val="0"/>
-                <w:sz w:val="18"/>
-              </w:rPr>
-              <w:t>44_summary.rpt</w:t>
-            </w:r>
-          </w:p>
-        </w:tc>
-      </w:tr>
-      <w:tr>
-        <w:tc>
-          <w:tcPr>
-            <w:tcW w:type="dxa" w:w="3024"/>
-          </w:tcPr>
-          <w:p>
-            <w:pPr>
-              <w:spacing w:after="40" w:before="40"/>
-            </w:pPr>
-            <w:r>
-              <w:rPr>
-                <w:rFonts w:ascii="Consolas" w:hAnsi="Consolas"/>
-                <w:b w:val="0"/>
-                <w:sz w:val="17"/>
-              </w:rPr>
-              <w:t>Total wire length</w:t>
-            </w:r>
-          </w:p>
-        </w:tc>
-        <w:tc>
-          <w:tcPr>
-            <w:tcW w:type="dxa" w:w="2304"/>
-          </w:tcPr>
-          <w:p>
-            <w:pPr>
-              <w:spacing w:after="40" w:before="40"/>
-              <w:jc w:val="right"/>
-            </w:pPr>
-            <w:r>
-              <w:rPr>
-                <w:rFonts w:ascii="Consolas" w:hAnsi="Consolas"/>
-                <w:b w:val="0"/>
-                <w:sz w:val="17"/>
-              </w:rPr>
-              <w:t>79,481 um</w:t>
-            </w:r>
-          </w:p>
-        </w:tc>
-        <w:tc>
-          <w:tcPr>
-            <w:tcW w:type="dxa" w:w="3600"/>
-          </w:tcPr>
-          <w:p>
-            <w:pPr>
-              <w:spacing w:after="40" w:before="40"/>
-            </w:pPr>
-            <w:r>
-              <w:rPr>
-                <w:b w:val="0"/>
-                <w:sz w:val="18"/>
-              </w:rPr>
-              <w:t>44_summary.rpt</w:t>
-            </w:r>
-          </w:p>
-        </w:tc>
-      </w:tr>
-    </w:tbl>
-    <w:p>
-      <w:pPr>
-        <w:keepLines/>
-        <w:spacing w:before="80" w:after="180"/>
+        <w:spacing w:before="480" w:after="120"/>
+        <w:jc w:val="center"/>
       </w:pPr>
       <w:r>
         <w:rPr>
-          <w:i/>
-          <w:color w:val="6E7784"/>
-          <w:sz w:val="17"/>
+          <w:rFonts w:ascii="Arial" w:hAnsi="Arial"/>
+          <w:b/>
+          <w:i w:val="0"/>
+          <w:color w:val="B26A00"/>
+          <w:sz w:val="28"/>
         </w:rPr>
-        <w:t>Table 1. Signoff numbers, parsed directly from the run's own reports. Every figure in this document is read from the files named in the third column.</w:t>
+        <w:t>TIMING RESULT:  SETUP MET  ·  10 HOLD PATHS VIOLATED</w:t>
       </w:r>
     </w:p>
     <w:p>
       <w:pPr>
-        <w:keepNext/>
-        <w:spacing w:before="140" w:after="40"/>
+        <w:spacing w:before="200"/>
         <w:jc w:val="center"/>
       </w:pPr>
       <w:r>
         <w:drawing>
           <wp:inline xmlns:a="http://schemas.openxmlformats.org/drawingml/2006/main" xmlns:pic="http://schemas.openxmlformats.org/drawingml/2006/picture">
-            <wp:extent cx="2834640" cy="2793873"/>
+            <wp:extent cx="3108960" cy="3064248"/>
             <wp:docPr id="1" name="Picture 1"/>
             <wp:cNvGraphicFramePr>
               <a:graphicFrameLocks noChangeAspect="1"/>
@@ -948,7 +182,7 @@
                     <pic:cNvPicPr/>
                   </pic:nvPicPr>
                   <pic:blipFill>
-                    <a:blip r:embed="rId10"/>
+                    <a:blip r:embed="rId11"/>
                     <a:stretch>
                       <a:fillRect/>
                     </a:stretch>
@@ -956,7 +190,7 @@
                   <pic:spPr>
                     <a:xfrm>
                       <a:off x="0" y="0"/>
-                      <a:ext cx="2834640" cy="2793873"/>
+                      <a:ext cx="3108960" cy="3064248"/>
                     </a:xfrm>
                     <a:prstGeom prst="rect"/>
                   </pic:spPr>
@@ -968,17 +202,8 @@
       </w:r>
     </w:p>
     <w:p>
-      <w:pPr>
-        <w:keepLines/>
-        <w:spacing w:before="80" w:after="180"/>
-      </w:pPr>
       <w:r>
-        <w:rPr>
-          <w:i/>
-          <w:color w:val="6E7784"/>
-          <w:sz w:val="17"/>
-        </w:rPr>
-        <w:t>Figure 1. The routed core. Standard cells in rows, signal routing on metal2 through metal6, and the power ring on metal8 and metal9.</w:t>
+        <w:br w:type="page"/>
       </w:r>
     </w:p>
     <w:p>
@@ -986,27 +211,66 @@
         <w:pStyle w:val="Heading1"/>
       </w:pPr>
       <w:r>
-        <w:t>What the flow does</w:t>
+        <w:t>Contents</w:t>
       </w:r>
     </w:p>
     <w:p>
       <w:r>
-        <w:t>Synthesis turns Verilog into a netlist: a flat list of logic gates and the wires between them, carrying no physical meaning whatsoever. Place and route turns that list into geometry, deciding where every gate physically sits and what copper connects them. The stages below run in order, and the design is written to disk after each one so a late failure never costs the earlier work.</w:t>
+        <w:fldChar w:fldCharType="begin" w:dirty="true"/>
+        <w:instrText xml:space="preserve">TOC \h \o "1-2"</w:instrText>
+        <w:fldChar w:fldCharType="separate"/>
+        <w:t>Right-click here and choose Update Field to build the table of contents.</w:t>
+        <w:fldChar w:fldCharType="end"/>
+      </w:r>
+    </w:p>
+    <w:p>
+      <w:r>
+        <w:br w:type="page"/>
+      </w:r>
+    </w:p>
+    <w:p>
+      <w:pPr>
+        <w:pStyle w:val="Heading1"/>
+      </w:pPr>
+      <w:r>
+        <w:t>1.  Executive Summary</w:t>
+      </w:r>
+    </w:p>
+    <w:p>
+      <w:r>
+        <w:t>This report documents the physical implementation of a five-stage pipelined RISC-V CPU (pipelined_cpu_core), carried from RTL to a routed layout through Cadence Genus and Innovus on the Nangate45 45 nm standard cell library. Every number in this document is parsed directly from the run's own reports rather than transcribed.</w:t>
+      </w:r>
+    </w:p>
+    <w:p>
+      <w:r>
+        <w:t>The design routes to completion and meets setup timing at the clock period the SDC constrained it to, with a worst negative slack of 0.009 ns on the critical path. It occupies 4,321 standard cells at 69.7 percent density, wired with 79,481 microns of copper.</w:t>
+      </w:r>
+    </w:p>
+    <w:p>
+      <w:r>
+        <w:t>Setup is met and hold is not. 10 hold paths are reported as violated, which is a constraint artefact rather than a physical one: this run modelled a single clock uncertainty for both checks, so the setup margin was subtracted from the hold check as well. Splitting the two uncertainties is the first change made in the next iteration.</w:t>
       </w:r>
     </w:p>
     <w:tbl>
       <w:tblPr>
         <w:tblW w:type="auto" w:w="0"/>
         <w:jc w:val="left"/>
+        <w:tblLayout w:type="fixed"/>
         <w:tblLook w:firstColumn="1" w:firstRow="1" w:lastColumn="0" w:lastRow="0" w:noHBand="0" w:noVBand="1" w:val="04A0"/>
         <w:tblBorders>
-          <w:top w:val="single" w:sz="4" w:color="CCD3DA"/>
-          <w:left w:val="single" w:sz="4" w:color="CCD3DA"/>
-          <w:bottom w:val="single" w:sz="4" w:color="CCD3DA"/>
-          <w:right w:val="single" w:sz="4" w:color="CCD3DA"/>
-          <w:insideH w:val="single" w:sz="4" w:color="CCD3DA"/>
-          <w:insideV w:val="single" w:sz="4" w:color="CCD3DA"/>
+          <w:top w:val="single" w:sz="4" w:space="0" w:color="CCCCCC"/>
+          <w:left w:val="single" w:sz="4" w:space="0" w:color="CCCCCC"/>
+          <w:bottom w:val="single" w:sz="4" w:space="0" w:color="CCCCCC"/>
+          <w:right w:val="single" w:sz="4" w:space="0" w:color="CCCCCC"/>
+          <w:insideH w:val="single" w:sz="4" w:space="0" w:color="CCCCCC"/>
+          <w:insideV w:val="single" w:sz="4" w:space="0" w:color="CCCCCC"/>
         </w:tblBorders>
+        <w:tblCellMar>
+          <w:top w:w="60" w:type="dxa"/>
+          <w:left w:w="120" w:type="dxa"/>
+          <w:bottom w:w="60" w:type="dxa"/>
+          <w:right w:w="120" w:type="dxa"/>
+        </w:tblCellMar>
       </w:tblPr>
       <w:tblGrid>
         <w:gridCol w:w="3120"/>
@@ -1016,23 +280,822 @@
       <w:tr>
         <w:trPr>
           <w:tblHeader w:val="true"/>
+          <w:cantSplit/>
         </w:trPr>
         <w:tc>
           <w:tcPr>
-            <w:tcW w:type="dxa" w:w="720"/>
-            <w:shd w:val="clear" w:color="auto" w:fill="E3E7EC"/>
+            <w:tcW w:type="dxa" w:w="3170"/>
+            <w:shd w:val="clear" w:color="auto" w:fill="DED2F6"/>
+            <w:vAlign w:val="center"/>
           </w:tcPr>
           <w:p>
             <w:pPr>
-              <w:spacing w:after="40" w:before="40"/>
+              <w:spacing w:after="0" w:before="0"/>
+            </w:pPr>
+            <w:r>
+              <w:rPr>
+                <w:rFonts w:ascii="Arial" w:hAnsi="Arial"/>
+                <w:b/>
+                <w:sz w:val="19"/>
+              </w:rPr>
+              <w:t>Metric</w:t>
+            </w:r>
+          </w:p>
+        </w:tc>
+        <w:tc>
+          <w:tcPr>
+            <w:tcW w:type="dxa" w:w="2415"/>
+            <w:shd w:val="clear" w:color="auto" w:fill="DED2F6"/>
+            <w:vAlign w:val="center"/>
+          </w:tcPr>
+          <w:p>
+            <w:pPr>
+              <w:spacing w:after="0" w:before="0"/>
               <w:jc w:val="right"/>
             </w:pPr>
             <w:r>
               <w:rPr>
-                <w:rFonts w:ascii="Consolas" w:hAnsi="Consolas"/>
+                <w:rFonts w:ascii="Arial" w:hAnsi="Arial"/>
                 <w:b/>
-                <w:color w:val="434C57"/>
-                <w:sz w:val="16"/>
+                <w:sz w:val="19"/>
+              </w:rPr>
+              <w:t>Value</w:t>
+            </w:r>
+          </w:p>
+        </w:tc>
+        <w:tc>
+          <w:tcPr>
+            <w:tcW w:type="dxa" w:w="3774"/>
+            <w:shd w:val="clear" w:color="auto" w:fill="DED2F6"/>
+            <w:vAlign w:val="center"/>
+          </w:tcPr>
+          <w:p>
+            <w:pPr>
+              <w:spacing w:after="0" w:before="0"/>
+            </w:pPr>
+            <w:r>
+              <w:rPr>
+                <w:rFonts w:ascii="Arial" w:hAnsi="Arial"/>
+                <w:b/>
+                <w:sz w:val="19"/>
+              </w:rPr>
+              <w:t>Source</w:t>
+            </w:r>
+          </w:p>
+        </w:tc>
+      </w:tr>
+      <w:tr>
+        <w:trPr>
+          <w:cantSplit/>
+        </w:trPr>
+        <w:tc>
+          <w:tcPr>
+            <w:tcW w:type="dxa" w:w="3170"/>
+          </w:tcPr>
+          <w:p>
+            <w:pPr>
+              <w:spacing w:after="0" w:before="0"/>
+            </w:pPr>
+            <w:r>
+              <w:rPr>
+                <w:rFonts w:ascii="Arial" w:hAnsi="Arial"/>
+                <w:b w:val="0"/>
+                <w:sz w:val="19"/>
+              </w:rPr>
+              <w:t>Setup WNS</w:t>
+            </w:r>
+          </w:p>
+        </w:tc>
+        <w:tc>
+          <w:tcPr>
+            <w:tcW w:type="dxa" w:w="2415"/>
+          </w:tcPr>
+          <w:p>
+            <w:pPr>
+              <w:spacing w:after="0" w:before="0"/>
+              <w:jc w:val="right"/>
+            </w:pPr>
+            <w:r>
+              <w:rPr>
+                <w:rFonts w:ascii="Arial" w:hAnsi="Arial"/>
+                <w:b/>
+                <w:sz w:val="19"/>
+              </w:rPr>
+              <w:t>0.009 ns</w:t>
+            </w:r>
+          </w:p>
+        </w:tc>
+        <w:tc>
+          <w:tcPr>
+            <w:tcW w:type="dxa" w:w="3774"/>
+          </w:tcPr>
+          <w:p>
+            <w:pPr>
+              <w:spacing w:after="0" w:before="0"/>
+            </w:pPr>
+            <w:r>
+              <w:rPr>
+                <w:rFonts w:ascii="Arial" w:hAnsi="Arial"/>
+                <w:b w:val="0"/>
+                <w:sz w:val="19"/>
+              </w:rPr>
+              <w:t>40_final_setup.rpt</w:t>
+            </w:r>
+          </w:p>
+        </w:tc>
+      </w:tr>
+      <w:tr>
+        <w:trPr>
+          <w:cantSplit/>
+        </w:trPr>
+        <w:tc>
+          <w:tcPr>
+            <w:tcW w:type="dxa" w:w="3170"/>
+            <w:shd w:val="clear" w:color="auto" w:fill="F1ECFB"/>
+          </w:tcPr>
+          <w:p>
+            <w:pPr>
+              <w:spacing w:after="0" w:before="0"/>
+            </w:pPr>
+            <w:r>
+              <w:rPr>
+                <w:rFonts w:ascii="Arial" w:hAnsi="Arial"/>
+                <w:b w:val="0"/>
+                <w:sz w:val="19"/>
+              </w:rPr>
+              <w:t>Setup paths violated</w:t>
+            </w:r>
+          </w:p>
+        </w:tc>
+        <w:tc>
+          <w:tcPr>
+            <w:tcW w:type="dxa" w:w="2415"/>
+            <w:shd w:val="clear" w:color="auto" w:fill="F1ECFB"/>
+          </w:tcPr>
+          <w:p>
+            <w:pPr>
+              <w:spacing w:after="0" w:before="0"/>
+              <w:jc w:val="right"/>
+            </w:pPr>
+            <w:r>
+              <w:rPr>
+                <w:rFonts w:ascii="Arial" w:hAnsi="Arial"/>
+                <w:b w:val="0"/>
+                <w:sz w:val="19"/>
+              </w:rPr>
+              <w:t>0</w:t>
+            </w:r>
+          </w:p>
+        </w:tc>
+        <w:tc>
+          <w:tcPr>
+            <w:tcW w:type="dxa" w:w="3774"/>
+            <w:shd w:val="clear" w:color="auto" w:fill="F1ECFB"/>
+          </w:tcPr>
+          <w:p>
+            <w:pPr>
+              <w:spacing w:after="0" w:before="0"/>
+            </w:pPr>
+            <w:r>
+              <w:rPr>
+                <w:rFonts w:ascii="Arial" w:hAnsi="Arial"/>
+                <w:b w:val="0"/>
+                <w:sz w:val="19"/>
+              </w:rPr>
+              <w:t>40_final_setup.rpt</w:t>
+            </w:r>
+          </w:p>
+        </w:tc>
+      </w:tr>
+      <w:tr>
+        <w:trPr>
+          <w:cantSplit/>
+        </w:trPr>
+        <w:tc>
+          <w:tcPr>
+            <w:tcW w:type="dxa" w:w="3170"/>
+          </w:tcPr>
+          <w:p>
+            <w:pPr>
+              <w:spacing w:after="0" w:before="0"/>
+            </w:pPr>
+            <w:r>
+              <w:rPr>
+                <w:rFonts w:ascii="Arial" w:hAnsi="Arial"/>
+                <w:b w:val="0"/>
+                <w:sz w:val="19"/>
+              </w:rPr>
+              <w:t>Hold WNS</w:t>
+            </w:r>
+          </w:p>
+        </w:tc>
+        <w:tc>
+          <w:tcPr>
+            <w:tcW w:type="dxa" w:w="2415"/>
+          </w:tcPr>
+          <w:p>
+            <w:pPr>
+              <w:spacing w:after="0" w:before="0"/>
+              <w:jc w:val="right"/>
+            </w:pPr>
+            <w:r>
+              <w:rPr>
+                <w:rFonts w:ascii="Arial" w:hAnsi="Arial"/>
+                <w:b w:val="0"/>
+                <w:sz w:val="19"/>
+              </w:rPr>
+              <w:t>-0.014 ns</w:t>
+            </w:r>
+          </w:p>
+        </w:tc>
+        <w:tc>
+          <w:tcPr>
+            <w:tcW w:type="dxa" w:w="3774"/>
+          </w:tcPr>
+          <w:p>
+            <w:pPr>
+              <w:spacing w:after="0" w:before="0"/>
+            </w:pPr>
+            <w:r>
+              <w:rPr>
+                <w:rFonts w:ascii="Arial" w:hAnsi="Arial"/>
+                <w:b w:val="0"/>
+                <w:sz w:val="19"/>
+              </w:rPr>
+              <w:t>41_final_hold.rpt</w:t>
+            </w:r>
+          </w:p>
+        </w:tc>
+      </w:tr>
+      <w:tr>
+        <w:trPr>
+          <w:cantSplit/>
+        </w:trPr>
+        <w:tc>
+          <w:tcPr>
+            <w:tcW w:type="dxa" w:w="3170"/>
+            <w:shd w:val="clear" w:color="auto" w:fill="F1ECFB"/>
+          </w:tcPr>
+          <w:p>
+            <w:pPr>
+              <w:spacing w:after="0" w:before="0"/>
+            </w:pPr>
+            <w:r>
+              <w:rPr>
+                <w:rFonts w:ascii="Arial" w:hAnsi="Arial"/>
+                <w:b w:val="0"/>
+                <w:sz w:val="19"/>
+              </w:rPr>
+              <w:t>Hold paths violated</w:t>
+            </w:r>
+          </w:p>
+        </w:tc>
+        <w:tc>
+          <w:tcPr>
+            <w:tcW w:type="dxa" w:w="2415"/>
+            <w:shd w:val="clear" w:color="auto" w:fill="F1ECFB"/>
+          </w:tcPr>
+          <w:p>
+            <w:pPr>
+              <w:spacing w:after="0" w:before="0"/>
+              <w:jc w:val="right"/>
+            </w:pPr>
+            <w:r>
+              <w:rPr>
+                <w:rFonts w:ascii="Arial" w:hAnsi="Arial"/>
+                <w:b w:val="0"/>
+                <w:sz w:val="19"/>
+              </w:rPr>
+              <w:t>10</w:t>
+            </w:r>
+          </w:p>
+        </w:tc>
+        <w:tc>
+          <w:tcPr>
+            <w:tcW w:type="dxa" w:w="3774"/>
+            <w:shd w:val="clear" w:color="auto" w:fill="F1ECFB"/>
+          </w:tcPr>
+          <w:p>
+            <w:pPr>
+              <w:spacing w:after="0" w:before="0"/>
+            </w:pPr>
+            <w:r>
+              <w:rPr>
+                <w:rFonts w:ascii="Arial" w:hAnsi="Arial"/>
+                <w:b w:val="0"/>
+                <w:sz w:val="19"/>
+              </w:rPr>
+              <w:t>41_final_hold.rpt</w:t>
+            </w:r>
+          </w:p>
+        </w:tc>
+      </w:tr>
+      <w:tr>
+        <w:trPr>
+          <w:cantSplit/>
+        </w:trPr>
+        <w:tc>
+          <w:tcPr>
+            <w:tcW w:type="dxa" w:w="3170"/>
+          </w:tcPr>
+          <w:p>
+            <w:pPr>
+              <w:spacing w:after="0" w:before="0"/>
+            </w:pPr>
+            <w:r>
+              <w:rPr>
+                <w:rFonts w:ascii="Arial" w:hAnsi="Arial"/>
+                <w:b w:val="0"/>
+                <w:sz w:val="19"/>
+              </w:rPr>
+              <w:t>Standard cells</w:t>
+            </w:r>
+          </w:p>
+        </w:tc>
+        <w:tc>
+          <w:tcPr>
+            <w:tcW w:type="dxa" w:w="2415"/>
+          </w:tcPr>
+          <w:p>
+            <w:pPr>
+              <w:spacing w:after="0" w:before="0"/>
+              <w:jc w:val="right"/>
+            </w:pPr>
+            <w:r>
+              <w:rPr>
+                <w:rFonts w:ascii="Arial" w:hAnsi="Arial"/>
+                <w:b w:val="0"/>
+                <w:sz w:val="19"/>
+              </w:rPr>
+              <w:t>4,321</w:t>
+            </w:r>
+          </w:p>
+        </w:tc>
+        <w:tc>
+          <w:tcPr>
+            <w:tcW w:type="dxa" w:w="3774"/>
+          </w:tcPr>
+          <w:p>
+            <w:pPr>
+              <w:spacing w:after="0" w:before="0"/>
+            </w:pPr>
+            <w:r>
+              <w:rPr>
+                <w:rFonts w:ascii="Arial" w:hAnsi="Arial"/>
+                <w:b w:val="0"/>
+                <w:sz w:val="19"/>
+              </w:rPr>
+              <w:t>44_summary.rpt</w:t>
+            </w:r>
+          </w:p>
+        </w:tc>
+      </w:tr>
+      <w:tr>
+        <w:trPr>
+          <w:cantSplit/>
+        </w:trPr>
+        <w:tc>
+          <w:tcPr>
+            <w:tcW w:type="dxa" w:w="3170"/>
+            <w:shd w:val="clear" w:color="auto" w:fill="F1ECFB"/>
+          </w:tcPr>
+          <w:p>
+            <w:pPr>
+              <w:spacing w:after="0" w:before="0"/>
+            </w:pPr>
+            <w:r>
+              <w:rPr>
+                <w:rFonts w:ascii="Arial" w:hAnsi="Arial"/>
+                <w:b w:val="0"/>
+                <w:sz w:val="19"/>
+              </w:rPr>
+              <w:t>Filler cells</w:t>
+            </w:r>
+          </w:p>
+        </w:tc>
+        <w:tc>
+          <w:tcPr>
+            <w:tcW w:type="dxa" w:w="2415"/>
+            <w:shd w:val="clear" w:color="auto" w:fill="F1ECFB"/>
+          </w:tcPr>
+          <w:p>
+            <w:pPr>
+              <w:spacing w:after="0" w:before="0"/>
+              <w:jc w:val="right"/>
+            </w:pPr>
+            <w:r>
+              <w:rPr>
+                <w:rFonts w:ascii="Arial" w:hAnsi="Arial"/>
+                <w:b w:val="0"/>
+                <w:sz w:val="19"/>
+              </w:rPr>
+              <w:t>7,236</w:t>
+            </w:r>
+          </w:p>
+        </w:tc>
+        <w:tc>
+          <w:tcPr>
+            <w:tcW w:type="dxa" w:w="3774"/>
+            <w:shd w:val="clear" w:color="auto" w:fill="F1ECFB"/>
+          </w:tcPr>
+          <w:p>
+            <w:pPr>
+              <w:spacing w:after="0" w:before="0"/>
+            </w:pPr>
+            <w:r>
+              <w:rPr>
+                <w:rFonts w:ascii="Arial" w:hAnsi="Arial"/>
+                <w:b w:val="0"/>
+                <w:sz w:val="19"/>
+              </w:rPr>
+              <w:t>44_summary.rpt</w:t>
+            </w:r>
+          </w:p>
+        </w:tc>
+      </w:tr>
+      <w:tr>
+        <w:trPr>
+          <w:cantSplit/>
+        </w:trPr>
+        <w:tc>
+          <w:tcPr>
+            <w:tcW w:type="dxa" w:w="3170"/>
+          </w:tcPr>
+          <w:p>
+            <w:pPr>
+              <w:spacing w:after="0" w:before="0"/>
+            </w:pPr>
+            <w:r>
+              <w:rPr>
+                <w:rFonts w:ascii="Arial" w:hAnsi="Arial"/>
+                <w:b w:val="0"/>
+                <w:sz w:val="19"/>
+              </w:rPr>
+              <w:t>Flip-flops</w:t>
+            </w:r>
+          </w:p>
+        </w:tc>
+        <w:tc>
+          <w:tcPr>
+            <w:tcW w:type="dxa" w:w="2415"/>
+          </w:tcPr>
+          <w:p>
+            <w:pPr>
+              <w:spacing w:after="0" w:before="0"/>
+              <w:jc w:val="right"/>
+            </w:pPr>
+            <w:r>
+              <w:rPr>
+                <w:rFonts w:ascii="Arial" w:hAnsi="Arial"/>
+                <w:b w:val="0"/>
+                <w:sz w:val="19"/>
+              </w:rPr>
+              <w:t>1,347</w:t>
+            </w:r>
+          </w:p>
+        </w:tc>
+        <w:tc>
+          <w:tcPr>
+            <w:tcW w:type="dxa" w:w="3774"/>
+          </w:tcPr>
+          <w:p>
+            <w:pPr>
+              <w:spacing w:after="0" w:before="0"/>
+            </w:pPr>
+            <w:r>
+              <w:rPr>
+                <w:rFonts w:ascii="Arial" w:hAnsi="Arial"/>
+                <w:b w:val="0"/>
+                <w:sz w:val="19"/>
+              </w:rPr>
+              <w:t>44_summary.rpt</w:t>
+            </w:r>
+          </w:p>
+        </w:tc>
+      </w:tr>
+      <w:tr>
+        <w:trPr>
+          <w:cantSplit/>
+        </w:trPr>
+        <w:tc>
+          <w:tcPr>
+            <w:tcW w:type="dxa" w:w="3170"/>
+            <w:shd w:val="clear" w:color="auto" w:fill="F1ECFB"/>
+          </w:tcPr>
+          <w:p>
+            <w:pPr>
+              <w:spacing w:after="0" w:before="0"/>
+            </w:pPr>
+            <w:r>
+              <w:rPr>
+                <w:rFonts w:ascii="Arial" w:hAnsi="Arial"/>
+                <w:b w:val="0"/>
+                <w:sz w:val="19"/>
+              </w:rPr>
+              <w:t>Logic area</w:t>
+            </w:r>
+          </w:p>
+        </w:tc>
+        <w:tc>
+          <w:tcPr>
+            <w:tcW w:type="dxa" w:w="2415"/>
+            <w:shd w:val="clear" w:color="auto" w:fill="F1ECFB"/>
+          </w:tcPr>
+          <w:p>
+            <w:pPr>
+              <w:spacing w:after="0" w:before="0"/>
+              <w:jc w:val="right"/>
+            </w:pPr>
+            <w:r>
+              <w:rPr>
+                <w:rFonts w:ascii="Arial" w:hAnsi="Arial"/>
+                <w:b w:val="0"/>
+                <w:sz w:val="19"/>
+              </w:rPr>
+              <w:t>11909.6 um2</w:t>
+            </w:r>
+          </w:p>
+        </w:tc>
+        <w:tc>
+          <w:tcPr>
+            <w:tcW w:type="dxa" w:w="3774"/>
+            <w:shd w:val="clear" w:color="auto" w:fill="F1ECFB"/>
+          </w:tcPr>
+          <w:p>
+            <w:pPr>
+              <w:spacing w:after="0" w:before="0"/>
+            </w:pPr>
+            <w:r>
+              <w:rPr>
+                <w:rFonts w:ascii="Arial" w:hAnsi="Arial"/>
+                <w:b w:val="0"/>
+                <w:sz w:val="19"/>
+              </w:rPr>
+              <w:t>44_summary.rpt</w:t>
+            </w:r>
+          </w:p>
+        </w:tc>
+      </w:tr>
+      <w:tr>
+        <w:trPr>
+          <w:cantSplit/>
+        </w:trPr>
+        <w:tc>
+          <w:tcPr>
+            <w:tcW w:type="dxa" w:w="3170"/>
+          </w:tcPr>
+          <w:p>
+            <w:pPr>
+              <w:spacing w:after="0" w:before="0"/>
+            </w:pPr>
+            <w:r>
+              <w:rPr>
+                <w:rFonts w:ascii="Arial" w:hAnsi="Arial"/>
+                <w:b w:val="0"/>
+                <w:sz w:val="19"/>
+              </w:rPr>
+              <w:t>Core area</w:t>
+            </w:r>
+          </w:p>
+        </w:tc>
+        <w:tc>
+          <w:tcPr>
+            <w:tcW w:type="dxa" w:w="2415"/>
+          </w:tcPr>
+          <w:p>
+            <w:pPr>
+              <w:spacing w:after="0" w:before="0"/>
+              <w:jc w:val="right"/>
+            </w:pPr>
+            <w:r>
+              <w:rPr>
+                <w:rFonts w:ascii="Arial" w:hAnsi="Arial"/>
+                <w:b w:val="0"/>
+                <w:sz w:val="19"/>
+              </w:rPr>
+              <w:t>17094.0 um2</w:t>
+            </w:r>
+          </w:p>
+        </w:tc>
+        <w:tc>
+          <w:tcPr>
+            <w:tcW w:type="dxa" w:w="3774"/>
+          </w:tcPr>
+          <w:p>
+            <w:pPr>
+              <w:spacing w:after="0" w:before="0"/>
+            </w:pPr>
+            <w:r>
+              <w:rPr>
+                <w:rFonts w:ascii="Arial" w:hAnsi="Arial"/>
+                <w:b w:val="0"/>
+                <w:sz w:val="19"/>
+              </w:rPr>
+              <w:t>44_summary.rpt</w:t>
+            </w:r>
+          </w:p>
+        </w:tc>
+      </w:tr>
+      <w:tr>
+        <w:trPr>
+          <w:cantSplit/>
+        </w:trPr>
+        <w:tc>
+          <w:tcPr>
+            <w:tcW w:type="dxa" w:w="3170"/>
+            <w:shd w:val="clear" w:color="auto" w:fill="F1ECFB"/>
+          </w:tcPr>
+          <w:p>
+            <w:pPr>
+              <w:spacing w:after="0" w:before="0"/>
+            </w:pPr>
+            <w:r>
+              <w:rPr>
+                <w:rFonts w:ascii="Arial" w:hAnsi="Arial"/>
+                <w:b w:val="0"/>
+                <w:sz w:val="19"/>
+              </w:rPr>
+              <w:t>Core density</w:t>
+            </w:r>
+          </w:p>
+        </w:tc>
+        <w:tc>
+          <w:tcPr>
+            <w:tcW w:type="dxa" w:w="2415"/>
+            <w:shd w:val="clear" w:color="auto" w:fill="F1ECFB"/>
+          </w:tcPr>
+          <w:p>
+            <w:pPr>
+              <w:spacing w:after="0" w:before="0"/>
+              <w:jc w:val="right"/>
+            </w:pPr>
+            <w:r>
+              <w:rPr>
+                <w:rFonts w:ascii="Arial" w:hAnsi="Arial"/>
+                <w:b w:val="0"/>
+                <w:sz w:val="19"/>
+              </w:rPr>
+              <w:t>69.7 %</w:t>
+            </w:r>
+          </w:p>
+        </w:tc>
+        <w:tc>
+          <w:tcPr>
+            <w:tcW w:type="dxa" w:w="3774"/>
+            <w:shd w:val="clear" w:color="auto" w:fill="F1ECFB"/>
+          </w:tcPr>
+          <w:p>
+            <w:pPr>
+              <w:spacing w:after="0" w:before="0"/>
+            </w:pPr>
+            <w:r>
+              <w:rPr>
+                <w:rFonts w:ascii="Arial" w:hAnsi="Arial"/>
+                <w:b w:val="0"/>
+                <w:sz w:val="19"/>
+              </w:rPr>
+              <w:t>44_summary.rpt</w:t>
+            </w:r>
+          </w:p>
+        </w:tc>
+      </w:tr>
+      <w:tr>
+        <w:trPr>
+          <w:cantSplit/>
+        </w:trPr>
+        <w:tc>
+          <w:tcPr>
+            <w:tcW w:type="dxa" w:w="3170"/>
+          </w:tcPr>
+          <w:p>
+            <w:pPr>
+              <w:spacing w:after="0" w:before="0"/>
+            </w:pPr>
+            <w:r>
+              <w:rPr>
+                <w:rFonts w:ascii="Arial" w:hAnsi="Arial"/>
+                <w:b w:val="0"/>
+                <w:sz w:val="19"/>
+              </w:rPr>
+              <w:t>Total wire length</w:t>
+            </w:r>
+          </w:p>
+        </w:tc>
+        <w:tc>
+          <w:tcPr>
+            <w:tcW w:type="dxa" w:w="2415"/>
+          </w:tcPr>
+          <w:p>
+            <w:pPr>
+              <w:spacing w:after="0" w:before="0"/>
+              <w:jc w:val="right"/>
+            </w:pPr>
+            <w:r>
+              <w:rPr>
+                <w:rFonts w:ascii="Arial" w:hAnsi="Arial"/>
+                <w:b w:val="0"/>
+                <w:sz w:val="19"/>
+              </w:rPr>
+              <w:t>79,481 um</w:t>
+            </w:r>
+          </w:p>
+        </w:tc>
+        <w:tc>
+          <w:tcPr>
+            <w:tcW w:type="dxa" w:w="3774"/>
+          </w:tcPr>
+          <w:p>
+            <w:pPr>
+              <w:spacing w:after="0" w:before="0"/>
+            </w:pPr>
+            <w:r>
+              <w:rPr>
+                <w:rFonts w:ascii="Arial" w:hAnsi="Arial"/>
+                <w:b w:val="0"/>
+                <w:sz w:val="19"/>
+              </w:rPr>
+              <w:t>44_summary.rpt</w:t>
+            </w:r>
+          </w:p>
+        </w:tc>
+      </w:tr>
+    </w:tbl>
+    <w:p>
+      <w:pPr>
+        <w:pStyle w:val="Caption"/>
+      </w:pPr>
+      <w:r>
+        <w:t>Table 1: Signoff numbers, parsed directly from the run's own reports. Every figure in this document is read from the files named in the third column.</w:t>
+      </w:r>
+    </w:p>
+    <w:p>
+      <w:pPr>
+        <w:pStyle w:val="Heading1"/>
+      </w:pPr>
+      <w:r>
+        <w:t>2.  The Implementation Flow</w:t>
+      </w:r>
+    </w:p>
+    <w:p>
+      <w:r>
+        <w:t>Synthesis turns Verilog into a netlist: a flat list of logic gates and the wires between them, carrying no physical meaning whatsoever. Place and route turns that list into geometry, deciding where every gate physically sits and what copper connects them. The stages below run in order, and the design is written to disk after each one so a late failure never costs the earlier work.</w:t>
+      </w:r>
+    </w:p>
+    <w:p>
+      <w:pPr>
+        <w:pStyle w:val="Heading2"/>
+      </w:pPr>
+      <w:r>
+        <w:t>2.1  Stages</w:t>
+      </w:r>
+    </w:p>
+    <w:tbl>
+      <w:tblPr>
+        <w:tblW w:type="auto" w:w="0"/>
+        <w:jc w:val="left"/>
+        <w:tblLayout w:type="fixed"/>
+        <w:tblLook w:firstColumn="1" w:firstRow="1" w:lastColumn="0" w:lastRow="0" w:noHBand="0" w:noVBand="1" w:val="04A0"/>
+        <w:tblBorders>
+          <w:top w:val="single" w:sz="4" w:space="0" w:color="CCCCCC"/>
+          <w:left w:val="single" w:sz="4" w:space="0" w:color="CCCCCC"/>
+          <w:bottom w:val="single" w:sz="4" w:space="0" w:color="CCCCCC"/>
+          <w:right w:val="single" w:sz="4" w:space="0" w:color="CCCCCC"/>
+          <w:insideH w:val="single" w:sz="4" w:space="0" w:color="CCCCCC"/>
+          <w:insideV w:val="single" w:sz="4" w:space="0" w:color="CCCCCC"/>
+        </w:tblBorders>
+        <w:tblCellMar>
+          <w:top w:w="60" w:type="dxa"/>
+          <w:left w:w="120" w:type="dxa"/>
+          <w:bottom w:w="60" w:type="dxa"/>
+          <w:right w:w="120" w:type="dxa"/>
+        </w:tblCellMar>
+      </w:tblPr>
+      <w:tblGrid>
+        <w:gridCol w:w="3120"/>
+        <w:gridCol w:w="3120"/>
+        <w:gridCol w:w="3120"/>
+      </w:tblGrid>
+      <w:tr>
+        <w:trPr>
+          <w:tblHeader w:val="true"/>
+          <w:cantSplit/>
+        </w:trPr>
+        <w:tc>
+          <w:tcPr>
+            <w:tcW w:type="dxa" w:w="906"/>
+            <w:shd w:val="clear" w:color="auto" w:fill="DED2F6"/>
+            <w:vAlign w:val="center"/>
+          </w:tcPr>
+          <w:p>
+            <w:pPr>
+              <w:spacing w:after="0" w:before="0"/>
+              <w:jc w:val="right"/>
+            </w:pPr>
+            <w:r>
+              <w:rPr>
+                <w:rFonts w:ascii="Arial" w:hAnsi="Arial"/>
+                <w:b/>
+                <w:sz w:val="19"/>
               </w:rPr>
               <w:t>Stage</w:t>
             </w:r>
@@ -1040,19 +1103,19 @@
         </w:tc>
         <w:tc>
           <w:tcPr>
-            <w:tcW w:type="dxa" w:w="2736"/>
-            <w:shd w:val="clear" w:color="auto" w:fill="E3E7EC"/>
+            <w:tcW w:type="dxa" w:w="2868"/>
+            <w:shd w:val="clear" w:color="auto" w:fill="DED2F6"/>
+            <w:vAlign w:val="center"/>
           </w:tcPr>
           <w:p>
             <w:pPr>
-              <w:spacing w:after="40" w:before="40"/>
+              <w:spacing w:after="0" w:before="0"/>
             </w:pPr>
             <w:r>
               <w:rPr>
-                <w:rFonts w:ascii="Consolas" w:hAnsi="Consolas"/>
+                <w:rFonts w:ascii="Arial" w:hAnsi="Arial"/>
                 <w:b/>
-                <w:color w:val="434C57"/>
-                <w:sz w:val="16"/>
+                <w:sz w:val="19"/>
               </w:rPr>
               <w:t>Command</w:t>
             </w:r>
@@ -1060,19 +1123,19 @@
         </w:tc>
         <w:tc>
           <w:tcPr>
-            <w:tcW w:type="dxa" w:w="5472"/>
-            <w:shd w:val="clear" w:color="auto" w:fill="E3E7EC"/>
+            <w:tcW w:type="dxa" w:w="5586"/>
+            <w:shd w:val="clear" w:color="auto" w:fill="DED2F6"/>
+            <w:vAlign w:val="center"/>
           </w:tcPr>
           <w:p>
             <w:pPr>
-              <w:spacing w:after="40" w:before="40"/>
+              <w:spacing w:after="0" w:before="0"/>
             </w:pPr>
             <w:r>
               <w:rPr>
-                <w:rFonts w:ascii="Consolas" w:hAnsi="Consolas"/>
+                <w:rFonts w:ascii="Arial" w:hAnsi="Arial"/>
                 <w:b/>
-                <w:color w:val="434C57"/>
-                <w:sz w:val="16"/>
+                <w:sz w:val="19"/>
               </w:rPr>
               <w:t>What it produces</w:t>
             </w:r>
@@ -1080,20 +1143,23 @@
         </w:tc>
       </w:tr>
       <w:tr>
+        <w:trPr>
+          <w:cantSplit/>
+        </w:trPr>
         <w:tc>
           <w:tcPr>
-            <w:tcW w:type="dxa" w:w="720"/>
+            <w:tcW w:type="dxa" w:w="906"/>
           </w:tcPr>
           <w:p>
             <w:pPr>
-              <w:spacing w:after="40" w:before="40"/>
+              <w:spacing w:after="0" w:before="0"/>
               <w:jc w:val="right"/>
             </w:pPr>
             <w:r>
               <w:rPr>
-                <w:rFonts w:ascii="Consolas" w:hAnsi="Consolas"/>
+                <w:rFonts w:ascii="Arial" w:hAnsi="Arial"/>
                 <w:b w:val="0"/>
-                <w:sz w:val="17"/>
+                <w:sz w:val="19"/>
               </w:rPr>
               <w:t>1</w:t>
             </w:r>
@@ -1101,16 +1167,17 @@
         </w:tc>
         <w:tc>
           <w:tcPr>
-            <w:tcW w:type="dxa" w:w="2736"/>
+            <w:tcW w:type="dxa" w:w="2868"/>
           </w:tcPr>
           <w:p>
             <w:pPr>
-              <w:spacing w:after="40" w:before="40"/>
+              <w:spacing w:after="0" w:before="0"/>
             </w:pPr>
             <w:r>
               <w:rPr>
+                <w:rFonts w:ascii="Arial" w:hAnsi="Arial"/>
                 <w:b w:val="0"/>
-                <w:sz w:val="18"/>
+                <w:sz w:val="19"/>
               </w:rPr>
               <w:t>floorPlan</w:t>
             </w:r>
@@ -1118,16 +1185,17 @@
         </w:tc>
         <w:tc>
           <w:tcPr>
-            <w:tcW w:type="dxa" w:w="5472"/>
+            <w:tcW w:type="dxa" w:w="5586"/>
           </w:tcPr>
           <w:p>
             <w:pPr>
-              <w:spacing w:after="40" w:before="40"/>
+              <w:spacing w:after="0" w:before="0"/>
             </w:pPr>
             <w:r>
               <w:rPr>
+                <w:rFonts w:ascii="Arial" w:hAnsi="Arial"/>
                 <w:b w:val="0"/>
-                <w:sz w:val="18"/>
+                <w:sz w:val="19"/>
               </w:rPr>
               <w:t>A core box solved from a density target, not a fixed size</w:t>
             </w:r>
@@ -1135,21 +1203,24 @@
         </w:tc>
       </w:tr>
       <w:tr>
+        <w:trPr>
+          <w:cantSplit/>
+        </w:trPr>
         <w:tc>
           <w:tcPr>
-            <w:tcW w:type="dxa" w:w="720"/>
-            <w:shd w:val="clear" w:color="auto" w:fill="F7F9FA"/>
+            <w:tcW w:type="dxa" w:w="906"/>
+            <w:shd w:val="clear" w:color="auto" w:fill="F1ECFB"/>
           </w:tcPr>
           <w:p>
             <w:pPr>
-              <w:spacing w:after="40" w:before="40"/>
+              <w:spacing w:after="0" w:before="0"/>
               <w:jc w:val="right"/>
             </w:pPr>
             <w:r>
               <w:rPr>
-                <w:rFonts w:ascii="Consolas" w:hAnsi="Consolas"/>
+                <w:rFonts w:ascii="Arial" w:hAnsi="Arial"/>
                 <w:b w:val="0"/>
-                <w:sz w:val="17"/>
+                <w:sz w:val="19"/>
               </w:rPr>
               <w:t>2</w:t>
             </w:r>
@@ -1157,17 +1228,18 @@
         </w:tc>
         <w:tc>
           <w:tcPr>
-            <w:tcW w:type="dxa" w:w="2736"/>
-            <w:shd w:val="clear" w:color="auto" w:fill="F7F9FA"/>
+            <w:tcW w:type="dxa" w:w="2868"/>
+            <w:shd w:val="clear" w:color="auto" w:fill="F1ECFB"/>
           </w:tcPr>
           <w:p>
             <w:pPr>
-              <w:spacing w:after="40" w:before="40"/>
+              <w:spacing w:after="0" w:before="0"/>
             </w:pPr>
             <w:r>
               <w:rPr>
+                <w:rFonts w:ascii="Arial" w:hAnsi="Arial"/>
                 <w:b w:val="0"/>
-                <w:sz w:val="18"/>
+                <w:sz w:val="19"/>
               </w:rPr>
               <w:t>addRing, addStripe, sroute</w:t>
             </w:r>
@@ -1175,17 +1247,18 @@
         </w:tc>
         <w:tc>
           <w:tcPr>
-            <w:tcW w:type="dxa" w:w="5472"/>
-            <w:shd w:val="clear" w:color="auto" w:fill="F7F9FA"/>
+            <w:tcW w:type="dxa" w:w="5586"/>
+            <w:shd w:val="clear" w:color="auto" w:fill="F1ECFB"/>
           </w:tcPr>
           <w:p>
             <w:pPr>
-              <w:spacing w:after="40" w:before="40"/>
+              <w:spacing w:after="0" w:before="0"/>
             </w:pPr>
             <w:r>
               <w:rPr>
+                <w:rFonts w:ascii="Arial" w:hAnsi="Arial"/>
                 <w:b w:val="0"/>
-                <w:sz w:val="18"/>
+                <w:sz w:val="19"/>
               </w:rPr>
               <w:t>A power grid, which the netlist never mentions</w:t>
             </w:r>
@@ -1193,20 +1266,23 @@
         </w:tc>
       </w:tr>
       <w:tr>
+        <w:trPr>
+          <w:cantSplit/>
+        </w:trPr>
         <w:tc>
           <w:tcPr>
-            <w:tcW w:type="dxa" w:w="720"/>
+            <w:tcW w:type="dxa" w:w="906"/>
           </w:tcPr>
           <w:p>
             <w:pPr>
-              <w:spacing w:after="40" w:before="40"/>
+              <w:spacing w:after="0" w:before="0"/>
               <w:jc w:val="right"/>
             </w:pPr>
             <w:r>
               <w:rPr>
-                <w:rFonts w:ascii="Consolas" w:hAnsi="Consolas"/>
+                <w:rFonts w:ascii="Arial" w:hAnsi="Arial"/>
                 <w:b w:val="0"/>
-                <w:sz w:val="17"/>
+                <w:sz w:val="19"/>
               </w:rPr>
               <w:t>3</w:t>
             </w:r>
@@ -1214,16 +1290,17 @@
         </w:tc>
         <w:tc>
           <w:tcPr>
-            <w:tcW w:type="dxa" w:w="2736"/>
+            <w:tcW w:type="dxa" w:w="2868"/>
           </w:tcPr>
           <w:p>
             <w:pPr>
-              <w:spacing w:after="40" w:before="40"/>
+              <w:spacing w:after="0" w:before="0"/>
             </w:pPr>
             <w:r>
               <w:rPr>
+                <w:rFonts w:ascii="Arial" w:hAnsi="Arial"/>
                 <w:b w:val="0"/>
-                <w:sz w:val="18"/>
+                <w:sz w:val="19"/>
               </w:rPr>
               <w:t>place_opt_design</w:t>
             </w:r>
@@ -1231,16 +1308,17 @@
         </w:tc>
         <w:tc>
           <w:tcPr>
-            <w:tcW w:type="dxa" w:w="5472"/>
+            <w:tcW w:type="dxa" w:w="5586"/>
           </w:tcPr>
           <w:p>
             <w:pPr>
-              <w:spacing w:after="40" w:before="40"/>
+              <w:spacing w:after="0" w:before="0"/>
             </w:pPr>
             <w:r>
               <w:rPr>
+                <w:rFonts w:ascii="Arial" w:hAnsi="Arial"/>
                 <w:b w:val="0"/>
-                <w:sz w:val="18"/>
+                <w:sz w:val="19"/>
               </w:rPr>
               <w:t>Coordinates, plus logic restructuring to meet timing there</w:t>
             </w:r>
@@ -1248,21 +1326,24 @@
         </w:tc>
       </w:tr>
       <w:tr>
+        <w:trPr>
+          <w:cantSplit/>
+        </w:trPr>
         <w:tc>
           <w:tcPr>
-            <w:tcW w:type="dxa" w:w="720"/>
-            <w:shd w:val="clear" w:color="auto" w:fill="F7F9FA"/>
+            <w:tcW w:type="dxa" w:w="906"/>
+            <w:shd w:val="clear" w:color="auto" w:fill="F1ECFB"/>
           </w:tcPr>
           <w:p>
             <w:pPr>
-              <w:spacing w:after="40" w:before="40"/>
+              <w:spacing w:after="0" w:before="0"/>
               <w:jc w:val="right"/>
             </w:pPr>
             <w:r>
               <w:rPr>
-                <w:rFonts w:ascii="Consolas" w:hAnsi="Consolas"/>
+                <w:rFonts w:ascii="Arial" w:hAnsi="Arial"/>
                 <w:b w:val="0"/>
-                <w:sz w:val="17"/>
+                <w:sz w:val="19"/>
               </w:rPr>
               <w:t>4</w:t>
             </w:r>
@@ -1270,17 +1351,18 @@
         </w:tc>
         <w:tc>
           <w:tcPr>
-            <w:tcW w:type="dxa" w:w="2736"/>
-            <w:shd w:val="clear" w:color="auto" w:fill="F7F9FA"/>
+            <w:tcW w:type="dxa" w:w="2868"/>
+            <w:shd w:val="clear" w:color="auto" w:fill="F1ECFB"/>
           </w:tcPr>
           <w:p>
             <w:pPr>
-              <w:spacing w:after="40" w:before="40"/>
+              <w:spacing w:after="0" w:before="0"/>
             </w:pPr>
             <w:r>
               <w:rPr>
+                <w:rFonts w:ascii="Arial" w:hAnsi="Arial"/>
                 <w:b w:val="0"/>
-                <w:sz w:val="18"/>
+                <w:sz w:val="19"/>
               </w:rPr>
               <w:t>clock_opt_design</w:t>
             </w:r>
@@ -1288,17 +1370,18 @@
         </w:tc>
         <w:tc>
           <w:tcPr>
-            <w:tcW w:type="dxa" w:w="5472"/>
-            <w:shd w:val="clear" w:color="auto" w:fill="F7F9FA"/>
+            <w:tcW w:type="dxa" w:w="5586"/>
+            <w:shd w:val="clear" w:color="auto" w:fill="F1ECFB"/>
           </w:tcPr>
           <w:p>
             <w:pPr>
-              <w:spacing w:after="40" w:before="40"/>
+              <w:spacing w:after="0" w:before="0"/>
             </w:pPr>
             <w:r>
               <w:rPr>
+                <w:rFonts w:ascii="Arial" w:hAnsi="Arial"/>
                 <w:b w:val="0"/>
-                <w:sz w:val="18"/>
+                <w:sz w:val="19"/>
               </w:rPr>
               <w:t>A real buffered clock tree, replacing the ideal clock</w:t>
             </w:r>
@@ -1306,20 +1389,23 @@
         </w:tc>
       </w:tr>
       <w:tr>
+        <w:trPr>
+          <w:cantSplit/>
+        </w:trPr>
         <w:tc>
           <w:tcPr>
-            <w:tcW w:type="dxa" w:w="720"/>
+            <w:tcW w:type="dxa" w:w="906"/>
           </w:tcPr>
           <w:p>
             <w:pPr>
-              <w:spacing w:after="40" w:before="40"/>
+              <w:spacing w:after="0" w:before="0"/>
               <w:jc w:val="right"/>
             </w:pPr>
             <w:r>
               <w:rPr>
-                <w:rFonts w:ascii="Consolas" w:hAnsi="Consolas"/>
+                <w:rFonts w:ascii="Arial" w:hAnsi="Arial"/>
                 <w:b w:val="0"/>
-                <w:sz w:val="17"/>
+                <w:sz w:val="19"/>
               </w:rPr>
               <w:t>5</w:t>
             </w:r>
@@ -1327,16 +1413,17 @@
         </w:tc>
         <w:tc>
           <w:tcPr>
-            <w:tcW w:type="dxa" w:w="2736"/>
+            <w:tcW w:type="dxa" w:w="2868"/>
           </w:tcPr>
           <w:p>
             <w:pPr>
-              <w:spacing w:after="40" w:before="40"/>
+              <w:spacing w:after="0" w:before="0"/>
             </w:pPr>
             <w:r>
               <w:rPr>
+                <w:rFonts w:ascii="Arial" w:hAnsi="Arial"/>
                 <w:b w:val="0"/>
-                <w:sz w:val="18"/>
+                <w:sz w:val="19"/>
               </w:rPr>
               <w:t>addFiller</w:t>
             </w:r>
@@ -1344,16 +1431,17 @@
         </w:tc>
         <w:tc>
           <w:tcPr>
-            <w:tcW w:type="dxa" w:w="5472"/>
+            <w:tcW w:type="dxa" w:w="5586"/>
           </w:tcPr>
           <w:p>
             <w:pPr>
-              <w:spacing w:after="40" w:before="40"/>
+              <w:spacing w:after="0" w:before="0"/>
             </w:pPr>
             <w:r>
               <w:rPr>
+                <w:rFonts w:ascii="Arial" w:hAnsi="Arial"/>
                 <w:b w:val="0"/>
-                <w:sz w:val="18"/>
+                <w:sz w:val="19"/>
               </w:rPr>
               <w:t>Continuous power rails and wells across every row</w:t>
             </w:r>
@@ -1361,21 +1449,24 @@
         </w:tc>
       </w:tr>
       <w:tr>
+        <w:trPr>
+          <w:cantSplit/>
+        </w:trPr>
         <w:tc>
           <w:tcPr>
-            <w:tcW w:type="dxa" w:w="720"/>
-            <w:shd w:val="clear" w:color="auto" w:fill="F7F9FA"/>
+            <w:tcW w:type="dxa" w:w="906"/>
+            <w:shd w:val="clear" w:color="auto" w:fill="F1ECFB"/>
           </w:tcPr>
           <w:p>
             <w:pPr>
-              <w:spacing w:after="40" w:before="40"/>
+              <w:spacing w:after="0" w:before="0"/>
               <w:jc w:val="right"/>
             </w:pPr>
             <w:r>
               <w:rPr>
-                <w:rFonts w:ascii="Consolas" w:hAnsi="Consolas"/>
+                <w:rFonts w:ascii="Arial" w:hAnsi="Arial"/>
                 <w:b w:val="0"/>
-                <w:sz w:val="17"/>
+                <w:sz w:val="19"/>
               </w:rPr>
               <w:t>6</w:t>
             </w:r>
@@ -1383,17 +1474,18 @@
         </w:tc>
         <w:tc>
           <w:tcPr>
-            <w:tcW w:type="dxa" w:w="2736"/>
-            <w:shd w:val="clear" w:color="auto" w:fill="F7F9FA"/>
+            <w:tcW w:type="dxa" w:w="2868"/>
+            <w:shd w:val="clear" w:color="auto" w:fill="F1ECFB"/>
           </w:tcPr>
           <w:p>
             <w:pPr>
-              <w:spacing w:after="40" w:before="40"/>
+              <w:spacing w:after="0" w:before="0"/>
             </w:pPr>
             <w:r>
               <w:rPr>
+                <w:rFonts w:ascii="Arial" w:hAnsi="Arial"/>
                 <w:b w:val="0"/>
-                <w:sz w:val="18"/>
+                <w:sz w:val="19"/>
               </w:rPr>
               <w:t>route_opt_design</w:t>
             </w:r>
@@ -1401,17 +1493,18 @@
         </w:tc>
         <w:tc>
           <w:tcPr>
-            <w:tcW w:type="dxa" w:w="5472"/>
-            <w:shd w:val="clear" w:color="auto" w:fill="F7F9FA"/>
+            <w:tcW w:type="dxa" w:w="5586"/>
+            <w:shd w:val="clear" w:color="auto" w:fill="F1ECFB"/>
           </w:tcPr>
           <w:p>
             <w:pPr>
-              <w:spacing w:after="40" w:before="40"/>
+              <w:spacing w:after="0" w:before="0"/>
             </w:pPr>
             <w:r>
               <w:rPr>
+                <w:rFonts w:ascii="Arial" w:hAnsi="Arial"/>
                 <w:b w:val="0"/>
-                <w:sz w:val="18"/>
+                <w:sz w:val="19"/>
               </w:rPr>
               <w:t>Copper, then re-optimisation against extracted parasitics</w:t>
             </w:r>
@@ -1419,20 +1512,23 @@
         </w:tc>
       </w:tr>
       <w:tr>
+        <w:trPr>
+          <w:cantSplit/>
+        </w:trPr>
         <w:tc>
           <w:tcPr>
-            <w:tcW w:type="dxa" w:w="720"/>
+            <w:tcW w:type="dxa" w:w="906"/>
           </w:tcPr>
           <w:p>
             <w:pPr>
-              <w:spacing w:after="40" w:before="40"/>
+              <w:spacing w:after="0" w:before="0"/>
               <w:jc w:val="right"/>
             </w:pPr>
             <w:r>
               <w:rPr>
-                <w:rFonts w:ascii="Consolas" w:hAnsi="Consolas"/>
+                <w:rFonts w:ascii="Arial" w:hAnsi="Arial"/>
                 <w:b w:val="0"/>
-                <w:sz w:val="17"/>
+                <w:sz w:val="19"/>
               </w:rPr>
               <w:t>7</w:t>
             </w:r>
@@ -1440,16 +1536,17 @@
         </w:tc>
         <w:tc>
           <w:tcPr>
-            <w:tcW w:type="dxa" w:w="2736"/>
+            <w:tcW w:type="dxa" w:w="2868"/>
           </w:tcPr>
           <w:p>
             <w:pPr>
-              <w:spacing w:after="40" w:before="40"/>
+              <w:spacing w:after="0" w:before="0"/>
             </w:pPr>
             <w:r>
               <w:rPr>
+                <w:rFonts w:ascii="Arial" w:hAnsi="Arial"/>
                 <w:b w:val="0"/>
-                <w:sz w:val="18"/>
+                <w:sz w:val="19"/>
               </w:rPr>
               <w:t>verify_drc</w:t>
             </w:r>
@@ -1457,16 +1554,17 @@
         </w:tc>
         <w:tc>
           <w:tcPr>
-            <w:tcW w:type="dxa" w:w="5472"/>
+            <w:tcW w:type="dxa" w:w="5586"/>
           </w:tcPr>
           <w:p>
             <w:pPr>
-              <w:spacing w:after="40" w:before="40"/>
+              <w:spacing w:after="0" w:before="0"/>
             </w:pPr>
             <w:r>
               <w:rPr>
+                <w:rFonts w:ascii="Arial" w:hAnsi="Arial"/>
                 <w:b w:val="0"/>
-                <w:sz w:val="18"/>
+                <w:sz w:val="19"/>
               </w:rPr>
               <w:t>A check that the geometry obeys the routing rules</w:t>
             </w:r>
@@ -1474,21 +1572,24 @@
         </w:tc>
       </w:tr>
       <w:tr>
+        <w:trPr>
+          <w:cantSplit/>
+        </w:trPr>
         <w:tc>
           <w:tcPr>
-            <w:tcW w:type="dxa" w:w="720"/>
-            <w:shd w:val="clear" w:color="auto" w:fill="F7F9FA"/>
+            <w:tcW w:type="dxa" w:w="906"/>
+            <w:shd w:val="clear" w:color="auto" w:fill="F1ECFB"/>
           </w:tcPr>
           <w:p>
             <w:pPr>
-              <w:spacing w:after="40" w:before="40"/>
+              <w:spacing w:after="0" w:before="0"/>
               <w:jc w:val="right"/>
             </w:pPr>
             <w:r>
               <w:rPr>
-                <w:rFonts w:ascii="Consolas" w:hAnsi="Consolas"/>
+                <w:rFonts w:ascii="Arial" w:hAnsi="Arial"/>
                 <w:b w:val="0"/>
-                <w:sz w:val="17"/>
+                <w:sz w:val="19"/>
               </w:rPr>
               <w:t>8</w:t>
             </w:r>
@@ -1496,17 +1597,18 @@
         </w:tc>
         <w:tc>
           <w:tcPr>
-            <w:tcW w:type="dxa" w:w="2736"/>
-            <w:shd w:val="clear" w:color="auto" w:fill="F7F9FA"/>
+            <w:tcW w:type="dxa" w:w="2868"/>
+            <w:shd w:val="clear" w:color="auto" w:fill="F1ECFB"/>
           </w:tcPr>
           <w:p>
             <w:pPr>
-              <w:spacing w:after="40" w:before="40"/>
+              <w:spacing w:after="0" w:before="0"/>
             </w:pPr>
             <w:r>
               <w:rPr>
+                <w:rFonts w:ascii="Arial" w:hAnsi="Arial"/>
                 <w:b w:val="0"/>
-                <w:sz w:val="18"/>
+                <w:sz w:val="19"/>
               </w:rPr>
               <w:t>report, defOut</w:t>
             </w:r>
@@ -1514,17 +1616,18 @@
         </w:tc>
         <w:tc>
           <w:tcPr>
-            <w:tcW w:type="dxa" w:w="5472"/>
-            <w:shd w:val="clear" w:color="auto" w:fill="F7F9FA"/>
+            <w:tcW w:type="dxa" w:w="5586"/>
+            <w:shd w:val="clear" w:color="auto" w:fill="F1ECFB"/>
           </w:tcPr>
           <w:p>
             <w:pPr>
-              <w:spacing w:after="40" w:before="40"/>
+              <w:spacing w:after="0" w:before="0"/>
             </w:pPr>
             <w:r>
               <w:rPr>
+                <w:rFonts w:ascii="Arial" w:hAnsi="Arial"/>
                 <w:b w:val="0"/>
-                <w:sz w:val="18"/>
+                <w:sz w:val="19"/>
               </w:rPr>
               <w:t>The reports this document is built from</w:t>
             </w:r>
@@ -1534,16 +1637,10 @@
     </w:tbl>
     <w:p>
       <w:pPr>
-        <w:keepLines/>
-        <w:spacing w:before="80" w:after="180"/>
+        <w:pStyle w:val="Caption"/>
       </w:pPr>
       <w:r>
-        <w:rPr>
-          <w:i/>
-          <w:color w:val="6E7784"/>
-          <w:sz w:val="17"/>
-        </w:rPr>
-        <w:t>Table 2. The place-and-route flow, stage by stage.</w:t>
+        <w:t>Table 2: The place-and-route flow, stage by stage.</w:t>
       </w:r>
     </w:p>
     <w:p>
@@ -1551,7 +1648,7 @@
         <w:pStyle w:val="Heading2"/>
       </w:pPr>
       <w:r>
-        <w:t>Why the flow is written in Tcl</w:t>
+        <w:t>2.2  Why the Flow Is Written in Tcl</w:t>
       </w:r>
     </w:p>
     <w:p>
@@ -1568,15 +1665,22 @@
       <w:tblPr>
         <w:tblW w:type="auto" w:w="0"/>
         <w:jc w:val="left"/>
+        <w:tblLayout w:type="fixed"/>
         <w:tblLook w:firstColumn="1" w:firstRow="1" w:lastColumn="0" w:lastRow="0" w:noHBand="0" w:noVBand="1" w:val="04A0"/>
         <w:tblBorders>
-          <w:top w:val="single" w:sz="4" w:color="CCD3DA"/>
-          <w:left w:val="single" w:sz="4" w:color="CCD3DA"/>
-          <w:bottom w:val="single" w:sz="4" w:color="CCD3DA"/>
-          <w:right w:val="single" w:sz="4" w:color="CCD3DA"/>
-          <w:insideH w:val="single" w:sz="4" w:color="CCD3DA"/>
-          <w:insideV w:val="single" w:sz="4" w:color="CCD3DA"/>
+          <w:top w:val="single" w:sz="4" w:space="0" w:color="CCCCCC"/>
+          <w:left w:val="single" w:sz="4" w:space="0" w:color="CCCCCC"/>
+          <w:bottom w:val="single" w:sz="4" w:space="0" w:color="CCCCCC"/>
+          <w:right w:val="single" w:sz="4" w:space="0" w:color="CCCCCC"/>
+          <w:insideH w:val="single" w:sz="4" w:space="0" w:color="CCCCCC"/>
+          <w:insideV w:val="single" w:sz="4" w:space="0" w:color="CCCCCC"/>
         </w:tblBorders>
+        <w:tblCellMar>
+          <w:top w:w="60" w:type="dxa"/>
+          <w:left w:w="120" w:type="dxa"/>
+          <w:bottom w:w="60" w:type="dxa"/>
+          <w:right w:w="120" w:type="dxa"/>
+        </w:tblCellMar>
       </w:tblPr>
       <w:tblGrid>
         <w:gridCol w:w="2340"/>
@@ -1587,22 +1691,23 @@
       <w:tr>
         <w:trPr>
           <w:tblHeader w:val="true"/>
+          <w:cantSplit/>
         </w:trPr>
         <w:tc>
           <w:tcPr>
-            <w:tcW w:type="dxa" w:w="2160"/>
-            <w:shd w:val="clear" w:color="auto" w:fill="E3E7EC"/>
+            <w:tcW w:type="dxa" w:w="2265"/>
+            <w:shd w:val="clear" w:color="auto" w:fill="DED2F6"/>
+            <w:vAlign w:val="center"/>
           </w:tcPr>
           <w:p>
             <w:pPr>
-              <w:spacing w:after="40" w:before="40"/>
+              <w:spacing w:after="0" w:before="0"/>
             </w:pPr>
             <w:r>
               <w:rPr>
-                <w:rFonts w:ascii="Consolas" w:hAnsi="Consolas"/>
+                <w:rFonts w:ascii="Arial" w:hAnsi="Arial"/>
                 <w:b/>
-                <w:color w:val="434C57"/>
-                <w:sz w:val="16"/>
+                <w:sz w:val="19"/>
               </w:rPr>
               <w:t>File</w:t>
             </w:r>
@@ -1610,19 +1715,19 @@
         </w:tc>
         <w:tc>
           <w:tcPr>
-            <w:tcW w:type="dxa" w:w="1152"/>
-            <w:shd w:val="clear" w:color="auto" w:fill="E3E7EC"/>
+            <w:tcW w:type="dxa" w:w="1208"/>
+            <w:shd w:val="clear" w:color="auto" w:fill="DED2F6"/>
+            <w:vAlign w:val="center"/>
           </w:tcPr>
           <w:p>
             <w:pPr>
-              <w:spacing w:after="40" w:before="40"/>
+              <w:spacing w:after="0" w:before="0"/>
             </w:pPr>
             <w:r>
               <w:rPr>
-                <w:rFonts w:ascii="Consolas" w:hAnsi="Consolas"/>
+                <w:rFonts w:ascii="Arial" w:hAnsi="Arial"/>
                 <w:b/>
-                <w:color w:val="434C57"/>
-                <w:sz w:val="16"/>
+                <w:sz w:val="19"/>
               </w:rPr>
               <w:t>Language</w:t>
             </w:r>
@@ -1630,19 +1735,19 @@
         </w:tc>
         <w:tc>
           <w:tcPr>
-            <w:tcW w:type="dxa" w:w="1296"/>
-            <w:shd w:val="clear" w:color="auto" w:fill="E3E7EC"/>
+            <w:tcW w:type="dxa" w:w="1359"/>
+            <w:shd w:val="clear" w:color="auto" w:fill="DED2F6"/>
+            <w:vAlign w:val="center"/>
           </w:tcPr>
           <w:p>
             <w:pPr>
-              <w:spacing w:after="40" w:before="40"/>
+              <w:spacing w:after="0" w:before="0"/>
             </w:pPr>
             <w:r>
               <w:rPr>
-                <w:rFonts w:ascii="Consolas" w:hAnsi="Consolas"/>
+                <w:rFonts w:ascii="Arial" w:hAnsi="Arial"/>
                 <w:b/>
-                <w:color w:val="434C57"/>
-                <w:sz w:val="16"/>
+                <w:sz w:val="19"/>
               </w:rPr>
               <w:t>Talks to</w:t>
             </w:r>
@@ -1650,19 +1755,19 @@
         </w:tc>
         <w:tc>
           <w:tcPr>
-            <w:tcW w:type="dxa" w:w="4320"/>
-            <w:shd w:val="clear" w:color="auto" w:fill="E3E7EC"/>
+            <w:tcW w:type="dxa" w:w="4529"/>
+            <w:shd w:val="clear" w:color="auto" w:fill="DED2F6"/>
+            <w:vAlign w:val="center"/>
           </w:tcPr>
           <w:p>
             <w:pPr>
-              <w:spacing w:after="40" w:before="40"/>
+              <w:spacing w:after="0" w:before="0"/>
             </w:pPr>
             <w:r>
               <w:rPr>
-                <w:rFonts w:ascii="Consolas" w:hAnsi="Consolas"/>
+                <w:rFonts w:ascii="Arial" w:hAnsi="Arial"/>
                 <w:b/>
-                <w:color w:val="434C57"/>
-                <w:sz w:val="16"/>
+                <w:sz w:val="19"/>
               </w:rPr>
               <w:t>Job</w:t>
             </w:r>
@@ -1670,19 +1775,22 @@
         </w:tc>
       </w:tr>
       <w:tr>
+        <w:trPr>
+          <w:cantSplit/>
+        </w:trPr>
         <w:tc>
           <w:tcPr>
-            <w:tcW w:type="dxa" w:w="2160"/>
+            <w:tcW w:type="dxa" w:w="2265"/>
           </w:tcPr>
           <w:p>
             <w:pPr>
-              <w:spacing w:after="40" w:before="40"/>
+              <w:spacing w:after="0" w:before="0"/>
             </w:pPr>
             <w:r>
               <w:rPr>
-                <w:rFonts w:ascii="Consolas" w:hAnsi="Consolas"/>
+                <w:rFonts w:ascii="Arial" w:hAnsi="Arial"/>
                 <w:b w:val="0"/>
-                <w:sz w:val="17"/>
+                <w:sz w:val="19"/>
               </w:rPr>
               <w:t>run.sh</w:t>
             </w:r>
@@ -1690,16 +1798,17 @@
         </w:tc>
         <w:tc>
           <w:tcPr>
-            <w:tcW w:type="dxa" w:w="1152"/>
+            <w:tcW w:type="dxa" w:w="1208"/>
           </w:tcPr>
           <w:p>
             <w:pPr>
-              <w:spacing w:after="40" w:before="40"/>
+              <w:spacing w:after="0" w:before="0"/>
             </w:pPr>
             <w:r>
               <w:rPr>
+                <w:rFonts w:ascii="Arial" w:hAnsi="Arial"/>
                 <w:b w:val="0"/>
-                <w:sz w:val="18"/>
+                <w:sz w:val="19"/>
               </w:rPr>
               <w:t>bash</w:t>
             </w:r>
@@ -1707,16 +1816,17 @@
         </w:tc>
         <w:tc>
           <w:tcPr>
-            <w:tcW w:type="dxa" w:w="1296"/>
+            <w:tcW w:type="dxa" w:w="1359"/>
           </w:tcPr>
           <w:p>
             <w:pPr>
-              <w:spacing w:after="40" w:before="40"/>
+              <w:spacing w:after="0" w:before="0"/>
             </w:pPr>
             <w:r>
               <w:rPr>
+                <w:rFonts w:ascii="Arial" w:hAnsi="Arial"/>
                 <w:b w:val="0"/>
-                <w:sz w:val="18"/>
+                <w:sz w:val="19"/>
               </w:rPr>
               <w:t>Linux</w:t>
             </w:r>
@@ -1724,16 +1834,17 @@
         </w:tc>
         <w:tc>
           <w:tcPr>
-            <w:tcW w:type="dxa" w:w="4320"/>
+            <w:tcW w:type="dxa" w:w="4529"/>
           </w:tcPr>
           <w:p>
             <w:pPr>
-              <w:spacing w:after="40" w:before="40"/>
+              <w:spacing w:after="0" w:before="0"/>
             </w:pPr>
             <w:r>
               <w:rPr>
+                <w:rFonts w:ascii="Arial" w:hAnsi="Arial"/>
                 <w:b w:val="0"/>
-                <w:sz w:val="18"/>
+                <w:sz w:val="19"/>
               </w:rPr>
               <w:t>Check prerequisites, make directories, launch tools</w:t>
             </w:r>
@@ -1741,20 +1852,23 @@
         </w:tc>
       </w:tr>
       <w:tr>
+        <w:trPr>
+          <w:cantSplit/>
+        </w:trPr>
         <w:tc>
           <w:tcPr>
-            <w:tcW w:type="dxa" w:w="2160"/>
-            <w:shd w:val="clear" w:color="auto" w:fill="F7F9FA"/>
+            <w:tcW w:type="dxa" w:w="2265"/>
+            <w:shd w:val="clear" w:color="auto" w:fill="F1ECFB"/>
           </w:tcPr>
           <w:p>
             <w:pPr>
-              <w:spacing w:after="40" w:before="40"/>
+              <w:spacing w:after="0" w:before="0"/>
             </w:pPr>
             <w:r>
               <w:rPr>
-                <w:rFonts w:ascii="Consolas" w:hAnsi="Consolas"/>
+                <w:rFonts w:ascii="Arial" w:hAnsi="Arial"/>
                 <w:b w:val="0"/>
-                <w:sz w:val="17"/>
+                <w:sz w:val="19"/>
               </w:rPr>
               <w:t>scripts/genus.tcl</w:t>
             </w:r>
@@ -1762,17 +1876,18 @@
         </w:tc>
         <w:tc>
           <w:tcPr>
-            <w:tcW w:type="dxa" w:w="1152"/>
-            <w:shd w:val="clear" w:color="auto" w:fill="F7F9FA"/>
+            <w:tcW w:type="dxa" w:w="1208"/>
+            <w:shd w:val="clear" w:color="auto" w:fill="F1ECFB"/>
           </w:tcPr>
           <w:p>
             <w:pPr>
-              <w:spacing w:after="40" w:before="40"/>
+              <w:spacing w:after="0" w:before="0"/>
             </w:pPr>
             <w:r>
               <w:rPr>
+                <w:rFonts w:ascii="Arial" w:hAnsi="Arial"/>
                 <w:b w:val="0"/>
-                <w:sz w:val="18"/>
+                <w:sz w:val="19"/>
               </w:rPr>
               <w:t>Tcl</w:t>
             </w:r>
@@ -1780,17 +1895,18 @@
         </w:tc>
         <w:tc>
           <w:tcPr>
-            <w:tcW w:type="dxa" w:w="1296"/>
-            <w:shd w:val="clear" w:color="auto" w:fill="F7F9FA"/>
+            <w:tcW w:type="dxa" w:w="1359"/>
+            <w:shd w:val="clear" w:color="auto" w:fill="F1ECFB"/>
           </w:tcPr>
           <w:p>
             <w:pPr>
-              <w:spacing w:after="40" w:before="40"/>
+              <w:spacing w:after="0" w:before="0"/>
             </w:pPr>
             <w:r>
               <w:rPr>
+                <w:rFonts w:ascii="Arial" w:hAnsi="Arial"/>
                 <w:b w:val="0"/>
-                <w:sz w:val="18"/>
+                <w:sz w:val="19"/>
               </w:rPr>
               <w:t>Genus</w:t>
             </w:r>
@@ -1798,17 +1914,18 @@
         </w:tc>
         <w:tc>
           <w:tcPr>
-            <w:tcW w:type="dxa" w:w="4320"/>
-            <w:shd w:val="clear" w:color="auto" w:fill="F7F9FA"/>
+            <w:tcW w:type="dxa" w:w="4529"/>
+            <w:shd w:val="clear" w:color="auto" w:fill="F1ECFB"/>
           </w:tcPr>
           <w:p>
             <w:pPr>
-              <w:spacing w:after="40" w:before="40"/>
+              <w:spacing w:after="0" w:before="0"/>
             </w:pPr>
             <w:r>
               <w:rPr>
+                <w:rFonts w:ascii="Arial" w:hAnsi="Arial"/>
                 <w:b w:val="0"/>
-                <w:sz w:val="18"/>
+                <w:sz w:val="19"/>
               </w:rPr>
               <w:t>RTL to gate-level netlist</w:t>
             </w:r>
@@ -1816,19 +1933,22 @@
         </w:tc>
       </w:tr>
       <w:tr>
+        <w:trPr>
+          <w:cantSplit/>
+        </w:trPr>
         <w:tc>
           <w:tcPr>
-            <w:tcW w:type="dxa" w:w="2160"/>
+            <w:tcW w:type="dxa" w:w="2265"/>
           </w:tcPr>
           <w:p>
             <w:pPr>
-              <w:spacing w:after="40" w:before="40"/>
+              <w:spacing w:after="0" w:before="0"/>
             </w:pPr>
             <w:r>
               <w:rPr>
-                <w:rFonts w:ascii="Consolas" w:hAnsi="Consolas"/>
+                <w:rFonts w:ascii="Arial" w:hAnsi="Arial"/>
                 <w:b w:val="0"/>
-                <w:sz w:val="17"/>
+                <w:sz w:val="19"/>
               </w:rPr>
               <w:t>scripts/innovus.tcl</w:t>
             </w:r>
@@ -1836,16 +1956,17 @@
         </w:tc>
         <w:tc>
           <w:tcPr>
-            <w:tcW w:type="dxa" w:w="1152"/>
+            <w:tcW w:type="dxa" w:w="1208"/>
           </w:tcPr>
           <w:p>
             <w:pPr>
-              <w:spacing w:after="40" w:before="40"/>
+              <w:spacing w:after="0" w:before="0"/>
             </w:pPr>
             <w:r>
               <w:rPr>
+                <w:rFonts w:ascii="Arial" w:hAnsi="Arial"/>
                 <w:b w:val="0"/>
-                <w:sz w:val="18"/>
+                <w:sz w:val="19"/>
               </w:rPr>
               <w:t>Tcl</w:t>
             </w:r>
@@ -1853,16 +1974,17 @@
         </w:tc>
         <w:tc>
           <w:tcPr>
-            <w:tcW w:type="dxa" w:w="1296"/>
+            <w:tcW w:type="dxa" w:w="1359"/>
           </w:tcPr>
           <w:p>
             <w:pPr>
-              <w:spacing w:after="40" w:before="40"/>
+              <w:spacing w:after="0" w:before="0"/>
             </w:pPr>
             <w:r>
               <w:rPr>
+                <w:rFonts w:ascii="Arial" w:hAnsi="Arial"/>
                 <w:b w:val="0"/>
-                <w:sz w:val="18"/>
+                <w:sz w:val="19"/>
               </w:rPr>
               <w:t>Innovus</w:t>
             </w:r>
@@ -1870,16 +1992,17 @@
         </w:tc>
         <w:tc>
           <w:tcPr>
-            <w:tcW w:type="dxa" w:w="4320"/>
+            <w:tcW w:type="dxa" w:w="4529"/>
           </w:tcPr>
           <w:p>
             <w:pPr>
-              <w:spacing w:after="40" w:before="40"/>
+              <w:spacing w:after="0" w:before="0"/>
             </w:pPr>
             <w:r>
               <w:rPr>
+                <w:rFonts w:ascii="Arial" w:hAnsi="Arial"/>
                 <w:b w:val="0"/>
-                <w:sz w:val="18"/>
+                <w:sz w:val="19"/>
               </w:rPr>
               <w:t>Netlist to routed layout</w:t>
             </w:r>
@@ -1887,20 +2010,23 @@
         </w:tc>
       </w:tr>
       <w:tr>
+        <w:trPr>
+          <w:cantSplit/>
+        </w:trPr>
         <w:tc>
           <w:tcPr>
-            <w:tcW w:type="dxa" w:w="2160"/>
-            <w:shd w:val="clear" w:color="auto" w:fill="F7F9FA"/>
+            <w:tcW w:type="dxa" w:w="2265"/>
+            <w:shd w:val="clear" w:color="auto" w:fill="F1ECFB"/>
           </w:tcPr>
           <w:p>
             <w:pPr>
-              <w:spacing w:after="40" w:before="40"/>
+              <w:spacing w:after="0" w:before="0"/>
             </w:pPr>
             <w:r>
               <w:rPr>
-                <w:rFonts w:ascii="Consolas" w:hAnsi="Consolas"/>
+                <w:rFonts w:ascii="Arial" w:hAnsi="Arial"/>
                 <w:b w:val="0"/>
-                <w:sz w:val="17"/>
+                <w:sz w:val="19"/>
               </w:rPr>
               <w:t>constraints/*.sdc</w:t>
             </w:r>
@@ -1908,17 +2034,18 @@
         </w:tc>
         <w:tc>
           <w:tcPr>
-            <w:tcW w:type="dxa" w:w="1152"/>
-            <w:shd w:val="clear" w:color="auto" w:fill="F7F9FA"/>
+            <w:tcW w:type="dxa" w:w="1208"/>
+            <w:shd w:val="clear" w:color="auto" w:fill="F1ECFB"/>
           </w:tcPr>
           <w:p>
             <w:pPr>
-              <w:spacing w:after="40" w:before="40"/>
+              <w:spacing w:after="0" w:before="0"/>
             </w:pPr>
             <w:r>
               <w:rPr>
+                <w:rFonts w:ascii="Arial" w:hAnsi="Arial"/>
                 <w:b w:val="0"/>
-                <w:sz w:val="18"/>
+                <w:sz w:val="19"/>
               </w:rPr>
               <w:t>Tcl</w:t>
             </w:r>
@@ -1926,17 +2053,18 @@
         </w:tc>
         <w:tc>
           <w:tcPr>
-            <w:tcW w:type="dxa" w:w="1296"/>
-            <w:shd w:val="clear" w:color="auto" w:fill="F7F9FA"/>
+            <w:tcW w:type="dxa" w:w="1359"/>
+            <w:shd w:val="clear" w:color="auto" w:fill="F1ECFB"/>
           </w:tcPr>
           <w:p>
             <w:pPr>
-              <w:spacing w:after="40" w:before="40"/>
+              <w:spacing w:after="0" w:before="0"/>
             </w:pPr>
             <w:r>
               <w:rPr>
+                <w:rFonts w:ascii="Arial" w:hAnsi="Arial"/>
                 <w:b w:val="0"/>
-                <w:sz w:val="18"/>
+                <w:sz w:val="19"/>
               </w:rPr>
               <w:t>any timer</w:t>
             </w:r>
@@ -1944,17 +2072,18 @@
         </w:tc>
         <w:tc>
           <w:tcPr>
-            <w:tcW w:type="dxa" w:w="4320"/>
-            <w:shd w:val="clear" w:color="auto" w:fill="F7F9FA"/>
+            <w:tcW w:type="dxa" w:w="4529"/>
+            <w:shd w:val="clear" w:color="auto" w:fill="F1ECFB"/>
           </w:tcPr>
           <w:p>
             <w:pPr>
-              <w:spacing w:after="40" w:before="40"/>
+              <w:spacing w:after="0" w:before="0"/>
             </w:pPr>
             <w:r>
               <w:rPr>
+                <w:rFonts w:ascii="Arial" w:hAnsi="Arial"/>
                 <w:b w:val="0"/>
-                <w:sz w:val="18"/>
+                <w:sz w:val="19"/>
               </w:rPr>
               <w:t>Declare what correct timing means</w:t>
             </w:r>
@@ -1964,16 +2093,10 @@
     </w:tbl>
     <w:p>
       <w:pPr>
-        <w:keepLines/>
-        <w:spacing w:before="80" w:after="180"/>
+        <w:pStyle w:val="Caption"/>
       </w:pPr>
       <w:r>
-        <w:rPr>
-          <w:i/>
-          <w:color w:val="6E7784"/>
-          <w:sz w:val="17"/>
-        </w:rPr>
-        <w:t>Table 3. Three languages, three jobs. The shell script never mentions the chip; it confirms the tools and libraries exist and hands off.</w:t>
+        <w:t>Table 3: Three languages, three jobs. The shell script never mentions the chip; it confirms the tools and libraries exist and hands off.</w:t>
       </w:r>
     </w:p>
     <w:p>
@@ -2003,7 +2126,7 @@
         <w:pStyle w:val="Heading1"/>
       </w:pPr>
       <w:r>
-        <w:t>Where the timing went</w:t>
+        <w:t>3.  Timing</w:t>
       </w:r>
     </w:p>
     <w:p>
@@ -2011,19 +2134,34 @@
         <w:t>Slack is the margin on the worst path. Positive means the design works at that clock, negative means it does not, and the magnitude says by how much. Tracking it stage by stage is how you tell whether a timing problem lives in synthesis, in placement, in the clock tree or in the routing.</w:t>
       </w:r>
     </w:p>
+    <w:p>
+      <w:pPr>
+        <w:pStyle w:val="Heading2"/>
+      </w:pPr>
+      <w:r>
+        <w:t>3.1  Slack Through the Flow</w:t>
+      </w:r>
+    </w:p>
     <w:tbl>
       <w:tblPr>
         <w:tblW w:type="auto" w:w="0"/>
         <w:jc w:val="left"/>
+        <w:tblLayout w:type="fixed"/>
         <w:tblLook w:firstColumn="1" w:firstRow="1" w:lastColumn="0" w:lastRow="0" w:noHBand="0" w:noVBand="1" w:val="04A0"/>
         <w:tblBorders>
-          <w:top w:val="single" w:sz="4" w:color="CCD3DA"/>
-          <w:left w:val="single" w:sz="4" w:color="CCD3DA"/>
-          <w:bottom w:val="single" w:sz="4" w:color="CCD3DA"/>
-          <w:right w:val="single" w:sz="4" w:color="CCD3DA"/>
-          <w:insideH w:val="single" w:sz="4" w:color="CCD3DA"/>
-          <w:insideV w:val="single" w:sz="4" w:color="CCD3DA"/>
+          <w:top w:val="single" w:sz="4" w:space="0" w:color="CCCCCC"/>
+          <w:left w:val="single" w:sz="4" w:space="0" w:color="CCCCCC"/>
+          <w:bottom w:val="single" w:sz="4" w:space="0" w:color="CCCCCC"/>
+          <w:right w:val="single" w:sz="4" w:space="0" w:color="CCCCCC"/>
+          <w:insideH w:val="single" w:sz="4" w:space="0" w:color="CCCCCC"/>
+          <w:insideV w:val="single" w:sz="4" w:space="0" w:color="CCCCCC"/>
         </w:tblBorders>
+        <w:tblCellMar>
+          <w:top w:w="60" w:type="dxa"/>
+          <w:left w:w="120" w:type="dxa"/>
+          <w:bottom w:w="60" w:type="dxa"/>
+          <w:right w:w="120" w:type="dxa"/>
+        </w:tblCellMar>
       </w:tblPr>
       <w:tblGrid>
         <w:gridCol w:w="2340"/>
@@ -2034,22 +2172,23 @@
       <w:tr>
         <w:trPr>
           <w:tblHeader w:val="true"/>
+          <w:cantSplit/>
         </w:trPr>
         <w:tc>
           <w:tcPr>
-            <w:tcW w:type="dxa" w:w="2160"/>
-            <w:shd w:val="clear" w:color="auto" w:fill="E3E7EC"/>
+            <w:tcW w:type="dxa" w:w="2265"/>
+            <w:shd w:val="clear" w:color="auto" w:fill="DED2F6"/>
+            <w:vAlign w:val="center"/>
           </w:tcPr>
           <w:p>
             <w:pPr>
-              <w:spacing w:after="40" w:before="40"/>
+              <w:spacing w:after="0" w:before="0"/>
             </w:pPr>
             <w:r>
               <w:rPr>
-                <w:rFonts w:ascii="Consolas" w:hAnsi="Consolas"/>
+                <w:rFonts w:ascii="Arial" w:hAnsi="Arial"/>
                 <w:b/>
-                <w:color w:val="434C57"/>
-                <w:sz w:val="16"/>
+                <w:sz w:val="19"/>
               </w:rPr>
               <w:t>After</w:t>
             </w:r>
@@ -2057,19 +2196,19 @@
         </w:tc>
         <w:tc>
           <w:tcPr>
-            <w:tcW w:type="dxa" w:w="1728"/>
-            <w:shd w:val="clear" w:color="auto" w:fill="E3E7EC"/>
+            <w:tcW w:type="dxa" w:w="1812"/>
+            <w:shd w:val="clear" w:color="auto" w:fill="DED2F6"/>
+            <w:vAlign w:val="center"/>
           </w:tcPr>
           <w:p>
             <w:pPr>
-              <w:spacing w:after="40" w:before="40"/>
+              <w:spacing w:after="0" w:before="0"/>
             </w:pPr>
             <w:r>
               <w:rPr>
-                <w:rFonts w:ascii="Consolas" w:hAnsi="Consolas"/>
+                <w:rFonts w:ascii="Arial" w:hAnsi="Arial"/>
                 <w:b/>
-                <w:color w:val="434C57"/>
-                <w:sz w:val="16"/>
+                <w:sz w:val="19"/>
               </w:rPr>
               <w:t>Clock model</w:t>
             </w:r>
@@ -2077,20 +2216,20 @@
         </w:tc>
         <w:tc>
           <w:tcPr>
-            <w:tcW w:type="dxa" w:w="1296"/>
-            <w:shd w:val="clear" w:color="auto" w:fill="E3E7EC"/>
+            <w:tcW w:type="dxa" w:w="1359"/>
+            <w:shd w:val="clear" w:color="auto" w:fill="DED2F6"/>
+            <w:vAlign w:val="center"/>
           </w:tcPr>
           <w:p>
             <w:pPr>
-              <w:spacing w:after="40" w:before="40"/>
+              <w:spacing w:after="0" w:before="0"/>
               <w:jc w:val="right"/>
             </w:pPr>
             <w:r>
               <w:rPr>
-                <w:rFonts w:ascii="Consolas" w:hAnsi="Consolas"/>
+                <w:rFonts w:ascii="Arial" w:hAnsi="Arial"/>
                 <w:b/>
-                <w:color w:val="434C57"/>
-                <w:sz w:val="16"/>
+                <w:sz w:val="19"/>
               </w:rPr>
               <w:t>WNS (ns)</w:t>
             </w:r>
@@ -2098,19 +2237,19 @@
         </w:tc>
         <w:tc>
           <w:tcPr>
-            <w:tcW w:type="dxa" w:w="3744"/>
-            <w:shd w:val="clear" w:color="auto" w:fill="E3E7EC"/>
+            <w:tcW w:type="dxa" w:w="3925"/>
+            <w:shd w:val="clear" w:color="auto" w:fill="DED2F6"/>
+            <w:vAlign w:val="center"/>
           </w:tcPr>
           <w:p>
             <w:pPr>
-              <w:spacing w:after="40" w:before="40"/>
+              <w:spacing w:after="0" w:before="0"/>
             </w:pPr>
             <w:r>
               <w:rPr>
-                <w:rFonts w:ascii="Consolas" w:hAnsi="Consolas"/>
+                <w:rFonts w:ascii="Arial" w:hAnsi="Arial"/>
                 <w:b/>
-                <w:color w:val="434C57"/>
-                <w:sz w:val="16"/>
+                <w:sz w:val="19"/>
               </w:rPr>
               <w:t>What happened</w:t>
             </w:r>
@@ -2118,19 +2257,22 @@
         </w:tc>
       </w:tr>
       <w:tr>
+        <w:trPr>
+          <w:cantSplit/>
+        </w:trPr>
         <w:tc>
           <w:tcPr>
-            <w:tcW w:type="dxa" w:w="2160"/>
+            <w:tcW w:type="dxa" w:w="2265"/>
           </w:tcPr>
           <w:p>
             <w:pPr>
-              <w:spacing w:after="40" w:before="40"/>
+              <w:spacing w:after="0" w:before="0"/>
             </w:pPr>
             <w:r>
               <w:rPr>
-                <w:rFonts w:ascii="Consolas" w:hAnsi="Consolas"/>
+                <w:rFonts w:ascii="Arial" w:hAnsi="Arial"/>
                 <w:b w:val="0"/>
-                <w:sz w:val="17"/>
+                <w:sz w:val="19"/>
               </w:rPr>
               <w:t>Netlist as placed</w:t>
             </w:r>
@@ -2138,16 +2280,17 @@
         </w:tc>
         <w:tc>
           <w:tcPr>
-            <w:tcW w:type="dxa" w:w="1728"/>
+            <w:tcW w:type="dxa" w:w="1812"/>
           </w:tcPr>
           <w:p>
             <w:pPr>
-              <w:spacing w:after="40" w:before="40"/>
+              <w:spacing w:after="0" w:before="0"/>
             </w:pPr>
             <w:r>
               <w:rPr>
+                <w:rFonts w:ascii="Arial" w:hAnsi="Arial"/>
                 <w:b w:val="0"/>
-                <w:sz w:val="18"/>
+                <w:sz w:val="19"/>
               </w:rPr>
               <w:t>ideal</w:t>
             </w:r>
@@ -2155,18 +2298,18 @@
         </w:tc>
         <w:tc>
           <w:tcPr>
-            <w:tcW w:type="dxa" w:w="1296"/>
+            <w:tcW w:type="dxa" w:w="1359"/>
           </w:tcPr>
           <w:p>
             <w:pPr>
-              <w:spacing w:after="40" w:before="40"/>
+              <w:spacing w:after="0" w:before="0"/>
               <w:jc w:val="right"/>
             </w:pPr>
             <w:r>
               <w:rPr>
-                <w:rFonts w:ascii="Consolas" w:hAnsi="Consolas"/>
+                <w:rFonts w:ascii="Arial" w:hAnsi="Arial"/>
                 <w:b w:val="0"/>
-                <w:sz w:val="17"/>
+                <w:sz w:val="19"/>
               </w:rPr>
               <w:t>-0.272</w:t>
             </w:r>
@@ -2174,16 +2317,17 @@
         </w:tc>
         <w:tc>
           <w:tcPr>
-            <w:tcW w:type="dxa" w:w="3744"/>
+            <w:tcW w:type="dxa" w:w="3925"/>
           </w:tcPr>
           <w:p>
             <w:pPr>
-              <w:spacing w:after="40" w:before="40"/>
+              <w:spacing w:after="0" w:before="0"/>
             </w:pPr>
             <w:r>
               <w:rPr>
+                <w:rFonts w:ascii="Arial" w:hAnsi="Arial"/>
                 <w:b w:val="0"/>
-                <w:sz w:val="18"/>
+                <w:sz w:val="19"/>
               </w:rPr>
               <w:t>Starting point, before optimisation</w:t>
             </w:r>
@@ -2191,20 +2335,23 @@
         </w:tc>
       </w:tr>
       <w:tr>
+        <w:trPr>
+          <w:cantSplit/>
+        </w:trPr>
         <w:tc>
           <w:tcPr>
-            <w:tcW w:type="dxa" w:w="2160"/>
-            <w:shd w:val="clear" w:color="auto" w:fill="F7F9FA"/>
+            <w:tcW w:type="dxa" w:w="2265"/>
+            <w:shd w:val="clear" w:color="auto" w:fill="F1ECFB"/>
           </w:tcPr>
           <w:p>
             <w:pPr>
-              <w:spacing w:after="40" w:before="40"/>
+              <w:spacing w:after="0" w:before="0"/>
             </w:pPr>
             <w:r>
               <w:rPr>
-                <w:rFonts w:ascii="Consolas" w:hAnsi="Consolas"/>
+                <w:rFonts w:ascii="Arial" w:hAnsi="Arial"/>
                 <w:b w:val="0"/>
-                <w:sz w:val="17"/>
+                <w:sz w:val="19"/>
               </w:rPr>
               <w:t>place_opt_design</w:t>
             </w:r>
@@ -2212,17 +2359,18 @@
         </w:tc>
         <w:tc>
           <w:tcPr>
-            <w:tcW w:type="dxa" w:w="1728"/>
-            <w:shd w:val="clear" w:color="auto" w:fill="F7F9FA"/>
+            <w:tcW w:type="dxa" w:w="1812"/>
+            <w:shd w:val="clear" w:color="auto" w:fill="F1ECFB"/>
           </w:tcPr>
           <w:p>
             <w:pPr>
-              <w:spacing w:after="40" w:before="40"/>
+              <w:spacing w:after="0" w:before="0"/>
             </w:pPr>
             <w:r>
               <w:rPr>
+                <w:rFonts w:ascii="Arial" w:hAnsi="Arial"/>
                 <w:b w:val="0"/>
-                <w:sz w:val="18"/>
+                <w:sz w:val="19"/>
               </w:rPr>
               <w:t>ideal</w:t>
             </w:r>
@@ -2230,19 +2378,19 @@
         </w:tc>
         <w:tc>
           <w:tcPr>
-            <w:tcW w:type="dxa" w:w="1296"/>
-            <w:shd w:val="clear" w:color="auto" w:fill="F7F9FA"/>
+            <w:tcW w:type="dxa" w:w="1359"/>
+            <w:shd w:val="clear" w:color="auto" w:fill="F1ECFB"/>
           </w:tcPr>
           <w:p>
             <w:pPr>
-              <w:spacing w:after="40" w:before="40"/>
+              <w:spacing w:after="0" w:before="0"/>
               <w:jc w:val="right"/>
             </w:pPr>
             <w:r>
               <w:rPr>
-                <w:rFonts w:ascii="Consolas" w:hAnsi="Consolas"/>
+                <w:rFonts w:ascii="Arial" w:hAnsi="Arial"/>
                 <w:b w:val="0"/>
-                <w:sz w:val="17"/>
+                <w:sz w:val="19"/>
               </w:rPr>
               <w:t>0.019</w:t>
             </w:r>
@@ -2250,17 +2398,18 @@
         </w:tc>
         <w:tc>
           <w:tcPr>
-            <w:tcW w:type="dxa" w:w="3744"/>
-            <w:shd w:val="clear" w:color="auto" w:fill="F7F9FA"/>
+            <w:tcW w:type="dxa" w:w="3925"/>
+            <w:shd w:val="clear" w:color="auto" w:fill="F1ECFB"/>
           </w:tcPr>
           <w:p>
             <w:pPr>
-              <w:spacing w:after="40" w:before="40"/>
+              <w:spacing w:after="0" w:before="0"/>
             </w:pPr>
             <w:r>
               <w:rPr>
+                <w:rFonts w:ascii="Arial" w:hAnsi="Arial"/>
                 <w:b w:val="0"/>
-                <w:sz w:val="18"/>
+                <w:sz w:val="19"/>
               </w:rPr>
               <w:t>Placement optimisation</w:t>
             </w:r>
@@ -2268,19 +2417,22 @@
         </w:tc>
       </w:tr>
       <w:tr>
+        <w:trPr>
+          <w:cantSplit/>
+        </w:trPr>
         <w:tc>
           <w:tcPr>
-            <w:tcW w:type="dxa" w:w="2160"/>
+            <w:tcW w:type="dxa" w:w="2265"/>
           </w:tcPr>
           <w:p>
             <w:pPr>
-              <w:spacing w:after="40" w:before="40"/>
+              <w:spacing w:after="0" w:before="0"/>
             </w:pPr>
             <w:r>
               <w:rPr>
-                <w:rFonts w:ascii="Consolas" w:hAnsi="Consolas"/>
+                <w:rFonts w:ascii="Arial" w:hAnsi="Arial"/>
                 <w:b w:val="0"/>
-                <w:sz w:val="17"/>
+                <w:sz w:val="19"/>
               </w:rPr>
               <w:t>clock_opt_design</w:t>
             </w:r>
@@ -2288,16 +2440,17 @@
         </w:tc>
         <w:tc>
           <w:tcPr>
-            <w:tcW w:type="dxa" w:w="1728"/>
+            <w:tcW w:type="dxa" w:w="1812"/>
           </w:tcPr>
           <w:p>
             <w:pPr>
-              <w:spacing w:after="40" w:before="40"/>
+              <w:spacing w:after="0" w:before="0"/>
             </w:pPr>
             <w:r>
               <w:rPr>
+                <w:rFonts w:ascii="Arial" w:hAnsi="Arial"/>
                 <w:b w:val="0"/>
-                <w:sz w:val="18"/>
+                <w:sz w:val="19"/>
               </w:rPr>
               <w:t>propagated</w:t>
             </w:r>
@@ -2305,18 +2458,18 @@
         </w:tc>
         <w:tc>
           <w:tcPr>
-            <w:tcW w:type="dxa" w:w="1296"/>
+            <w:tcW w:type="dxa" w:w="1359"/>
           </w:tcPr>
           <w:p>
             <w:pPr>
-              <w:spacing w:after="40" w:before="40"/>
+              <w:spacing w:after="0" w:before="0"/>
               <w:jc w:val="right"/>
             </w:pPr>
             <w:r>
               <w:rPr>
-                <w:rFonts w:ascii="Consolas" w:hAnsi="Consolas"/>
+                <w:rFonts w:ascii="Arial" w:hAnsi="Arial"/>
                 <w:b w:val="0"/>
-                <w:sz w:val="17"/>
+                <w:sz w:val="19"/>
               </w:rPr>
               <w:t>0.018</w:t>
             </w:r>
@@ -2324,16 +2477,17 @@
         </w:tc>
         <w:tc>
           <w:tcPr>
-            <w:tcW w:type="dxa" w:w="3744"/>
+            <w:tcW w:type="dxa" w:w="3925"/>
           </w:tcPr>
           <w:p>
             <w:pPr>
-              <w:spacing w:after="40" w:before="40"/>
+              <w:spacing w:after="0" w:before="0"/>
             </w:pPr>
             <w:r>
               <w:rPr>
+                <w:rFonts w:ascii="Arial" w:hAnsi="Arial"/>
                 <w:b w:val="0"/>
-                <w:sz w:val="18"/>
+                <w:sz w:val="19"/>
               </w:rPr>
               <w:t>A real clock tree replaces the ideal one</w:t>
             </w:r>
@@ -2341,20 +2495,23 @@
         </w:tc>
       </w:tr>
       <w:tr>
+        <w:trPr>
+          <w:cantSplit/>
+        </w:trPr>
         <w:tc>
           <w:tcPr>
-            <w:tcW w:type="dxa" w:w="2160"/>
-            <w:shd w:val="clear" w:color="auto" w:fill="F7F9FA"/>
+            <w:tcW w:type="dxa" w:w="2265"/>
+            <w:shd w:val="clear" w:color="auto" w:fill="F1ECFB"/>
           </w:tcPr>
           <w:p>
             <w:pPr>
-              <w:spacing w:after="40" w:before="40"/>
+              <w:spacing w:after="0" w:before="0"/>
             </w:pPr>
             <w:r>
               <w:rPr>
-                <w:rFonts w:ascii="Consolas" w:hAnsi="Consolas"/>
+                <w:rFonts w:ascii="Arial" w:hAnsi="Arial"/>
                 <w:b w:val="0"/>
-                <w:sz w:val="17"/>
+                <w:sz w:val="19"/>
               </w:rPr>
               <w:t>route_opt_design</w:t>
             </w:r>
@@ -2362,17 +2519,18 @@
         </w:tc>
         <w:tc>
           <w:tcPr>
-            <w:tcW w:type="dxa" w:w="1728"/>
-            <w:shd w:val="clear" w:color="auto" w:fill="F7F9FA"/>
+            <w:tcW w:type="dxa" w:w="1812"/>
+            <w:shd w:val="clear" w:color="auto" w:fill="F1ECFB"/>
           </w:tcPr>
           <w:p>
             <w:pPr>
-              <w:spacing w:after="40" w:before="40"/>
+              <w:spacing w:after="0" w:before="0"/>
             </w:pPr>
             <w:r>
               <w:rPr>
+                <w:rFonts w:ascii="Arial" w:hAnsi="Arial"/>
                 <w:b w:val="0"/>
-                <w:sz w:val="18"/>
+                <w:sz w:val="19"/>
               </w:rPr>
               <w:t>propagated + RC</w:t>
             </w:r>
@@ -2380,19 +2538,19 @@
         </w:tc>
         <w:tc>
           <w:tcPr>
-            <w:tcW w:type="dxa" w:w="1296"/>
-            <w:shd w:val="clear" w:color="auto" w:fill="F7F9FA"/>
+            <w:tcW w:type="dxa" w:w="1359"/>
+            <w:shd w:val="clear" w:color="auto" w:fill="F1ECFB"/>
           </w:tcPr>
           <w:p>
             <w:pPr>
-              <w:spacing w:after="40" w:before="40"/>
+              <w:spacing w:after="0" w:before="0"/>
               <w:jc w:val="right"/>
             </w:pPr>
             <w:r>
               <w:rPr>
-                <w:rFonts w:ascii="Consolas" w:hAnsi="Consolas"/>
+                <w:rFonts w:ascii="Arial" w:hAnsi="Arial"/>
                 <w:b/>
-                <w:sz w:val="17"/>
+                <w:sz w:val="19"/>
               </w:rPr>
               <w:t>0.009</w:t>
             </w:r>
@@ -2400,17 +2558,18 @@
         </w:tc>
         <w:tc>
           <w:tcPr>
-            <w:tcW w:type="dxa" w:w="3744"/>
-            <w:shd w:val="clear" w:color="auto" w:fill="F7F9FA"/>
+            <w:tcW w:type="dxa" w:w="3925"/>
+            <w:shd w:val="clear" w:color="auto" w:fill="F1ECFB"/>
           </w:tcPr>
           <w:p>
             <w:pPr>
-              <w:spacing w:after="40" w:before="40"/>
+              <w:spacing w:after="0" w:before="0"/>
             </w:pPr>
             <w:r>
               <w:rPr>
+                <w:rFonts w:ascii="Arial" w:hAnsi="Arial"/>
                 <w:b w:val="0"/>
-                <w:sz w:val="18"/>
+                <w:sz w:val="19"/>
               </w:rPr>
               <w:t>Real copper, extracted parasitics</w:t>
             </w:r>
@@ -2420,16 +2579,10 @@
     </w:tbl>
     <w:p>
       <w:pPr>
-        <w:keepLines/>
-        <w:spacing w:before="80" w:after="180"/>
+        <w:pStyle w:val="Caption"/>
       </w:pPr>
       <w:r>
-        <w:rPr>
-          <w:i/>
-          <w:color w:val="6E7784"/>
-          <w:sz w:val="17"/>
-        </w:rPr>
-        <w:t>Table 4. Setup slack through the flow. The starting point is read from the optimiser's own progress table in reports/um*/flow_QOR_summary.rpt.</w:t>
+        <w:t>Table 4: Setup slack through the flow. The starting point is read from the optimiser's own progress table in reports/um*/flow_QOR_summary.rpt.</w:t>
       </w:r>
     </w:p>
     <w:p>
@@ -2440,16 +2593,18 @@
         <w:t xml:space="preserve">Reading the table. </w:t>
       </w:r>
       <w:r>
-        <w:t>Placement did nearly all of the work. The netlist synthesis handed over was 272 picoseconds short the moment real coordinates existed, and placement optimisation recovered 291 picoseconds of that. Building the actual clock tree cost 1 picoseconds and routing real wires cost a further 9.</w:t>
+        <w:t>Placement did nearly all of the work. The netlist synthesis handed over was 272 picoseconds short the moment real coordinates existed, and placement optimisation recovered 291 picoseconds of that. Building the actual clock tree cost 1 picosecond and routing real wires cost a further 9 picoseconds.</w:t>
       </w:r>
     </w:p>
     <w:p>
+      <w:pPr>
+        <w:pStyle w:val="Heading2"/>
+      </w:pPr>
       <w:r>
-        <w:rPr>
-          <w:b/>
-        </w:rPr>
-        <w:t xml:space="preserve">Where the time actually goes. </w:t>
+        <w:t>3.2  Where the Time Actually Goes</w:t>
       </w:r>
+    </w:p>
+    <w:p>
       <w:r>
         <w:t>The worst path launches from a register in MEM/WB, crosses the forwarding unit that decides EX must take a forwarded value rather than the register file's, and then ripples the carry across all 32 bits of the ALU adder before being captured in EX/MEM. Of the 2.863 ns that path takes, 2.123 ns is the carry chain alone: 74 percent of the clock period sits in one ripple-carry adder. That is the single change worth making to the design, and the adder is under 3 percent of the area, so speed there is cheap.</w:t>
       </w:r>
@@ -2491,7 +2646,7 @@
                           <pic:cNvPicPr/>
                         </pic:nvPicPr>
                         <pic:blipFill>
-                          <a:blip r:embed="rId11"/>
+                          <a:blip r:embed="rId12"/>
                           <a:stretch>
                             <a:fillRect/>
                           </a:stretch>
@@ -2512,15 +2667,11 @@
           </w:p>
           <w:p>
             <w:pPr>
+              <w:pStyle w:val="Caption"/>
               <w:spacing w:before="40" w:after="80"/>
             </w:pPr>
             <w:r>
-              <w:rPr>
-                <w:i/>
-                <w:color w:val="6E7784"/>
-                <w:sz w:val="16"/>
-              </w:rPr>
-              <w:t>Figure 2. The synthesised clock tree driving every flip-flop in the design.</w:t>
+              <w:t>Figure 1: The synthesised clock tree driving every flip-flop in the design.</w:t>
             </w:r>
           </w:p>
         </w:tc>
@@ -2549,7 +2700,7 @@
                           <pic:cNvPicPr/>
                         </pic:nvPicPr>
                         <pic:blipFill>
-                          <a:blip r:embed="rId12"/>
+                          <a:blip r:embed="rId13"/>
                           <a:stretch>
                             <a:fillRect/>
                           </a:stretch>
@@ -2570,15 +2721,11 @@
           </w:p>
           <w:p>
             <w:pPr>
+              <w:pStyle w:val="Caption"/>
               <w:spacing w:before="40" w:after="80"/>
             </w:pPr>
             <w:r>
-              <w:rPr>
-                <w:i/>
-                <w:color w:val="6E7784"/>
-                <w:sz w:val="16"/>
-              </w:rPr>
-              <w:t>Figure 3. The critical path highlighted across the die. It launches in MEM/WB, crosses the forwarding logic and ripples through all 32 bits of the ALU adder before being captured in EX/MEM.</w:t>
+              <w:t>Figure 2: The critical path highlighted across the die. It launches in MEM/WB, crosses the forwarding logic and ripples through all 32 bits of the ALU adder before being captured in EX/MEM.</w:t>
             </w:r>
           </w:p>
         </w:tc>
@@ -2590,12 +2737,14 @@
       </w:pPr>
     </w:p>
     <w:p>
+      <w:pPr>
+        <w:pStyle w:val="Heading2"/>
+      </w:pPr>
       <w:r>
-        <w:rPr>
-          <w:b/>
-        </w:rPr>
-        <w:t xml:space="preserve">An important limit on this number. </w:t>
+        <w:t>3.3  What This Number Does Not Tell You</w:t>
       </w:r>
+    </w:p>
+    <w:p>
       <w:r>
         <w:t>A run that meets timing does not tell you what was achievable. The optimiser converges to whatever constraint it was given and then stops, and its area reclaiming passes deliberately spend positive slack to recover area and leakage. Synthesis stops trying at the same constraint. Finding the real maximum frequency means tightening the period and rerunning both tools until it fails.</w:t>
       </w:r>
@@ -2605,7 +2754,15 @@
         <w:pStyle w:val="Heading1"/>
       </w:pPr>
       <w:r>
-        <w:t>The physical result</w:t>
+        <w:t>4.  The Physical Result</w:t>
+      </w:r>
+    </w:p>
+    <w:p>
+      <w:pPr>
+        <w:pStyle w:val="Heading2"/>
+      </w:pPr>
+      <w:r>
+        <w:t>4.1  Cells and Fillers</w:t>
       </w:r>
     </w:p>
     <w:p>
@@ -2613,19 +2770,34 @@
         <w:t>The core holds 4,321 standard cells of real logic alongside 7,236 filler cells. Fillers contain no logic at all; standard cells carry power rails and wells that must be physically continuous across a row, and fillers exist purely to bridge the gaps left between placed cells. Without them the rails break and the design is not manufacturable.</w:t>
       </w:r>
     </w:p>
+    <w:p>
+      <w:pPr>
+        <w:pStyle w:val="Heading2"/>
+      </w:pPr>
+      <w:r>
+        <w:t>4.2  Routing by Metal Layer</w:t>
+      </w:r>
+    </w:p>
     <w:tbl>
       <w:tblPr>
         <w:tblW w:type="auto" w:w="0"/>
         <w:jc w:val="left"/>
+        <w:tblLayout w:type="fixed"/>
         <w:tblLook w:firstColumn="1" w:firstRow="1" w:lastColumn="0" w:lastRow="0" w:noHBand="0" w:noVBand="1" w:val="04A0"/>
         <w:tblBorders>
-          <w:top w:val="single" w:sz="4" w:color="CCD3DA"/>
-          <w:left w:val="single" w:sz="4" w:color="CCD3DA"/>
-          <w:bottom w:val="single" w:sz="4" w:color="CCD3DA"/>
-          <w:right w:val="single" w:sz="4" w:color="CCD3DA"/>
-          <w:insideH w:val="single" w:sz="4" w:color="CCD3DA"/>
-          <w:insideV w:val="single" w:sz="4" w:color="CCD3DA"/>
+          <w:top w:val="single" w:sz="4" w:space="0" w:color="CCCCCC"/>
+          <w:left w:val="single" w:sz="4" w:space="0" w:color="CCCCCC"/>
+          <w:bottom w:val="single" w:sz="4" w:space="0" w:color="CCCCCC"/>
+          <w:right w:val="single" w:sz="4" w:space="0" w:color="CCCCCC"/>
+          <w:insideH w:val="single" w:sz="4" w:space="0" w:color="CCCCCC"/>
+          <w:insideV w:val="single" w:sz="4" w:space="0" w:color="CCCCCC"/>
         </w:tblBorders>
+        <w:tblCellMar>
+          <w:top w:w="60" w:type="dxa"/>
+          <w:left w:w="120" w:type="dxa"/>
+          <w:bottom w:w="60" w:type="dxa"/>
+          <w:right w:w="120" w:type="dxa"/>
+        </w:tblCellMar>
       </w:tblPr>
       <w:tblGrid>
         <w:gridCol w:w="3120"/>
@@ -2635,22 +2807,23 @@
       <w:tr>
         <w:trPr>
           <w:tblHeader w:val="true"/>
+          <w:cantSplit/>
         </w:trPr>
         <w:tc>
           <w:tcPr>
-            <w:tcW w:type="dxa" w:w="1728"/>
-            <w:shd w:val="clear" w:color="auto" w:fill="E3E7EC"/>
+            <w:tcW w:type="dxa" w:w="2956"/>
+            <w:shd w:val="clear" w:color="auto" w:fill="DED2F6"/>
+            <w:vAlign w:val="center"/>
           </w:tcPr>
           <w:p>
             <w:pPr>
-              <w:spacing w:after="40" w:before="40"/>
+              <w:spacing w:after="0" w:before="0"/>
             </w:pPr>
             <w:r>
               <w:rPr>
-                <w:rFonts w:ascii="Consolas" w:hAnsi="Consolas"/>
+                <w:rFonts w:ascii="Arial" w:hAnsi="Arial"/>
                 <w:b/>
-                <w:color w:val="434C57"/>
-                <w:sz w:val="16"/>
+                <w:sz w:val="19"/>
               </w:rPr>
               <w:t>Layer</w:t>
             </w:r>
@@ -2658,20 +2831,20 @@
         </w:tc>
         <w:tc>
           <w:tcPr>
-            <w:tcW w:type="dxa" w:w="2304"/>
-            <w:shd w:val="clear" w:color="auto" w:fill="E3E7EC"/>
+            <w:tcW w:type="dxa" w:w="3941"/>
+            <w:shd w:val="clear" w:color="auto" w:fill="DED2F6"/>
+            <w:vAlign w:val="center"/>
           </w:tcPr>
           <w:p>
             <w:pPr>
-              <w:spacing w:after="40" w:before="40"/>
+              <w:spacing w:after="0" w:before="0"/>
               <w:jc w:val="right"/>
             </w:pPr>
             <w:r>
               <w:rPr>
-                <w:rFonts w:ascii="Consolas" w:hAnsi="Consolas"/>
+                <w:rFonts w:ascii="Arial" w:hAnsi="Arial"/>
                 <w:b/>
-                <w:color w:val="434C57"/>
-                <w:sz w:val="16"/>
+                <w:sz w:val="19"/>
               </w:rPr>
               <w:t>Wire length (um)</w:t>
             </w:r>
@@ -2679,20 +2852,20 @@
         </w:tc>
         <w:tc>
           <w:tcPr>
-            <w:tcW w:type="dxa" w:w="1440"/>
-            <w:shd w:val="clear" w:color="auto" w:fill="E3E7EC"/>
+            <w:tcW w:type="dxa" w:w="2463"/>
+            <w:shd w:val="clear" w:color="auto" w:fill="DED2F6"/>
+            <w:vAlign w:val="center"/>
           </w:tcPr>
           <w:p>
             <w:pPr>
-              <w:spacing w:after="40" w:before="40"/>
+              <w:spacing w:after="0" w:before="0"/>
               <w:jc w:val="right"/>
             </w:pPr>
             <w:r>
               <w:rPr>
-                <w:rFonts w:ascii="Consolas" w:hAnsi="Consolas"/>
+                <w:rFonts w:ascii="Arial" w:hAnsi="Arial"/>
                 <w:b/>
-                <w:color w:val="434C57"/>
-                <w:sz w:val="16"/>
+                <w:sz w:val="19"/>
               </w:rPr>
               <w:t>Share</w:t>
             </w:r>
@@ -2700,19 +2873,22 @@
         </w:tc>
       </w:tr>
       <w:tr>
+        <w:trPr>
+          <w:cantSplit/>
+        </w:trPr>
         <w:tc>
           <w:tcPr>
-            <w:tcW w:type="dxa" w:w="1728"/>
+            <w:tcW w:type="dxa" w:w="2956"/>
           </w:tcPr>
           <w:p>
             <w:pPr>
-              <w:spacing w:after="40" w:before="40"/>
+              <w:spacing w:after="0" w:before="0"/>
             </w:pPr>
             <w:r>
               <w:rPr>
-                <w:rFonts w:ascii="Consolas" w:hAnsi="Consolas"/>
+                <w:rFonts w:ascii="Arial" w:hAnsi="Arial"/>
                 <w:b w:val="0"/>
-                <w:sz w:val="17"/>
+                <w:sz w:val="19"/>
               </w:rPr>
               <w:t>metal1</w:t>
             </w:r>
@@ -2720,18 +2896,18 @@
         </w:tc>
         <w:tc>
           <w:tcPr>
-            <w:tcW w:type="dxa" w:w="2304"/>
+            <w:tcW w:type="dxa" w:w="3941"/>
           </w:tcPr>
           <w:p>
             <w:pPr>
-              <w:spacing w:after="40" w:before="40"/>
+              <w:spacing w:after="0" w:before="0"/>
               <w:jc w:val="right"/>
             </w:pPr>
             <w:r>
               <w:rPr>
-                <w:rFonts w:ascii="Consolas" w:hAnsi="Consolas"/>
+                <w:rFonts w:ascii="Arial" w:hAnsi="Arial"/>
                 <w:b w:val="0"/>
-                <w:sz w:val="17"/>
+                <w:sz w:val="19"/>
               </w:rPr>
               <w:t>0</w:t>
             </w:r>
@@ -2739,18 +2915,18 @@
         </w:tc>
         <w:tc>
           <w:tcPr>
-            <w:tcW w:type="dxa" w:w="1440"/>
+            <w:tcW w:type="dxa" w:w="2463"/>
           </w:tcPr>
           <w:p>
             <w:pPr>
-              <w:spacing w:after="40" w:before="40"/>
+              <w:spacing w:after="0" w:before="0"/>
               <w:jc w:val="right"/>
             </w:pPr>
             <w:r>
               <w:rPr>
-                <w:rFonts w:ascii="Consolas" w:hAnsi="Consolas"/>
+                <w:rFonts w:ascii="Arial" w:hAnsi="Arial"/>
                 <w:b w:val="0"/>
-                <w:sz w:val="17"/>
+                <w:sz w:val="19"/>
               </w:rPr>
               <w:t>0.0 %</w:t>
             </w:r>
@@ -2758,20 +2934,23 @@
         </w:tc>
       </w:tr>
       <w:tr>
+        <w:trPr>
+          <w:cantSplit/>
+        </w:trPr>
         <w:tc>
           <w:tcPr>
-            <w:tcW w:type="dxa" w:w="1728"/>
-            <w:shd w:val="clear" w:color="auto" w:fill="F7F9FA"/>
+            <w:tcW w:type="dxa" w:w="2956"/>
+            <w:shd w:val="clear" w:color="auto" w:fill="F1ECFB"/>
           </w:tcPr>
           <w:p>
             <w:pPr>
-              <w:spacing w:after="40" w:before="40"/>
+              <w:spacing w:after="0" w:before="0"/>
             </w:pPr>
             <w:r>
               <w:rPr>
-                <w:rFonts w:ascii="Consolas" w:hAnsi="Consolas"/>
+                <w:rFonts w:ascii="Arial" w:hAnsi="Arial"/>
                 <w:b w:val="0"/>
-                <w:sz w:val="17"/>
+                <w:sz w:val="19"/>
               </w:rPr>
               <w:t>metal2</w:t>
             </w:r>
@@ -2779,19 +2958,19 @@
         </w:tc>
         <w:tc>
           <w:tcPr>
-            <w:tcW w:type="dxa" w:w="2304"/>
-            <w:shd w:val="clear" w:color="auto" w:fill="F7F9FA"/>
+            <w:tcW w:type="dxa" w:w="3941"/>
+            <w:shd w:val="clear" w:color="auto" w:fill="F1ECFB"/>
           </w:tcPr>
           <w:p>
             <w:pPr>
-              <w:spacing w:after="40" w:before="40"/>
+              <w:spacing w:after="0" w:before="0"/>
               <w:jc w:val="right"/>
             </w:pPr>
             <w:r>
               <w:rPr>
-                <w:rFonts w:ascii="Consolas" w:hAnsi="Consolas"/>
+                <w:rFonts w:ascii="Arial" w:hAnsi="Arial"/>
                 <w:b w:val="0"/>
-                <w:sz w:val="17"/>
+                <w:sz w:val="19"/>
               </w:rPr>
               <w:t>23,035</w:t>
             </w:r>
@@ -2799,19 +2978,19 @@
         </w:tc>
         <w:tc>
           <w:tcPr>
-            <w:tcW w:type="dxa" w:w="1440"/>
-            <w:shd w:val="clear" w:color="auto" w:fill="F7F9FA"/>
+            <w:tcW w:type="dxa" w:w="2463"/>
+            <w:shd w:val="clear" w:color="auto" w:fill="F1ECFB"/>
           </w:tcPr>
           <w:p>
             <w:pPr>
-              <w:spacing w:after="40" w:before="40"/>
+              <w:spacing w:after="0" w:before="0"/>
               <w:jc w:val="right"/>
             </w:pPr>
             <w:r>
               <w:rPr>
-                <w:rFonts w:ascii="Consolas" w:hAnsi="Consolas"/>
+                <w:rFonts w:ascii="Arial" w:hAnsi="Arial"/>
                 <w:b w:val="0"/>
-                <w:sz w:val="17"/>
+                <w:sz w:val="19"/>
               </w:rPr>
               <w:t>29.0 %</w:t>
             </w:r>
@@ -2819,19 +2998,22 @@
         </w:tc>
       </w:tr>
       <w:tr>
+        <w:trPr>
+          <w:cantSplit/>
+        </w:trPr>
         <w:tc>
           <w:tcPr>
-            <w:tcW w:type="dxa" w:w="1728"/>
+            <w:tcW w:type="dxa" w:w="2956"/>
           </w:tcPr>
           <w:p>
             <w:pPr>
-              <w:spacing w:after="40" w:before="40"/>
+              <w:spacing w:after="0" w:before="0"/>
             </w:pPr>
             <w:r>
               <w:rPr>
-                <w:rFonts w:ascii="Consolas" w:hAnsi="Consolas"/>
+                <w:rFonts w:ascii="Arial" w:hAnsi="Arial"/>
                 <w:b w:val="0"/>
-                <w:sz w:val="17"/>
+                <w:sz w:val="19"/>
               </w:rPr>
               <w:t>metal3</w:t>
             </w:r>
@@ -2839,18 +3021,18 @@
         </w:tc>
         <w:tc>
           <w:tcPr>
-            <w:tcW w:type="dxa" w:w="2304"/>
+            <w:tcW w:type="dxa" w:w="3941"/>
           </w:tcPr>
           <w:p>
             <w:pPr>
-              <w:spacing w:after="40" w:before="40"/>
+              <w:spacing w:after="0" w:before="0"/>
               <w:jc w:val="right"/>
             </w:pPr>
             <w:r>
               <w:rPr>
-                <w:rFonts w:ascii="Consolas" w:hAnsi="Consolas"/>
+                <w:rFonts w:ascii="Arial" w:hAnsi="Arial"/>
                 <w:b w:val="0"/>
-                <w:sz w:val="17"/>
+                <w:sz w:val="19"/>
               </w:rPr>
               <w:t>30,336</w:t>
             </w:r>
@@ -2858,18 +3040,18 @@
         </w:tc>
         <w:tc>
           <w:tcPr>
-            <w:tcW w:type="dxa" w:w="1440"/>
+            <w:tcW w:type="dxa" w:w="2463"/>
           </w:tcPr>
           <w:p>
             <w:pPr>
-              <w:spacing w:after="40" w:before="40"/>
+              <w:spacing w:after="0" w:before="0"/>
               <w:jc w:val="right"/>
             </w:pPr>
             <w:r>
               <w:rPr>
-                <w:rFonts w:ascii="Consolas" w:hAnsi="Consolas"/>
+                <w:rFonts w:ascii="Arial" w:hAnsi="Arial"/>
                 <w:b w:val="0"/>
-                <w:sz w:val="17"/>
+                <w:sz w:val="19"/>
               </w:rPr>
               <w:t>38.2 %</w:t>
             </w:r>
@@ -2877,20 +3059,23 @@
         </w:tc>
       </w:tr>
       <w:tr>
+        <w:trPr>
+          <w:cantSplit/>
+        </w:trPr>
         <w:tc>
           <w:tcPr>
-            <w:tcW w:type="dxa" w:w="1728"/>
-            <w:shd w:val="clear" w:color="auto" w:fill="F7F9FA"/>
+            <w:tcW w:type="dxa" w:w="2956"/>
+            <w:shd w:val="clear" w:color="auto" w:fill="F1ECFB"/>
           </w:tcPr>
           <w:p>
             <w:pPr>
-              <w:spacing w:after="40" w:before="40"/>
+              <w:spacing w:after="0" w:before="0"/>
             </w:pPr>
             <w:r>
               <w:rPr>
-                <w:rFonts w:ascii="Consolas" w:hAnsi="Consolas"/>
+                <w:rFonts w:ascii="Arial" w:hAnsi="Arial"/>
                 <w:b w:val="0"/>
-                <w:sz w:val="17"/>
+                <w:sz w:val="19"/>
               </w:rPr>
               <w:t>metal4</w:t>
             </w:r>
@@ -2898,19 +3083,19 @@
         </w:tc>
         <w:tc>
           <w:tcPr>
-            <w:tcW w:type="dxa" w:w="2304"/>
-            <w:shd w:val="clear" w:color="auto" w:fill="F7F9FA"/>
+            <w:tcW w:type="dxa" w:w="3941"/>
+            <w:shd w:val="clear" w:color="auto" w:fill="F1ECFB"/>
           </w:tcPr>
           <w:p>
             <w:pPr>
-              <w:spacing w:after="40" w:before="40"/>
+              <w:spacing w:after="0" w:before="0"/>
               <w:jc w:val="right"/>
             </w:pPr>
             <w:r>
               <w:rPr>
-                <w:rFonts w:ascii="Consolas" w:hAnsi="Consolas"/>
+                <w:rFonts w:ascii="Arial" w:hAnsi="Arial"/>
                 <w:b w:val="0"/>
-                <w:sz w:val="17"/>
+                <w:sz w:val="19"/>
               </w:rPr>
               <w:t>15,137</w:t>
             </w:r>
@@ -2918,19 +3103,19 @@
         </w:tc>
         <w:tc>
           <w:tcPr>
-            <w:tcW w:type="dxa" w:w="1440"/>
-            <w:shd w:val="clear" w:color="auto" w:fill="F7F9FA"/>
+            <w:tcW w:type="dxa" w:w="2463"/>
+            <w:shd w:val="clear" w:color="auto" w:fill="F1ECFB"/>
           </w:tcPr>
           <w:p>
             <w:pPr>
-              <w:spacing w:after="40" w:before="40"/>
+              <w:spacing w:after="0" w:before="0"/>
               <w:jc w:val="right"/>
             </w:pPr>
             <w:r>
               <w:rPr>
-                <w:rFonts w:ascii="Consolas" w:hAnsi="Consolas"/>
+                <w:rFonts w:ascii="Arial" w:hAnsi="Arial"/>
                 <w:b w:val="0"/>
-                <w:sz w:val="17"/>
+                <w:sz w:val="19"/>
               </w:rPr>
               <w:t>19.0 %</w:t>
             </w:r>
@@ -2938,19 +3123,22 @@
         </w:tc>
       </w:tr>
       <w:tr>
+        <w:trPr>
+          <w:cantSplit/>
+        </w:trPr>
         <w:tc>
           <w:tcPr>
-            <w:tcW w:type="dxa" w:w="1728"/>
+            <w:tcW w:type="dxa" w:w="2956"/>
           </w:tcPr>
           <w:p>
             <w:pPr>
-              <w:spacing w:after="40" w:before="40"/>
+              <w:spacing w:after="0" w:before="0"/>
             </w:pPr>
             <w:r>
               <w:rPr>
-                <w:rFonts w:ascii="Consolas" w:hAnsi="Consolas"/>
+                <w:rFonts w:ascii="Arial" w:hAnsi="Arial"/>
                 <w:b w:val="0"/>
-                <w:sz w:val="17"/>
+                <w:sz w:val="19"/>
               </w:rPr>
               <w:t>metal5</w:t>
             </w:r>
@@ -2958,18 +3146,18 @@
         </w:tc>
         <w:tc>
           <w:tcPr>
-            <w:tcW w:type="dxa" w:w="2304"/>
+            <w:tcW w:type="dxa" w:w="3941"/>
           </w:tcPr>
           <w:p>
             <w:pPr>
-              <w:spacing w:after="40" w:before="40"/>
+              <w:spacing w:after="0" w:before="0"/>
               <w:jc w:val="right"/>
             </w:pPr>
             <w:r>
               <w:rPr>
-                <w:rFonts w:ascii="Consolas" w:hAnsi="Consolas"/>
+                <w:rFonts w:ascii="Arial" w:hAnsi="Arial"/>
                 <w:b w:val="0"/>
-                <w:sz w:val="17"/>
+                <w:sz w:val="19"/>
               </w:rPr>
               <w:t>5,257</w:t>
             </w:r>
@@ -2977,18 +3165,18 @@
         </w:tc>
         <w:tc>
           <w:tcPr>
-            <w:tcW w:type="dxa" w:w="1440"/>
+            <w:tcW w:type="dxa" w:w="2463"/>
           </w:tcPr>
           <w:p>
             <w:pPr>
-              <w:spacing w:after="40" w:before="40"/>
+              <w:spacing w:after="0" w:before="0"/>
               <w:jc w:val="right"/>
             </w:pPr>
             <w:r>
               <w:rPr>
-                <w:rFonts w:ascii="Consolas" w:hAnsi="Consolas"/>
+                <w:rFonts w:ascii="Arial" w:hAnsi="Arial"/>
                 <w:b w:val="0"/>
-                <w:sz w:val="17"/>
+                <w:sz w:val="19"/>
               </w:rPr>
               <w:t>6.6 %</w:t>
             </w:r>
@@ -2996,20 +3184,23 @@
         </w:tc>
       </w:tr>
       <w:tr>
+        <w:trPr>
+          <w:cantSplit/>
+        </w:trPr>
         <w:tc>
           <w:tcPr>
-            <w:tcW w:type="dxa" w:w="1728"/>
-            <w:shd w:val="clear" w:color="auto" w:fill="F7F9FA"/>
+            <w:tcW w:type="dxa" w:w="2956"/>
+            <w:shd w:val="clear" w:color="auto" w:fill="F1ECFB"/>
           </w:tcPr>
           <w:p>
             <w:pPr>
-              <w:spacing w:after="40" w:before="40"/>
+              <w:spacing w:after="0" w:before="0"/>
             </w:pPr>
             <w:r>
               <w:rPr>
-                <w:rFonts w:ascii="Consolas" w:hAnsi="Consolas"/>
+                <w:rFonts w:ascii="Arial" w:hAnsi="Arial"/>
                 <w:b w:val="0"/>
-                <w:sz w:val="17"/>
+                <w:sz w:val="19"/>
               </w:rPr>
               <w:t>metal6</w:t>
             </w:r>
@@ -3017,19 +3208,19 @@
         </w:tc>
         <w:tc>
           <w:tcPr>
-            <w:tcW w:type="dxa" w:w="2304"/>
-            <w:shd w:val="clear" w:color="auto" w:fill="F7F9FA"/>
+            <w:tcW w:type="dxa" w:w="3941"/>
+            <w:shd w:val="clear" w:color="auto" w:fill="F1ECFB"/>
           </w:tcPr>
           <w:p>
             <w:pPr>
-              <w:spacing w:after="40" w:before="40"/>
+              <w:spacing w:after="0" w:before="0"/>
               <w:jc w:val="right"/>
             </w:pPr>
             <w:r>
               <w:rPr>
-                <w:rFonts w:ascii="Consolas" w:hAnsi="Consolas"/>
+                <w:rFonts w:ascii="Arial" w:hAnsi="Arial"/>
                 <w:b w:val="0"/>
-                <w:sz w:val="17"/>
+                <w:sz w:val="19"/>
               </w:rPr>
               <w:t>5,575</w:t>
             </w:r>
@@ -3037,19 +3228,19 @@
         </w:tc>
         <w:tc>
           <w:tcPr>
-            <w:tcW w:type="dxa" w:w="1440"/>
-            <w:shd w:val="clear" w:color="auto" w:fill="F7F9FA"/>
+            <w:tcW w:type="dxa" w:w="2463"/>
+            <w:shd w:val="clear" w:color="auto" w:fill="F1ECFB"/>
           </w:tcPr>
           <w:p>
             <w:pPr>
-              <w:spacing w:after="40" w:before="40"/>
+              <w:spacing w:after="0" w:before="0"/>
               <w:jc w:val="right"/>
             </w:pPr>
             <w:r>
               <w:rPr>
-                <w:rFonts w:ascii="Consolas" w:hAnsi="Consolas"/>
+                <w:rFonts w:ascii="Arial" w:hAnsi="Arial"/>
                 <w:b w:val="0"/>
-                <w:sz w:val="17"/>
+                <w:sz w:val="19"/>
               </w:rPr>
               <w:t>7.0 %</w:t>
             </w:r>
@@ -3057,19 +3248,22 @@
         </w:tc>
       </w:tr>
       <w:tr>
+        <w:trPr>
+          <w:cantSplit/>
+        </w:trPr>
         <w:tc>
           <w:tcPr>
-            <w:tcW w:type="dxa" w:w="1728"/>
+            <w:tcW w:type="dxa" w:w="2956"/>
           </w:tcPr>
           <w:p>
             <w:pPr>
-              <w:spacing w:after="40" w:before="40"/>
+              <w:spacing w:after="0" w:before="0"/>
             </w:pPr>
             <w:r>
               <w:rPr>
-                <w:rFonts w:ascii="Consolas" w:hAnsi="Consolas"/>
+                <w:rFonts w:ascii="Arial" w:hAnsi="Arial"/>
                 <w:b w:val="0"/>
-                <w:sz w:val="17"/>
+                <w:sz w:val="19"/>
               </w:rPr>
               <w:t>metal7</w:t>
             </w:r>
@@ -3077,18 +3271,18 @@
         </w:tc>
         <w:tc>
           <w:tcPr>
-            <w:tcW w:type="dxa" w:w="2304"/>
+            <w:tcW w:type="dxa" w:w="3941"/>
           </w:tcPr>
           <w:p>
             <w:pPr>
-              <w:spacing w:after="40" w:before="40"/>
+              <w:spacing w:after="0" w:before="0"/>
               <w:jc w:val="right"/>
             </w:pPr>
             <w:r>
               <w:rPr>
-                <w:rFonts w:ascii="Consolas" w:hAnsi="Consolas"/>
+                <w:rFonts w:ascii="Arial" w:hAnsi="Arial"/>
                 <w:b w:val="0"/>
-                <w:sz w:val="17"/>
+                <w:sz w:val="19"/>
               </w:rPr>
               <w:t>6</w:t>
             </w:r>
@@ -3096,18 +3290,18 @@
         </w:tc>
         <w:tc>
           <w:tcPr>
-            <w:tcW w:type="dxa" w:w="1440"/>
+            <w:tcW w:type="dxa" w:w="2463"/>
           </w:tcPr>
           <w:p>
             <w:pPr>
-              <w:spacing w:after="40" w:before="40"/>
+              <w:spacing w:after="0" w:before="0"/>
               <w:jc w:val="right"/>
             </w:pPr>
             <w:r>
               <w:rPr>
-                <w:rFonts w:ascii="Consolas" w:hAnsi="Consolas"/>
+                <w:rFonts w:ascii="Arial" w:hAnsi="Arial"/>
                 <w:b w:val="0"/>
-                <w:sz w:val="17"/>
+                <w:sz w:val="19"/>
               </w:rPr>
               <w:t>0.0 %</w:t>
             </w:r>
@@ -3115,20 +3309,23 @@
         </w:tc>
       </w:tr>
       <w:tr>
+        <w:trPr>
+          <w:cantSplit/>
+        </w:trPr>
         <w:tc>
           <w:tcPr>
-            <w:tcW w:type="dxa" w:w="1728"/>
-            <w:shd w:val="clear" w:color="auto" w:fill="F7F9FA"/>
+            <w:tcW w:type="dxa" w:w="2956"/>
+            <w:shd w:val="clear" w:color="auto" w:fill="F1ECFB"/>
           </w:tcPr>
           <w:p>
             <w:pPr>
-              <w:spacing w:after="40" w:before="40"/>
+              <w:spacing w:after="0" w:before="0"/>
             </w:pPr>
             <w:r>
               <w:rPr>
-                <w:rFonts w:ascii="Consolas" w:hAnsi="Consolas"/>
+                <w:rFonts w:ascii="Arial" w:hAnsi="Arial"/>
                 <w:b w:val="0"/>
-                <w:sz w:val="17"/>
+                <w:sz w:val="19"/>
               </w:rPr>
               <w:t>metal8</w:t>
             </w:r>
@@ -3136,19 +3333,19 @@
         </w:tc>
         <w:tc>
           <w:tcPr>
-            <w:tcW w:type="dxa" w:w="2304"/>
-            <w:shd w:val="clear" w:color="auto" w:fill="F7F9FA"/>
+            <w:tcW w:type="dxa" w:w="3941"/>
+            <w:shd w:val="clear" w:color="auto" w:fill="F1ECFB"/>
           </w:tcPr>
           <w:p>
             <w:pPr>
-              <w:spacing w:after="40" w:before="40"/>
+              <w:spacing w:after="0" w:before="0"/>
               <w:jc w:val="right"/>
             </w:pPr>
             <w:r>
               <w:rPr>
-                <w:rFonts w:ascii="Consolas" w:hAnsi="Consolas"/>
+                <w:rFonts w:ascii="Arial" w:hAnsi="Arial"/>
                 <w:b w:val="0"/>
-                <w:sz w:val="17"/>
+                <w:sz w:val="19"/>
               </w:rPr>
               <w:t>135</w:t>
             </w:r>
@@ -3156,19 +3353,19 @@
         </w:tc>
         <w:tc>
           <w:tcPr>
-            <w:tcW w:type="dxa" w:w="1440"/>
-            <w:shd w:val="clear" w:color="auto" w:fill="F7F9FA"/>
+            <w:tcW w:type="dxa" w:w="2463"/>
+            <w:shd w:val="clear" w:color="auto" w:fill="F1ECFB"/>
           </w:tcPr>
           <w:p>
             <w:pPr>
-              <w:spacing w:after="40" w:before="40"/>
+              <w:spacing w:after="0" w:before="0"/>
               <w:jc w:val="right"/>
             </w:pPr>
             <w:r>
               <w:rPr>
-                <w:rFonts w:ascii="Consolas" w:hAnsi="Consolas"/>
+                <w:rFonts w:ascii="Arial" w:hAnsi="Arial"/>
                 <w:b w:val="0"/>
-                <w:sz w:val="17"/>
+                <w:sz w:val="19"/>
               </w:rPr>
               <w:t>0.2 %</w:t>
             </w:r>
@@ -3176,19 +3373,22 @@
         </w:tc>
       </w:tr>
       <w:tr>
+        <w:trPr>
+          <w:cantSplit/>
+        </w:trPr>
         <w:tc>
           <w:tcPr>
-            <w:tcW w:type="dxa" w:w="1728"/>
+            <w:tcW w:type="dxa" w:w="2956"/>
           </w:tcPr>
           <w:p>
             <w:pPr>
-              <w:spacing w:after="40" w:before="40"/>
+              <w:spacing w:after="0" w:before="0"/>
             </w:pPr>
             <w:r>
               <w:rPr>
-                <w:rFonts w:ascii="Consolas" w:hAnsi="Consolas"/>
+                <w:rFonts w:ascii="Arial" w:hAnsi="Arial"/>
                 <w:b w:val="0"/>
-                <w:sz w:val="17"/>
+                <w:sz w:val="19"/>
               </w:rPr>
               <w:t>metal9</w:t>
             </w:r>
@@ -3196,18 +3396,18 @@
         </w:tc>
         <w:tc>
           <w:tcPr>
-            <w:tcW w:type="dxa" w:w="2304"/>
+            <w:tcW w:type="dxa" w:w="3941"/>
           </w:tcPr>
           <w:p>
             <w:pPr>
-              <w:spacing w:after="40" w:before="40"/>
+              <w:spacing w:after="0" w:before="0"/>
               <w:jc w:val="right"/>
             </w:pPr>
             <w:r>
               <w:rPr>
-                <w:rFonts w:ascii="Consolas" w:hAnsi="Consolas"/>
+                <w:rFonts w:ascii="Arial" w:hAnsi="Arial"/>
                 <w:b w:val="0"/>
-                <w:sz w:val="17"/>
+                <w:sz w:val="19"/>
               </w:rPr>
               <w:t>0</w:t>
             </w:r>
@@ -3215,18 +3415,18 @@
         </w:tc>
         <w:tc>
           <w:tcPr>
-            <w:tcW w:type="dxa" w:w="1440"/>
+            <w:tcW w:type="dxa" w:w="2463"/>
           </w:tcPr>
           <w:p>
             <w:pPr>
-              <w:spacing w:after="40" w:before="40"/>
+              <w:spacing w:after="0" w:before="0"/>
               <w:jc w:val="right"/>
             </w:pPr>
             <w:r>
               <w:rPr>
-                <w:rFonts w:ascii="Consolas" w:hAnsi="Consolas"/>
+                <w:rFonts w:ascii="Arial" w:hAnsi="Arial"/>
                 <w:b w:val="0"/>
-                <w:sz w:val="17"/>
+                <w:sz w:val="19"/>
               </w:rPr>
               <w:t>0.0 %</w:t>
             </w:r>
@@ -3234,20 +3434,23 @@
         </w:tc>
       </w:tr>
       <w:tr>
+        <w:trPr>
+          <w:cantSplit/>
+        </w:trPr>
         <w:tc>
           <w:tcPr>
-            <w:tcW w:type="dxa" w:w="1728"/>
-            <w:shd w:val="clear" w:color="auto" w:fill="F7F9FA"/>
+            <w:tcW w:type="dxa" w:w="2956"/>
+            <w:shd w:val="clear" w:color="auto" w:fill="F1ECFB"/>
           </w:tcPr>
           <w:p>
             <w:pPr>
-              <w:spacing w:after="40" w:before="40"/>
+              <w:spacing w:after="0" w:before="0"/>
             </w:pPr>
             <w:r>
               <w:rPr>
-                <w:rFonts w:ascii="Consolas" w:hAnsi="Consolas"/>
+                <w:rFonts w:ascii="Arial" w:hAnsi="Arial"/>
                 <w:b w:val="0"/>
-                <w:sz w:val="17"/>
+                <w:sz w:val="19"/>
               </w:rPr>
               <w:t>metal10</w:t>
             </w:r>
@@ -3255,19 +3458,19 @@
         </w:tc>
         <w:tc>
           <w:tcPr>
-            <w:tcW w:type="dxa" w:w="2304"/>
-            <w:shd w:val="clear" w:color="auto" w:fill="F7F9FA"/>
+            <w:tcW w:type="dxa" w:w="3941"/>
+            <w:shd w:val="clear" w:color="auto" w:fill="F1ECFB"/>
           </w:tcPr>
           <w:p>
             <w:pPr>
-              <w:spacing w:after="40" w:before="40"/>
+              <w:spacing w:after="0" w:before="0"/>
               <w:jc w:val="right"/>
             </w:pPr>
             <w:r>
               <w:rPr>
-                <w:rFonts w:ascii="Consolas" w:hAnsi="Consolas"/>
+                <w:rFonts w:ascii="Arial" w:hAnsi="Arial"/>
                 <w:b w:val="0"/>
-                <w:sz w:val="17"/>
+                <w:sz w:val="19"/>
               </w:rPr>
               <w:t>0</w:t>
             </w:r>
@@ -3275,19 +3478,19 @@
         </w:tc>
         <w:tc>
           <w:tcPr>
-            <w:tcW w:type="dxa" w:w="1440"/>
-            <w:shd w:val="clear" w:color="auto" w:fill="F7F9FA"/>
+            <w:tcW w:type="dxa" w:w="2463"/>
+            <w:shd w:val="clear" w:color="auto" w:fill="F1ECFB"/>
           </w:tcPr>
           <w:p>
             <w:pPr>
-              <w:spacing w:after="40" w:before="40"/>
+              <w:spacing w:after="0" w:before="0"/>
               <w:jc w:val="right"/>
             </w:pPr>
             <w:r>
               <w:rPr>
-                <w:rFonts w:ascii="Consolas" w:hAnsi="Consolas"/>
+                <w:rFonts w:ascii="Arial" w:hAnsi="Arial"/>
                 <w:b w:val="0"/>
-                <w:sz w:val="17"/>
+                <w:sz w:val="19"/>
               </w:rPr>
               <w:t>0.0 %</w:t>
             </w:r>
@@ -3297,16 +3500,18 @@
     </w:tbl>
     <w:p>
       <w:pPr>
-        <w:keepLines/>
-        <w:spacing w:before="80" w:after="180"/>
+        <w:pStyle w:val="Caption"/>
       </w:pPr>
       <w:r>
-        <w:rPr>
-          <w:i/>
-          <w:color w:val="6E7784"/>
-          <w:sz w:val="17"/>
-        </w:rPr>
-        <w:t>Table 5. Routing by metal layer. metal1 carries no signal because it is reserved for wiring inside the cells and for the power rails. The upper layers are nearly empty because a block this small has no journeys long enough to need them.</w:t>
+        <w:t>Table 5: Routing by metal layer. metal1 carries no signal because it is reserved for wiring inside the cells and for the power rails. The upper layers are nearly empty because a block this small has no journeys long enough to need them.</w:t>
+      </w:r>
+    </w:p>
+    <w:p>
+      <w:pPr>
+        <w:pStyle w:val="Heading2"/>
+      </w:pPr>
+      <w:r>
+        <w:t>4.3  The Power Grid</w:t>
       </w:r>
     </w:p>
     <w:p>
@@ -3357,7 +3562,7 @@
                           <pic:cNvPicPr/>
                         </pic:nvPicPr>
                         <pic:blipFill>
-                          <a:blip r:embed="rId13"/>
+                          <a:blip r:embed="rId14"/>
                           <a:stretch>
                             <a:fillRect/>
                           </a:stretch>
@@ -3378,15 +3583,11 @@
           </w:p>
           <w:p>
             <w:pPr>
+              <w:pStyle w:val="Caption"/>
               <w:spacing w:before="40" w:after="80"/>
             </w:pPr>
             <w:r>
-              <w:rPr>
-                <w:i/>
-                <w:color w:val="6E7784"/>
-                <w:sz w:val="16"/>
-              </w:rPr>
-              <w:t>Figure 4. Detail. Individual standard cells sitting in their rows, with the metal1 power rails running along each row boundary.</w:t>
+              <w:t>Figure 3: Detail. Individual standard cells sitting in their rows, with the metal1 power rails running along each row boundary.</w:t>
             </w:r>
           </w:p>
         </w:tc>
@@ -3415,7 +3616,7 @@
                           <pic:cNvPicPr/>
                         </pic:nvPicPr>
                         <pic:blipFill>
-                          <a:blip r:embed="rId14"/>
+                          <a:blip r:embed="rId15"/>
                           <a:stretch>
                             <a:fillRect/>
                           </a:stretch>
@@ -3436,15 +3637,11 @@
           </w:p>
           <w:p>
             <w:pPr>
+              <w:pStyle w:val="Caption"/>
               <w:spacing w:before="40" w:after="80"/>
             </w:pPr>
             <w:r>
-              <w:rPr>
-                <w:i/>
-                <w:color w:val="6E7784"/>
-                <w:sz w:val="16"/>
-              </w:rPr>
-              <w:t>Figure 5. The power grid with signal routing hidden. The ring runs on metal9 and metal8 around the core, vertical straps cross on metal8 every 25 microns, and sroute ties the whole grid down to the metal1 rails running inside every standard cell row.</w:t>
+              <w:t>Figure 4: The power grid with signal routing hidden. The ring runs on metal9 and metal8 around the core, vertical straps cross on metal8 every 25 microns, and sroute ties the whole grid down to the metal1 rails running inside every standard cell row.</w:t>
             </w:r>
           </w:p>
         </w:tc>
@@ -3456,12 +3653,14 @@
       </w:pPr>
     </w:p>
     <w:p>
+      <w:pPr>
+        <w:pStyle w:val="Heading2"/>
+      </w:pPr>
       <w:r>
-        <w:rPr>
-          <w:b/>
-        </w:rPr>
-        <w:t xml:space="preserve">Where the area actually goes. </w:t>
+        <w:t>4.4  Where the Area Actually Goes</w:t>
       </w:r>
+    </w:p>
+    <w:p>
       <w:r>
         <w:t>Of the 1,347 flip-flops, 1,023 are SDFF, a cell with a 2x1 multiplexer built into it, which is what an enable-guarded register maps onto. That count is the register file exactly: 31 architectural registers of 32 bits, x0 costing nothing because it is hardwired to zero. Those cells alone are 6275 um2, or 53 percent of all logic area, and the multiplexer tree that reads them adds more. The structure that dominates the area and the structure that dominates the clock are different parts of the design.</w:t>
       </w:r>
@@ -3488,7 +3687,7 @@
                     <pic:cNvPicPr/>
                   </pic:nvPicPr>
                   <pic:blipFill>
-                    <a:blip r:embed="rId15"/>
+                    <a:blip r:embed="rId16"/>
                     <a:stretch>
                       <a:fillRect/>
                     </a:stretch>
@@ -3509,16 +3708,10 @@
     </w:p>
     <w:p>
       <w:pPr>
-        <w:keepLines/>
-        <w:spacing w:before="80" w:after="180"/>
+        <w:pStyle w:val="Caption"/>
       </w:pPr>
       <w:r>
-        <w:rPr>
-          <w:i/>
-          <w:color w:val="6E7784"/>
-          <w:sz w:val="17"/>
-        </w:rPr>
-        <w:t>Figure 6. The register file selected across the die. All 992 flip-flops matching datapath/registers_RF_reg, which is 31 architectural registers of 32 bits each, x0 costing nothing because it is hardwired to zero.</w:t>
+        <w:t>Figure 5: The register file selected across the die. All 992 flip-flops matching datapath/registers_RF_reg, which is 31 architectural registers of 32 bits each, x0 costing nothing because it is hardwired to zero.</w:t>
       </w:r>
     </w:p>
     <w:p>
@@ -3526,7 +3719,7 @@
         <w:pStyle w:val="Heading1"/>
       </w:pPr>
       <w:r>
-        <w:t>What a production flow has that this one does not</w:t>
+        <w:t>5.  What a Production Flow Has That This One Does Not</w:t>
       </w:r>
     </w:p>
     <w:p>
@@ -3614,7 +3807,30 @@
         <w:pStyle w:val="Heading1"/>
       </w:pPr>
       <w:r>
-        <w:t>Reproducing this run</w:t>
+        <w:t>6.  Conclusion</w:t>
+      </w:r>
+    </w:p>
+    <w:p>
+      <w:r>
+        <w:t>The five-stage pipelined RISC-V CPU reaches a routed layout on Nangate45 and meets setup timing at the clock period the SDC constrained it to, closing at 0.009 ns of setup slack across 4,321 standard cells and 79,481 microns of copper. The flow that produced it is scripted end to end, so the result is reproducible from the repository alone.</w:t>
+      </w:r>
+    </w:p>
+    <w:p>
+      <w:r>
+        <w:t>Two things are worth carrying forward. The first is that placement, not routing, did almost all of the timing work, which says the netlist handed over by synthesis was physically reasonable and that the remaining margin will not be found by tuning the back end. The second is that the critical path is dominated by a single ripple-carry chain in the ALU while the area is dominated by the register file, so the change that buys speed and the change that buys area are different changes to different parts of the design.</w:t>
+      </w:r>
+    </w:p>
+    <w:p>
+      <w:r>
+        <w:t>The number this run cannot supply is the maximum achievable frequency, because an optimiser that meets its constraint stops there. Establishing it means sweeping the clock period until the design fails, and that sweep is what the per-run directory structure and the generated results table exist to support.</w:t>
+      </w:r>
+    </w:p>
+    <w:p>
+      <w:pPr>
+        <w:pStyle w:val="Heading1"/>
+      </w:pPr>
+      <w:r>
+        <w:t>Appendix A.  Reproducing This Run</w:t>
       </w:r>
     </w:p>
     <w:p>
@@ -3622,141 +3838,76 @@
         <w:t>The run is fully described by the scripts in the repository. Every report quoted above is committed under results/ so each number can be checked against its source.</w:t>
       </w:r>
     </w:p>
-    <w:tbl>
-      <w:tblPr>
-        <w:tblW w:type="auto" w:w="0"/>
-        <w:jc w:val="left"/>
-        <w:tblLook w:firstColumn="1" w:firstRow="1" w:lastColumn="0" w:lastRow="0" w:noHBand="0" w:noVBand="1" w:val="04A0"/>
-        <w:tblBorders>
-          <w:top w:val="single" w:sz="4" w:color="DDE3E9"/>
-          <w:left w:val="single" w:sz="4" w:color="DDE3E9"/>
-          <w:bottom w:val="single" w:sz="4" w:color="DDE3E9"/>
-          <w:right w:val="single" w:sz="4" w:color="DDE3E9"/>
-          <w:insideH w:val="single" w:sz="4" w:color="DDE3E9"/>
-          <w:insideV w:val="single" w:sz="4" w:color="DDE3E9"/>
-        </w:tblBorders>
-      </w:tblPr>
-      <w:tblGrid>
-        <w:gridCol w:w="9360"/>
-      </w:tblGrid>
-      <w:tr>
-        <w:tc>
-          <w:tcPr>
-            <w:tcW w:type="dxa" w:w="9360"/>
-            <w:shd w:val="clear" w:color="auto" w:fill="F4F6F8"/>
-          </w:tcPr>
-          <w:p>
-            <w:pPr>
-              <w:spacing w:after="0" w:line="240" w:lineRule="auto"/>
-            </w:pPr>
-            <w:r/>
-            <w:r>
-              <w:rPr>
-                <w:rFonts w:ascii="Consolas" w:hAnsi="Consolas"/>
-                <w:color w:val="14181D"/>
-                <w:sz w:val="17"/>
-              </w:rPr>
-              <w:t>./run.sh --period 3.0 --name 00-baseline --note "..."</w:t>
-            </w:r>
-          </w:p>
-          <w:p>
-            <w:pPr>
-              <w:spacing w:after="0" w:line="240" w:lineRule="auto"/>
-            </w:pPr>
-            <w:r>
-              <w:rPr>
-                <w:rFonts w:ascii="Consolas" w:hAnsi="Consolas"/>
-                <w:color w:val="14181D"/>
-                <w:sz w:val="17"/>
-              </w:rPr>
-              <w:t xml:space="preserve"> </w:t>
-            </w:r>
-          </w:p>
-          <w:p>
-            <w:pPr>
-              <w:spacing w:after="0" w:line="240" w:lineRule="auto"/>
-            </w:pPr>
-            <w:r>
-              <w:rPr>
-                <w:rFonts w:ascii="Consolas" w:hAnsi="Consolas"/>
-                <w:color w:val="14181D"/>
-                <w:sz w:val="17"/>
-              </w:rPr>
-              <w:t>runs/00-baseline/reports/     the reports this document parses</w:t>
-            </w:r>
-          </w:p>
-          <w:p>
-            <w:pPr>
-              <w:spacing w:after="0" w:line="240" w:lineRule="auto"/>
-            </w:pPr>
-            <w:r>
-              <w:rPr>
-                <w:rFonts w:ascii="Consolas" w:hAnsi="Consolas"/>
-                <w:color w:val="14181D"/>
-                <w:sz w:val="17"/>
-              </w:rPr>
-              <w:t>results/00-baseline/reports/  the same files, committed as evidence</w:t>
-            </w:r>
-          </w:p>
-          <w:p>
-            <w:pPr>
-              <w:spacing w:after="0" w:line="240" w:lineRule="auto"/>
-            </w:pPr>
-            <w:r>
-              <w:rPr>
-                <w:rFonts w:ascii="Consolas" w:hAnsi="Consolas"/>
-                <w:color w:val="14181D"/>
-                <w:sz w:val="17"/>
-              </w:rPr>
-              <w:t>results/QOR.md        one row per run, for comparing iterations</w:t>
-            </w:r>
-          </w:p>
-        </w:tc>
-      </w:tr>
-    </w:tbl>
     <w:p>
       <w:pPr>
-        <w:spacing w:after="80"/>
-      </w:pPr>
-    </w:p>
-    <w:p>
-      <w:pPr>
-        <w:spacing w:before="160"/>
-        <w:pBdr>
-          <w:bottom w:val="single" w:sz="12" w:space="1" w:color="14181D"/>
-        </w:pBdr>
-      </w:pPr>
-    </w:p>
-    <w:p>
-      <w:pPr>
-        <w:spacing w:after="20"/>
+        <w:spacing w:after="0" w:before="60" w:line="240" w:lineRule="auto"/>
       </w:pPr>
       <w:r>
         <w:rPr>
           <w:rFonts w:ascii="Consolas" w:hAnsi="Consolas"/>
-          <w:color w:val="6E7784"/>
-          <w:sz w:val="16"/>
+          <w:sz w:val="18"/>
         </w:rPr>
-        <w:t>Generated from 00-baseline by scripts/make_report.py. Numbers are parsed from the run's reports, not transcribed.</w:t>
+        <w:t>./run.sh --period 3.0 --name 00-baseline --note "..."</w:t>
       </w:r>
     </w:p>
     <w:p>
       <w:pPr>
-        <w:spacing w:after="20"/>
+        <w:spacing w:after="0" w:before="0" w:line="240" w:lineRule="auto"/>
       </w:pPr>
       <w:r>
         <w:rPr>
           <w:rFonts w:ascii="Consolas" w:hAnsi="Consolas"/>
-          <w:color w:val="6E7784"/>
-          <w:sz w:val="16"/>
+          <w:sz w:val="18"/>
         </w:rPr>
-        <w:t>Repository: estaresinic05/Silicon-From-Scratch</w:t>
+        <w:t xml:space="preserve"> </w:t>
+      </w:r>
+    </w:p>
+    <w:p>
+      <w:pPr>
+        <w:spacing w:after="0" w:before="0" w:line="240" w:lineRule="auto"/>
+      </w:pPr>
+      <w:r>
+        <w:rPr>
+          <w:rFonts w:ascii="Consolas" w:hAnsi="Consolas"/>
+          <w:sz w:val="18"/>
+        </w:rPr>
+        <w:t>runs/00-baseline/reports/     the reports this document parses</w:t>
+      </w:r>
+    </w:p>
+    <w:p>
+      <w:pPr>
+        <w:spacing w:after="0" w:before="0" w:line="240" w:lineRule="auto"/>
+      </w:pPr>
+      <w:r>
+        <w:rPr>
+          <w:rFonts w:ascii="Consolas" w:hAnsi="Consolas"/>
+          <w:sz w:val="18"/>
+        </w:rPr>
+        <w:t>results/00-baseline/reports/  the same files, committed as evidence</w:t>
+      </w:r>
+    </w:p>
+    <w:p>
+      <w:pPr>
+        <w:spacing w:after="160" w:before="0" w:line="240" w:lineRule="auto"/>
+      </w:pPr>
+      <w:r>
+        <w:rPr>
+          <w:rFonts w:ascii="Consolas" w:hAnsi="Consolas"/>
+          <w:sz w:val="18"/>
+        </w:rPr>
+        <w:t>results/QOR.md        one row per run, for comparing iterations</w:t>
+      </w:r>
+    </w:p>
+    <w:p>
+      <w:r>
+        <w:t>This document was generated from 00-baseline by scripts/make_report.py. The numbers are parsed from the run's reports, not transcribed, so regenerating it after a rerun cannot produce a document that disagrees with its own evidence. Repository: estaresinic05/Silicon-From-Scratch.</w:t>
       </w:r>
     </w:p>
     <w:sectPr>
-      <w:footerReference w:type="default" r:id="rId9"/>
+      <w:headerReference w:type="default" r:id="rId9"/>
+      <w:footerReference w:type="default" r:id="rId10"/>
       <w:pgSz w:w="12240" w:h="15840"/>
-      <w:pgMar w:top="1296" w:right="1440" w:bottom="1224" w:left="1440" w:header="720" w:footer="720" w:gutter="0"/>
+      <w:pgMar w:top="1440" w:right="1440" w:bottom="1440" w:left="1440" w:header="720" w:footer="720" w:gutter="0"/>
       <w:cols w:space="720"/>
       <w:docGrid w:linePitch="360"/>
     </w:sectPr>
@@ -3770,27 +3921,90 @@
     <w:pPr>
       <w:pStyle w:val="Footer"/>
       <w:jc w:val="center"/>
+      <w:pBdr>
+        <w:top w:val="single" w:sz="4" w:space="2" w:color="CCCCCC"/>
+      </w:pBdr>
     </w:pPr>
     <w:r>
       <w:rPr>
-        <w:rFonts w:ascii="Consolas" w:hAnsi="Consolas"/>
-        <w:color w:val="6E7784"/>
+        <w:rFonts w:ascii="Arial" w:hAnsi="Arial"/>
+        <w:color w:val="808080"/>
         <w:sz w:val="16"/>
       </w:rPr>
-      <w:t xml:space="preserve">pipelined_cpu_core   ·   </w:t>
+      <w:t xml:space="preserve">Page </w:t>
     </w:r>
     <w:r>
       <w:rPr>
-        <w:rFonts w:ascii="Consolas" w:hAnsi="Consolas"/>
-        <w:color w:val="6E7784"/>
+        <w:rFonts w:ascii="Arial" w:hAnsi="Arial"/>
+        <w:color w:val="808080"/>
         <w:sz w:val="16"/>
       </w:rPr>
       <w:fldChar w:fldCharType="begin"/>
       <w:instrText xml:space="preserve">PAGE</w:instrText>
+      <w:fldChar w:fldCharType="separate"/>
+      <w:t>1</w:t>
+      <w:fldChar w:fldCharType="end"/>
+    </w:r>
+    <w:r>
+      <w:rPr>
+        <w:rFonts w:ascii="Arial" w:hAnsi="Arial"/>
+        <w:color w:val="808080"/>
+        <w:sz w:val="16"/>
+      </w:rPr>
+      <w:t xml:space="preserve"> of </w:t>
+    </w:r>
+    <w:r>
+      <w:rPr>
+        <w:rFonts w:ascii="Arial" w:hAnsi="Arial"/>
+        <w:color w:val="808080"/>
+        <w:sz w:val="16"/>
+      </w:rPr>
+      <w:fldChar w:fldCharType="begin"/>
+      <w:instrText xml:space="preserve">NUMPAGES</w:instrText>
+      <w:fldChar w:fldCharType="separate"/>
+      <w:t>1</w:t>
       <w:fldChar w:fldCharType="end"/>
     </w:r>
   </w:p>
 </w:ftr>
+</file>
+
+<file path=word/header1.xml><?xml version="1.0" encoding="utf-8"?>
+<w:hdr xmlns:m="http://schemas.openxmlformats.org/officeDocument/2006/math" xmlns:mc="http://schemas.openxmlformats.org/markup-compatibility/2006" xmlns:mo="http://schemas.microsoft.com/office/mac/office/2008/main" xmlns:mv="urn:schemas-microsoft-com:mac:vml" xmlns:o="urn:schemas-microsoft-com:office:office" xmlns:r="http://schemas.openxmlformats.org/officeDocument/2006/relationships" xmlns:v="urn:schemas-microsoft-com:vml" xmlns:w10="urn:schemas-microsoft-com:office:word" xmlns:w14="http://schemas.microsoft.com/office/word/2010/wordml" xmlns:w="http://schemas.openxmlformats.org/wordprocessingml/2006/main" xmlns:wne="http://schemas.microsoft.com/office/word/2006/wordml" xmlns:wp14="http://schemas.microsoft.com/office/word/2010/wordprocessingDrawing" xmlns:wp="http://schemas.openxmlformats.org/drawingml/2006/wordprocessingDrawing" xmlns:wpc="http://schemas.microsoft.com/office/word/2010/wordprocessingCanvas" xmlns:wpg="http://schemas.microsoft.com/office/word/2010/wordprocessingGroup" xmlns:wpi="http://schemas.microsoft.com/office/word/2010/wordprocessingInk" xmlns:wps="http://schemas.microsoft.com/office/word/2010/wordprocessingShape" mc:Ignorable="w14 wp14">
+  <w:p>
+    <w:pPr>
+      <w:pStyle w:val="Header"/>
+      <w:pBdr>
+        <w:bottom w:val="single" w:sz="4" w:space="2" w:color="CCCCCC"/>
+      </w:pBdr>
+      <w:tabs>
+        <w:tab w:val="right" w:pos="9360"/>
+      </w:tabs>
+    </w:pPr>
+    <w:r>
+      <w:rPr>
+        <w:rFonts w:ascii="Arial" w:hAnsi="Arial"/>
+        <w:color w:val="808080"/>
+        <w:sz w:val="16"/>
+      </w:rPr>
+      <w:t>Physical Design Report  |  RISC-V Pipelined CPU</w:t>
+    </w:r>
+    <w:r>
+      <w:rPr>
+        <w:sz w:val="16"/>
+      </w:rPr>
+      <w:tab/>
+    </w:r>
+    <w:r>
+      <w:rPr>
+        <w:rFonts w:ascii="Arial" w:hAnsi="Arial"/>
+        <w:color w:val="808080"/>
+        <w:sz w:val="16"/>
+      </w:rPr>
+      <w:t>Elliot Staresinic</w:t>
+    </w:r>
+  </w:p>
+</w:hdr>
 </file>
 
 <file path=word/numbering.xml><?xml version="1.0" encoding="utf-8"?>
@@ -4158,12 +4372,11 @@
     <w:rsid w:val="00FC693F"/>
     <w:pPr>
       <w:widowControl/>
-      <w:spacing w:after="140" w:line="271" w:lineRule="auto"/>
+      <w:spacing w:after="120"/>
     </w:pPr>
     <w:rPr>
-      <w:rFonts w:ascii="Cambria" w:hAnsi="Cambria" w:eastAsia="Cambria"/>
-      <w:color w:val="14181D"/>
-      <w:sz w:val="21"/>
+      <w:rFonts w:ascii="Arial" w:hAnsi="Arial" w:eastAsia="Arial"/>
+      <w:sz w:val="22"/>
     </w:rPr>
   </w:style>
   <w:style w:type="paragraph" w:styleId="Header">
@@ -4221,15 +4434,15 @@
     <w:pPr>
       <w:keepNext/>
       <w:keepLines/>
-      <w:spacing w:before="300" w:after="120"/>
+      <w:spacing w:before="360" w:after="160"/>
       <w:outlineLvl w:val="0"/>
     </w:pPr>
     <w:rPr>
-      <w:rFonts w:asciiTheme="majorHAnsi" w:eastAsiaTheme="majorEastAsia" w:hAnsiTheme="majorHAnsi" w:cstheme="majorBidi" w:ascii="Cambria" w:hAnsi="Cambria" w:eastAsia="Cambria"/>
+      <w:rFonts w:asciiTheme="majorHAnsi" w:eastAsiaTheme="majorEastAsia" w:hAnsiTheme="majorHAnsi" w:cstheme="majorBidi" w:ascii="Arial" w:hAnsi="Arial" w:eastAsia="Arial"/>
       <w:b/>
       <w:bCs/>
       <w:i w:val="0"/>
-      <w:color w:val="7B47D4"/>
+      <w:color w:val="3A1675"/>
       <w:sz w:val="34"/>
       <w:szCs w:val="28"/>
     </w:rPr>
@@ -4246,16 +4459,16 @@
     <w:pPr>
       <w:keepNext/>
       <w:keepLines/>
-      <w:spacing w:before="220" w:after="120"/>
+      <w:spacing w:before="240" w:after="120"/>
       <w:outlineLvl w:val="1"/>
     </w:pPr>
     <w:rPr>
-      <w:rFonts w:asciiTheme="majorHAnsi" w:eastAsiaTheme="majorEastAsia" w:hAnsiTheme="majorHAnsi" w:cstheme="majorBidi" w:ascii="Cambria" w:hAnsi="Cambria" w:eastAsia="Cambria"/>
+      <w:rFonts w:asciiTheme="majorHAnsi" w:eastAsiaTheme="majorEastAsia" w:hAnsiTheme="majorHAnsi" w:cstheme="majorBidi" w:ascii="Arial" w:hAnsi="Arial" w:eastAsia="Arial"/>
       <w:b/>
       <w:bCs/>
       <w:i w:val="0"/>
-      <w:color w:val="7B47D4"/>
-      <w:sz w:val="27"/>
+      <w:color w:val="5A28B0"/>
+      <w:sz w:val="26"/>
       <w:szCs w:val="26"/>
     </w:rPr>
   </w:style>
@@ -4271,16 +4484,16 @@
     <w:pPr>
       <w:keepNext/>
       <w:keepLines/>
-      <w:spacing w:before="220" w:after="120"/>
+      <w:spacing w:before="200" w:after="120"/>
       <w:outlineLvl w:val="2"/>
     </w:pPr>
     <w:rPr>
-      <w:rFonts w:asciiTheme="majorHAnsi" w:eastAsiaTheme="majorEastAsia" w:hAnsiTheme="majorHAnsi" w:cstheme="majorBidi" w:ascii="Cambria" w:hAnsi="Cambria" w:eastAsia="Cambria"/>
-      <w:b/>
+      <w:rFonts w:asciiTheme="majorHAnsi" w:eastAsiaTheme="majorEastAsia" w:hAnsiTheme="majorHAnsi" w:cstheme="majorBidi" w:ascii="Arial" w:hAnsi="Arial" w:eastAsia="Arial"/>
+      <w:b w:val="0"/>
       <w:bCs/>
       <w:i w:val="0"/>
-      <w:color w:val="6B2FC9"/>
-      <w:sz w:val="23"/>
+      <w:color w:val="4F1F9E"/>
+      <w:sz w:val="24"/>
     </w:rPr>
   </w:style>
   <w:style w:type="paragraph" w:styleId="Heading4">
@@ -4957,12 +5170,16 @@
     <w:qFormat/>
     <w:rsid w:val="00FC693F"/>
     <w:pPr>
-      <w:spacing w:line="240" w:lineRule="auto"/>
+      <w:keepLines/>
+      <w:spacing w:line="240" w:lineRule="auto" w:after="200"/>
+      <w:jc w:val="center"/>
     </w:pPr>
     <w:rPr>
-      <w:b/>
+      <w:rFonts w:ascii="Arial" w:hAnsi="Arial"/>
+      <w:b w:val="0"/>
       <w:bCs/>
-      <w:color w:val="4F81BD" w:themeColor="accent1"/>
+      <w:i/>
+      <w:color w:val="22124A"/>
       <w:sz w:val="18"/>
       <w:szCs w:val="18"/>
     </w:rPr>

--- a/pipelined-cpu-physical-design/docs/pnr-report-00-baseline.docx
+++ b/pipelined-cpu-physical-design/docs/pnr-report-00-baseline.docx
@@ -94,7 +94,7 @@
           <w:color w:val="595959"/>
           <w:sz w:val="20"/>
         </w:rPr>
-        <w:t>Run: 00-baseline    |    Clock: not recorded</w:t>
+        <w:t>Run: 00-baseline    |    Clock: 3.00 ns (333 MHz)</w:t>
       </w:r>
     </w:p>
     <w:p>
@@ -243,7 +243,7 @@
     </w:p>
     <w:p>
       <w:r>
-        <w:t>The design routes to completion and meets setup timing at the clock period the SDC constrained it to, with a worst negative slack of 0.009 ns on the critical path. It occupies 4,321 standard cells at 69.7 percent density, wired with 79,481 microns of copper.</w:t>
+        <w:t>The design routes to completion and meets setup timing at a 3.00 ns clock, with a worst negative slack of 0.009 ns on the critical path. It occupies 4,321 standard cells at 69.7 percent density, wired with 79,481 microns of copper.</w:t>
       </w:r>
     </w:p>
     <w:p>
@@ -3812,7 +3812,7 @@
     </w:p>
     <w:p>
       <w:r>
-        <w:t>The five-stage pipelined RISC-V CPU reaches a routed layout on Nangate45 and meets setup timing at the clock period the SDC constrained it to, closing at 0.009 ns of setup slack across 4,321 standard cells and 79,481 microns of copper. The flow that produced it is scripted end to end, so the result is reproducible from the repository alone.</w:t>
+        <w:t>The five-stage pipelined RISC-V CPU reaches a routed layout on Nangate45 and meets setup timing at a 3.00 ns clock, closing at 0.009 ns of setup slack across 4,321 standard cells and 79,481 microns of copper. The flow that produced it is scripted end to end, so the result is reproducible from the repository alone.</w:t>
       </w:r>
     </w:p>
     <w:p>
